--- a/NexHire AI Job Matching Project.docx
+++ b/NexHire AI Job Matching Project.docx
@@ -5,114 +5,977 @@
     <w:p>
       <w:pPr>
         <w:spacing w:before="100" w:beforeAutospacing="1" w:after="100" w:afterAutospacing="1" w:line="240" w:lineRule="auto"/>
+        <w:jc w:val="center"/>
         <w:outlineLvl w:val="0"/>
         <w:rPr>
-          <w:rFonts w:ascii="Times New Roman" w:eastAsia="Times New Roman" w:hAnsi="Times New Roman" w:cs="Times New Roman"/>
+          <w:rFonts w:asciiTheme="majorBidi" w:eastAsia="Times New Roman" w:hAnsiTheme="majorBidi" w:cstheme="majorBidi"/>
           <w:b/>
           <w:bCs/>
+          <w:color w:val="000000" w:themeColor="text1"/>
           <w:kern w:val="36"/>
           <w:sz w:val="48"/>
           <w:szCs w:val="48"/>
-          <w14:ligatures w14:val="none"/>
-        </w:rPr>
-      </w:pPr>
-      <w:proofErr w:type="spellStart"/>
-      <w:r>
-        <w:rPr>
-          <w:rFonts w:ascii="Times New Roman" w:eastAsia="Times New Roman" w:hAnsi="Times New Roman" w:cs="Times New Roman"/>
+        </w:rPr>
+      </w:pPr>
+      <w:bookmarkStart w:id="0" w:name="_Toc224154954"/>
+    </w:p>
+    <w:p>
+      <w:pPr>
+        <w:spacing w:before="100" w:beforeAutospacing="1" w:after="100" w:afterAutospacing="1" w:line="240" w:lineRule="auto"/>
+        <w:jc w:val="center"/>
+        <w:outlineLvl w:val="0"/>
+        <w:rPr>
+          <w:rFonts w:asciiTheme="majorBidi" w:eastAsia="Times New Roman" w:hAnsiTheme="majorBidi" w:cstheme="majorBidi"/>
           <w:b/>
           <w:bCs/>
+          <w:color w:val="000000" w:themeColor="text1"/>
           <w:kern w:val="36"/>
           <w:sz w:val="48"/>
           <w:szCs w:val="48"/>
-          <w14:ligatures w14:val="none"/>
-        </w:rPr>
-        <w:t>NexHire</w:t>
-      </w:r>
-      <w:proofErr w:type="spellEnd"/>
-      <w:r>
-        <w:rPr>
-          <w:rFonts w:ascii="Times New Roman" w:eastAsia="Times New Roman" w:hAnsi="Times New Roman" w:cs="Times New Roman"/>
+        </w:rPr>
+      </w:pPr>
+    </w:p>
+    <w:p>
+      <w:pPr>
+        <w:spacing w:before="100" w:beforeAutospacing="1" w:after="100" w:afterAutospacing="1" w:line="240" w:lineRule="auto"/>
+        <w:jc w:val="center"/>
+        <w:outlineLvl w:val="0"/>
+        <w:rPr>
+          <w:rFonts w:asciiTheme="majorBidi" w:eastAsia="Times New Roman" w:hAnsiTheme="majorBidi" w:cstheme="majorBidi"/>
           <w:b/>
           <w:bCs/>
+          <w:color w:val="000000" w:themeColor="text1"/>
           <w:kern w:val="36"/>
           <w:sz w:val="48"/>
           <w:szCs w:val="48"/>
-          <w14:ligatures w14:val="none"/>
-        </w:rPr>
-        <w:t xml:space="preserve"> AI Job Matching Project – Report (DOCX)</w:t>
-      </w:r>
-    </w:p>
-    <w:p>
-      <w:pPr>
-        <w:spacing w:after="0" w:line="240" w:lineRule="auto"/>
-        <w:rPr>
-          <w:rFonts w:ascii="Times New Roman" w:eastAsia="Times New Roman" w:hAnsi="Times New Roman" w:cs="Times New Roman"/>
-          <w:kern w:val="0"/>
-          <w14:ligatures w14:val="none"/>
-        </w:rPr>
-      </w:pPr>
-      <w:r>
-        <w:rPr>
-          <w:rFonts w:ascii="Times New Roman" w:eastAsia="Times New Roman" w:hAnsi="Times New Roman" w:cs="Times New Roman"/>
-          <w:kern w:val="0"/>
-          <w14:ligatures w14:val="none"/>
-        </w:rPr>
-        <w:pict w14:anchorId="5FE5FB86">
-          <v:rect id="_x0000_i1025" style="width:0;height:1.5pt" o:hralign="center" o:hrstd="t" o:hr="t" fillcolor="#a0a0a0" stroked="f"/>
-        </w:pict>
-      </w:r>
-    </w:p>
-    <w:p>
-      <w:pPr>
-        <w:spacing w:before="100" w:beforeAutospacing="1" w:after="100" w:afterAutospacing="1" w:line="240" w:lineRule="auto"/>
-        <w:outlineLvl w:val="2"/>
-        <w:rPr>
-          <w:rFonts w:ascii="Times New Roman" w:eastAsia="Times New Roman" w:hAnsi="Times New Roman" w:cs="Times New Roman"/>
+        </w:rPr>
+      </w:pPr>
+    </w:p>
+    <w:p>
+      <w:pPr>
+        <w:spacing w:before="100" w:beforeAutospacing="1" w:after="100" w:afterAutospacing="1" w:line="240" w:lineRule="auto"/>
+        <w:jc w:val="center"/>
+        <w:outlineLvl w:val="0"/>
+        <w:rPr>
+          <w:rFonts w:asciiTheme="majorBidi" w:eastAsia="Times New Roman" w:hAnsiTheme="majorBidi" w:cstheme="majorBidi"/>
           <w:b/>
           <w:bCs/>
-          <w:kern w:val="0"/>
-          <w:sz w:val="27"/>
-          <w:szCs w:val="27"/>
-          <w14:ligatures w14:val="none"/>
-        </w:rPr>
-      </w:pPr>
-      <w:r>
-        <w:rPr>
-          <w:rFonts w:ascii="Times New Roman" w:eastAsia="Times New Roman" w:hAnsi="Times New Roman" w:cs="Times New Roman"/>
+          <w:color w:val="000000" w:themeColor="text1"/>
+          <w:kern w:val="36"/>
+          <w:sz w:val="48"/>
+          <w:szCs w:val="48"/>
+        </w:rPr>
+      </w:pPr>
+    </w:p>
+    <w:p>
+      <w:pPr>
+        <w:spacing w:before="100" w:beforeAutospacing="1" w:after="100" w:afterAutospacing="1" w:line="240" w:lineRule="auto"/>
+        <w:jc w:val="center"/>
+        <w:outlineLvl w:val="0"/>
+        <w:rPr>
+          <w:rFonts w:asciiTheme="majorBidi" w:eastAsia="Times New Roman" w:hAnsiTheme="majorBidi" w:cstheme="majorBidi"/>
           <w:b/>
           <w:bCs/>
-          <w:kern w:val="0"/>
-          <w:sz w:val="27"/>
-          <w:szCs w:val="27"/>
-          <w14:ligatures w14:val="none"/>
-        </w:rPr>
-        <w:t>1️</w:t>
-      </w:r>
-      <w:r>
-        <w:rPr>
-          <w:rFonts w:ascii="Segoe UI Symbol" w:eastAsia="Times New Roman" w:hAnsi="Segoe UI Symbol" w:cs="Segoe UI Symbol"/>
+          <w:color w:val="000000" w:themeColor="text1"/>
+          <w:kern w:val="36"/>
+          <w:sz w:val="48"/>
+          <w:szCs w:val="48"/>
+        </w:rPr>
+      </w:pPr>
+      <w:r>
+        <w:rPr>
+          <w:rFonts w:asciiTheme="majorBidi" w:eastAsia="Times New Roman" w:hAnsiTheme="majorBidi" w:cstheme="majorBidi"/>
           <w:b/>
           <w:bCs/>
-          <w:kern w:val="0"/>
-          <w:sz w:val="27"/>
-          <w:szCs w:val="27"/>
-          <w14:ligatures w14:val="none"/>
-        </w:rPr>
-        <w:t>⃣</w:t>
-      </w:r>
-      <w:r>
-        <w:rPr>
-          <w:rFonts w:ascii="Times New Roman" w:eastAsia="Times New Roman" w:hAnsi="Times New Roman" w:cs="Times New Roman"/>
+          <w:color w:val="000000" w:themeColor="text1"/>
+          <w:kern w:val="36"/>
+          <w:sz w:val="48"/>
+          <w:szCs w:val="48"/>
+        </w:rPr>
+        <w:t>Amna Naseer</w:t>
+      </w:r>
+      <w:bookmarkEnd w:id="0"/>
+    </w:p>
+    <w:p>
+      <w:pPr>
+        <w:spacing w:before="100" w:beforeAutospacing="1" w:after="100" w:afterAutospacing="1" w:line="240" w:lineRule="auto"/>
+        <w:jc w:val="center"/>
+        <w:outlineLvl w:val="0"/>
+        <w:rPr>
+          <w:rFonts w:asciiTheme="majorBidi" w:eastAsia="Times New Roman" w:hAnsiTheme="majorBidi" w:cstheme="majorBidi"/>
           <w:b/>
           <w:bCs/>
-          <w:kern w:val="0"/>
-          <w:sz w:val="27"/>
-          <w:szCs w:val="27"/>
-          <w14:ligatures w14:val="none"/>
-        </w:rPr>
-        <w:t xml:space="preserve"> Project Overview</w:t>
-      </w:r>
+          <w:color w:val="000000" w:themeColor="text1"/>
+          <w:kern w:val="36"/>
+          <w:sz w:val="48"/>
+          <w:szCs w:val="48"/>
+        </w:rPr>
+      </w:pPr>
+      <w:bookmarkStart w:id="1" w:name="_Toc224154955"/>
+      <w:proofErr w:type="spellStart"/>
+      <w:r>
+        <w:rPr>
+          <w:rFonts w:asciiTheme="majorBidi" w:eastAsia="Times New Roman" w:hAnsiTheme="majorBidi" w:cstheme="majorBidi"/>
+          <w:b/>
+          <w:bCs/>
+          <w:color w:val="000000" w:themeColor="text1"/>
+          <w:kern w:val="36"/>
+          <w:sz w:val="48"/>
+          <w:szCs w:val="48"/>
+        </w:rPr>
+        <w:t>NexHire</w:t>
+      </w:r>
+      <w:proofErr w:type="spellEnd"/>
+      <w:r>
+        <w:rPr>
+          <w:rFonts w:asciiTheme="majorBidi" w:eastAsia="Times New Roman" w:hAnsiTheme="majorBidi" w:cstheme="majorBidi"/>
+          <w:b/>
+          <w:bCs/>
+          <w:color w:val="000000" w:themeColor="text1"/>
+          <w:kern w:val="36"/>
+          <w:sz w:val="48"/>
+          <w:szCs w:val="48"/>
+        </w:rPr>
+        <w:t xml:space="preserve"> AI Job Matching Project</w:t>
+      </w:r>
+    </w:p>
+    <w:p>
+      <w:pPr>
+        <w:spacing w:before="100" w:beforeAutospacing="1" w:after="100" w:afterAutospacing="1" w:line="240" w:lineRule="auto"/>
+        <w:jc w:val="center"/>
+        <w:outlineLvl w:val="0"/>
+        <w:rPr>
+          <w:rFonts w:asciiTheme="majorBidi" w:eastAsia="Times New Roman" w:hAnsiTheme="majorBidi" w:cstheme="majorBidi"/>
+          <w:b/>
+          <w:bCs/>
+          <w:color w:val="000000" w:themeColor="text1"/>
+          <w:kern w:val="36"/>
+          <w:sz w:val="48"/>
+          <w:szCs w:val="48"/>
+        </w:rPr>
+      </w:pPr>
+      <w:r>
+        <w:rPr>
+          <w:rFonts w:asciiTheme="majorBidi" w:eastAsia="Times New Roman" w:hAnsiTheme="majorBidi" w:cstheme="majorBidi"/>
+          <w:b/>
+          <w:bCs/>
+          <w:color w:val="000000" w:themeColor="text1"/>
+          <w:kern w:val="36"/>
+          <w:sz w:val="48"/>
+          <w:szCs w:val="48"/>
+        </w:rPr>
+        <w:t>Report</w:t>
+      </w:r>
+      <w:bookmarkEnd w:id="1"/>
+    </w:p>
+    <w:p>
+      <w:pPr>
+        <w:spacing w:before="100" w:beforeAutospacing="1" w:after="100" w:afterAutospacing="1" w:line="240" w:lineRule="auto"/>
+        <w:outlineLvl w:val="0"/>
+        <w:rPr>
+          <w:rFonts w:asciiTheme="majorBidi" w:eastAsia="Times New Roman" w:hAnsiTheme="majorBidi" w:cstheme="majorBidi"/>
+          <w:b/>
+          <w:bCs/>
+          <w:color w:val="000000" w:themeColor="text1"/>
+          <w:kern w:val="36"/>
+          <w:sz w:val="48"/>
+          <w:szCs w:val="48"/>
+        </w:rPr>
+      </w:pPr>
+    </w:p>
+    <w:p>
+      <w:pPr>
+        <w:spacing w:before="100" w:beforeAutospacing="1" w:after="100" w:afterAutospacing="1" w:line="240" w:lineRule="auto"/>
+        <w:outlineLvl w:val="0"/>
+        <w:rPr>
+          <w:rFonts w:asciiTheme="majorBidi" w:eastAsia="Times New Roman" w:hAnsiTheme="majorBidi" w:cstheme="majorBidi"/>
+          <w:b/>
+          <w:bCs/>
+          <w:color w:val="000000" w:themeColor="text1"/>
+          <w:kern w:val="36"/>
+          <w:sz w:val="48"/>
+          <w:szCs w:val="48"/>
+        </w:rPr>
+      </w:pPr>
+    </w:p>
+    <w:p>
+      <w:pPr>
+        <w:rPr>
+          <w:rFonts w:asciiTheme="majorBidi" w:eastAsia="Times New Roman" w:hAnsiTheme="majorBidi" w:cstheme="majorBidi"/>
+          <w:b/>
+          <w:bCs/>
+          <w:color w:val="000000" w:themeColor="text1"/>
+          <w:kern w:val="36"/>
+          <w:sz w:val="48"/>
+          <w:szCs w:val="48"/>
+        </w:rPr>
+      </w:pPr>
+      <w:r>
+        <w:rPr>
+          <w:rFonts w:asciiTheme="majorBidi" w:eastAsia="Times New Roman" w:hAnsiTheme="majorBidi" w:cstheme="majorBidi"/>
+          <w:b/>
+          <w:bCs/>
+          <w:color w:val="000000" w:themeColor="text1"/>
+          <w:kern w:val="36"/>
+          <w:sz w:val="48"/>
+          <w:szCs w:val="48"/>
+        </w:rPr>
+        <w:br w:type="page"/>
+      </w:r>
+    </w:p>
+    <w:sdt>
+      <w:sdtPr>
+        <w:rPr>
+          <w:rFonts w:asciiTheme="majorBidi" w:hAnsiTheme="majorBidi"/>
+          <w:color w:val="000000" w:themeColor="text1"/>
+        </w:rPr>
+        <w:id w:val="-1896339232"/>
+        <w:docPartObj>
+          <w:docPartGallery w:val="Table of Contents"/>
+          <w:docPartUnique/>
+        </w:docPartObj>
+      </w:sdtPr>
+      <w:sdtEndPr>
+        <w:rPr>
+          <w:rFonts w:eastAsiaTheme="minorEastAsia"/>
+          <w:b/>
+          <w:bCs/>
+          <w:noProof/>
+          <w:sz w:val="22"/>
+          <w:szCs w:val="22"/>
+        </w:rPr>
+      </w:sdtEndPr>
+      <w:sdtContent>
+        <w:p>
+          <w:pPr>
+            <w:pStyle w:val="TOCHeading"/>
+            <w:rPr>
+              <w:rFonts w:asciiTheme="majorBidi" w:hAnsiTheme="majorBidi"/>
+              <w:color w:val="000000" w:themeColor="text1"/>
+            </w:rPr>
+          </w:pPr>
+          <w:r>
+            <w:rPr>
+              <w:rFonts w:asciiTheme="majorBidi" w:hAnsiTheme="majorBidi"/>
+              <w:color w:val="000000" w:themeColor="text1"/>
+            </w:rPr>
+            <w:t>Contents</w:t>
+          </w:r>
+        </w:p>
+        <w:p>
+          <w:pPr>
+            <w:pStyle w:val="TOC1"/>
+            <w:tabs>
+              <w:tab w:val="right" w:leader="dot" w:pos="9350"/>
+            </w:tabs>
+            <w:rPr>
+              <w:rFonts w:asciiTheme="majorBidi" w:hAnsiTheme="majorBidi" w:cstheme="majorBidi"/>
+              <w:noProof/>
+              <w:color w:val="000000" w:themeColor="text1"/>
+            </w:rPr>
+          </w:pPr>
+          <w:r>
+            <w:rPr>
+              <w:rFonts w:asciiTheme="majorBidi" w:hAnsiTheme="majorBidi" w:cstheme="majorBidi"/>
+              <w:color w:val="000000" w:themeColor="text1"/>
+            </w:rPr>
+            <w:fldChar w:fldCharType="begin"/>
+          </w:r>
+          <w:r>
+            <w:rPr>
+              <w:rFonts w:asciiTheme="majorBidi" w:hAnsiTheme="majorBidi" w:cstheme="majorBidi"/>
+              <w:color w:val="000000" w:themeColor="text1"/>
+            </w:rPr>
+            <w:instrText xml:space="preserve"> TOC \o "1-3" \h \z \u </w:instrText>
+          </w:r>
+          <w:r>
+            <w:rPr>
+              <w:rFonts w:asciiTheme="majorBidi" w:hAnsiTheme="majorBidi" w:cstheme="majorBidi"/>
+              <w:color w:val="000000" w:themeColor="text1"/>
+            </w:rPr>
+            <w:fldChar w:fldCharType="separate"/>
+          </w:r>
+          <w:hyperlink w:anchor="_Toc224154956" w:history="1">
+            <w:r>
+              <w:rPr>
+                <w:rStyle w:val="Hyperlink"/>
+                <w:rFonts w:asciiTheme="majorBidi" w:hAnsiTheme="majorBidi" w:cstheme="majorBidi"/>
+                <w:noProof/>
+                <w:color w:val="000000" w:themeColor="text1"/>
+              </w:rPr>
+              <w:t>Project Overview</w:t>
+            </w:r>
+            <w:r>
+              <w:rPr>
+                <w:rFonts w:asciiTheme="majorBidi" w:hAnsiTheme="majorBidi" w:cstheme="majorBidi"/>
+                <w:noProof/>
+                <w:webHidden/>
+                <w:color w:val="000000" w:themeColor="text1"/>
+              </w:rPr>
+              <w:tab/>
+            </w:r>
+            <w:r>
+              <w:rPr>
+                <w:rFonts w:asciiTheme="majorBidi" w:hAnsiTheme="majorBidi" w:cstheme="majorBidi"/>
+                <w:noProof/>
+                <w:webHidden/>
+                <w:color w:val="000000" w:themeColor="text1"/>
+              </w:rPr>
+              <w:fldChar w:fldCharType="begin"/>
+            </w:r>
+            <w:r>
+              <w:rPr>
+                <w:rFonts w:asciiTheme="majorBidi" w:hAnsiTheme="majorBidi" w:cstheme="majorBidi"/>
+                <w:noProof/>
+                <w:webHidden/>
+                <w:color w:val="000000" w:themeColor="text1"/>
+              </w:rPr>
+              <w:instrText xml:space="preserve"> PAGEREF _Toc224154956 \h </w:instrText>
+            </w:r>
+            <w:r>
+              <w:rPr>
+                <w:rFonts w:asciiTheme="majorBidi" w:hAnsiTheme="majorBidi" w:cstheme="majorBidi"/>
+                <w:noProof/>
+                <w:webHidden/>
+                <w:color w:val="000000" w:themeColor="text1"/>
+              </w:rPr>
+            </w:r>
+            <w:r>
+              <w:rPr>
+                <w:rFonts w:asciiTheme="majorBidi" w:hAnsiTheme="majorBidi" w:cstheme="majorBidi"/>
+                <w:noProof/>
+                <w:webHidden/>
+                <w:color w:val="000000" w:themeColor="text1"/>
+              </w:rPr>
+              <w:fldChar w:fldCharType="separate"/>
+            </w:r>
+            <w:r>
+              <w:rPr>
+                <w:rFonts w:asciiTheme="majorBidi" w:hAnsiTheme="majorBidi" w:cstheme="majorBidi"/>
+                <w:noProof/>
+                <w:webHidden/>
+                <w:color w:val="000000" w:themeColor="text1"/>
+              </w:rPr>
+              <w:t>3</w:t>
+            </w:r>
+            <w:r>
+              <w:rPr>
+                <w:rFonts w:asciiTheme="majorBidi" w:hAnsiTheme="majorBidi" w:cstheme="majorBidi"/>
+                <w:noProof/>
+                <w:webHidden/>
+                <w:color w:val="000000" w:themeColor="text1"/>
+              </w:rPr>
+              <w:fldChar w:fldCharType="end"/>
+            </w:r>
+          </w:hyperlink>
+        </w:p>
+        <w:p>
+          <w:pPr>
+            <w:pStyle w:val="TOC1"/>
+            <w:tabs>
+              <w:tab w:val="right" w:leader="dot" w:pos="9350"/>
+            </w:tabs>
+            <w:rPr>
+              <w:rFonts w:asciiTheme="majorBidi" w:hAnsiTheme="majorBidi" w:cstheme="majorBidi"/>
+              <w:noProof/>
+              <w:color w:val="000000" w:themeColor="text1"/>
+            </w:rPr>
+          </w:pPr>
+          <w:hyperlink w:anchor="_Toc224154957" w:history="1">
+            <w:r>
+              <w:rPr>
+                <w:rStyle w:val="Hyperlink"/>
+                <w:rFonts w:asciiTheme="majorBidi" w:eastAsia="Times New Roman" w:hAnsiTheme="majorBidi" w:cstheme="majorBidi"/>
+                <w:noProof/>
+                <w:color w:val="000000" w:themeColor="text1"/>
+              </w:rPr>
+              <w:t>Dataset</w:t>
+            </w:r>
+            <w:r>
+              <w:rPr>
+                <w:rFonts w:asciiTheme="majorBidi" w:hAnsiTheme="majorBidi" w:cstheme="majorBidi"/>
+                <w:noProof/>
+                <w:webHidden/>
+                <w:color w:val="000000" w:themeColor="text1"/>
+              </w:rPr>
+              <w:tab/>
+            </w:r>
+            <w:r>
+              <w:rPr>
+                <w:rFonts w:asciiTheme="majorBidi" w:hAnsiTheme="majorBidi" w:cstheme="majorBidi"/>
+                <w:noProof/>
+                <w:webHidden/>
+                <w:color w:val="000000" w:themeColor="text1"/>
+              </w:rPr>
+              <w:fldChar w:fldCharType="begin"/>
+            </w:r>
+            <w:r>
+              <w:rPr>
+                <w:rFonts w:asciiTheme="majorBidi" w:hAnsiTheme="majorBidi" w:cstheme="majorBidi"/>
+                <w:noProof/>
+                <w:webHidden/>
+                <w:color w:val="000000" w:themeColor="text1"/>
+              </w:rPr>
+              <w:instrText xml:space="preserve"> PAGEREF _Toc224154957 \h </w:instrText>
+            </w:r>
+            <w:r>
+              <w:rPr>
+                <w:rFonts w:asciiTheme="majorBidi" w:hAnsiTheme="majorBidi" w:cstheme="majorBidi"/>
+                <w:noProof/>
+                <w:webHidden/>
+                <w:color w:val="000000" w:themeColor="text1"/>
+              </w:rPr>
+            </w:r>
+            <w:r>
+              <w:rPr>
+                <w:rFonts w:asciiTheme="majorBidi" w:hAnsiTheme="majorBidi" w:cstheme="majorBidi"/>
+                <w:noProof/>
+                <w:webHidden/>
+                <w:color w:val="000000" w:themeColor="text1"/>
+              </w:rPr>
+              <w:fldChar w:fldCharType="separate"/>
+            </w:r>
+            <w:r>
+              <w:rPr>
+                <w:rFonts w:asciiTheme="majorBidi" w:hAnsiTheme="majorBidi" w:cstheme="majorBidi"/>
+                <w:noProof/>
+                <w:webHidden/>
+                <w:color w:val="000000" w:themeColor="text1"/>
+              </w:rPr>
+              <w:t>3</w:t>
+            </w:r>
+            <w:r>
+              <w:rPr>
+                <w:rFonts w:asciiTheme="majorBidi" w:hAnsiTheme="majorBidi" w:cstheme="majorBidi"/>
+                <w:noProof/>
+                <w:webHidden/>
+                <w:color w:val="000000" w:themeColor="text1"/>
+              </w:rPr>
+              <w:fldChar w:fldCharType="end"/>
+            </w:r>
+          </w:hyperlink>
+        </w:p>
+        <w:p>
+          <w:pPr>
+            <w:pStyle w:val="TOC1"/>
+            <w:tabs>
+              <w:tab w:val="right" w:leader="dot" w:pos="9350"/>
+            </w:tabs>
+            <w:rPr>
+              <w:rFonts w:asciiTheme="majorBidi" w:hAnsiTheme="majorBidi" w:cstheme="majorBidi"/>
+              <w:noProof/>
+              <w:color w:val="000000" w:themeColor="text1"/>
+            </w:rPr>
+          </w:pPr>
+          <w:hyperlink w:anchor="_Toc224154958" w:history="1">
+            <w:r>
+              <w:rPr>
+                <w:rStyle w:val="Hyperlink"/>
+                <w:rFonts w:asciiTheme="majorBidi" w:eastAsia="Times New Roman" w:hAnsiTheme="majorBidi" w:cstheme="majorBidi"/>
+                <w:noProof/>
+                <w:color w:val="000000" w:themeColor="text1"/>
+              </w:rPr>
+              <w:t>Methodology</w:t>
+            </w:r>
+            <w:r>
+              <w:rPr>
+                <w:rFonts w:asciiTheme="majorBidi" w:hAnsiTheme="majorBidi" w:cstheme="majorBidi"/>
+                <w:noProof/>
+                <w:webHidden/>
+                <w:color w:val="000000" w:themeColor="text1"/>
+              </w:rPr>
+              <w:tab/>
+            </w:r>
+            <w:r>
+              <w:rPr>
+                <w:rFonts w:asciiTheme="majorBidi" w:hAnsiTheme="majorBidi" w:cstheme="majorBidi"/>
+                <w:noProof/>
+                <w:webHidden/>
+                <w:color w:val="000000" w:themeColor="text1"/>
+              </w:rPr>
+              <w:fldChar w:fldCharType="begin"/>
+            </w:r>
+            <w:r>
+              <w:rPr>
+                <w:rFonts w:asciiTheme="majorBidi" w:hAnsiTheme="majorBidi" w:cstheme="majorBidi"/>
+                <w:noProof/>
+                <w:webHidden/>
+                <w:color w:val="000000" w:themeColor="text1"/>
+              </w:rPr>
+              <w:instrText xml:space="preserve"> PAGEREF _Toc224154958 \h </w:instrText>
+            </w:r>
+            <w:r>
+              <w:rPr>
+                <w:rFonts w:asciiTheme="majorBidi" w:hAnsiTheme="majorBidi" w:cstheme="majorBidi"/>
+                <w:noProof/>
+                <w:webHidden/>
+                <w:color w:val="000000" w:themeColor="text1"/>
+              </w:rPr>
+            </w:r>
+            <w:r>
+              <w:rPr>
+                <w:rFonts w:asciiTheme="majorBidi" w:hAnsiTheme="majorBidi" w:cstheme="majorBidi"/>
+                <w:noProof/>
+                <w:webHidden/>
+                <w:color w:val="000000" w:themeColor="text1"/>
+              </w:rPr>
+              <w:fldChar w:fldCharType="separate"/>
+            </w:r>
+            <w:r>
+              <w:rPr>
+                <w:rFonts w:asciiTheme="majorBidi" w:hAnsiTheme="majorBidi" w:cstheme="majorBidi"/>
+                <w:noProof/>
+                <w:webHidden/>
+                <w:color w:val="000000" w:themeColor="text1"/>
+              </w:rPr>
+              <w:t>3</w:t>
+            </w:r>
+            <w:r>
+              <w:rPr>
+                <w:rFonts w:asciiTheme="majorBidi" w:hAnsiTheme="majorBidi" w:cstheme="majorBidi"/>
+                <w:noProof/>
+                <w:webHidden/>
+                <w:color w:val="000000" w:themeColor="text1"/>
+              </w:rPr>
+              <w:fldChar w:fldCharType="end"/>
+            </w:r>
+          </w:hyperlink>
+        </w:p>
+        <w:p>
+          <w:pPr>
+            <w:pStyle w:val="TOC1"/>
+            <w:tabs>
+              <w:tab w:val="right" w:leader="dot" w:pos="9350"/>
+            </w:tabs>
+            <w:rPr>
+              <w:rFonts w:asciiTheme="majorBidi" w:hAnsiTheme="majorBidi" w:cstheme="majorBidi"/>
+              <w:noProof/>
+              <w:color w:val="000000" w:themeColor="text1"/>
+            </w:rPr>
+          </w:pPr>
+          <w:hyperlink w:anchor="_Toc224154959" w:history="1">
+            <w:r>
+              <w:rPr>
+                <w:rStyle w:val="Hyperlink"/>
+                <w:rFonts w:asciiTheme="majorBidi" w:eastAsia="Times New Roman" w:hAnsiTheme="majorBidi" w:cstheme="majorBidi"/>
+                <w:noProof/>
+                <w:color w:val="000000" w:themeColor="text1"/>
+              </w:rPr>
+              <w:t>Implementation</w:t>
+            </w:r>
+            <w:r>
+              <w:rPr>
+                <w:rFonts w:asciiTheme="majorBidi" w:hAnsiTheme="majorBidi" w:cstheme="majorBidi"/>
+                <w:noProof/>
+                <w:webHidden/>
+                <w:color w:val="000000" w:themeColor="text1"/>
+              </w:rPr>
+              <w:tab/>
+            </w:r>
+            <w:r>
+              <w:rPr>
+                <w:rFonts w:asciiTheme="majorBidi" w:hAnsiTheme="majorBidi" w:cstheme="majorBidi"/>
+                <w:noProof/>
+                <w:webHidden/>
+                <w:color w:val="000000" w:themeColor="text1"/>
+              </w:rPr>
+              <w:fldChar w:fldCharType="begin"/>
+            </w:r>
+            <w:r>
+              <w:rPr>
+                <w:rFonts w:asciiTheme="majorBidi" w:hAnsiTheme="majorBidi" w:cstheme="majorBidi"/>
+                <w:noProof/>
+                <w:webHidden/>
+                <w:color w:val="000000" w:themeColor="text1"/>
+              </w:rPr>
+              <w:instrText xml:space="preserve"> PAGEREF _Toc224154959 \h </w:instrText>
+            </w:r>
+            <w:r>
+              <w:rPr>
+                <w:rFonts w:asciiTheme="majorBidi" w:hAnsiTheme="majorBidi" w:cstheme="majorBidi"/>
+                <w:noProof/>
+                <w:webHidden/>
+                <w:color w:val="000000" w:themeColor="text1"/>
+              </w:rPr>
+            </w:r>
+            <w:r>
+              <w:rPr>
+                <w:rFonts w:asciiTheme="majorBidi" w:hAnsiTheme="majorBidi" w:cstheme="majorBidi"/>
+                <w:noProof/>
+                <w:webHidden/>
+                <w:color w:val="000000" w:themeColor="text1"/>
+              </w:rPr>
+              <w:fldChar w:fldCharType="separate"/>
+            </w:r>
+            <w:r>
+              <w:rPr>
+                <w:rFonts w:asciiTheme="majorBidi" w:hAnsiTheme="majorBidi" w:cstheme="majorBidi"/>
+                <w:noProof/>
+                <w:webHidden/>
+                <w:color w:val="000000" w:themeColor="text1"/>
+              </w:rPr>
+              <w:t>3</w:t>
+            </w:r>
+            <w:r>
+              <w:rPr>
+                <w:rFonts w:asciiTheme="majorBidi" w:hAnsiTheme="majorBidi" w:cstheme="majorBidi"/>
+                <w:noProof/>
+                <w:webHidden/>
+                <w:color w:val="000000" w:themeColor="text1"/>
+              </w:rPr>
+              <w:fldChar w:fldCharType="end"/>
+            </w:r>
+          </w:hyperlink>
+        </w:p>
+        <w:p>
+          <w:pPr>
+            <w:pStyle w:val="TOC1"/>
+            <w:tabs>
+              <w:tab w:val="right" w:leader="dot" w:pos="9350"/>
+            </w:tabs>
+            <w:rPr>
+              <w:rFonts w:asciiTheme="majorBidi" w:hAnsiTheme="majorBidi" w:cstheme="majorBidi"/>
+              <w:noProof/>
+              <w:color w:val="000000" w:themeColor="text1"/>
+            </w:rPr>
+          </w:pPr>
+          <w:hyperlink w:anchor="_Toc224154960" w:history="1">
+            <w:r>
+              <w:rPr>
+                <w:rStyle w:val="Hyperlink"/>
+                <w:rFonts w:asciiTheme="majorBidi" w:eastAsia="Times New Roman" w:hAnsiTheme="majorBidi" w:cstheme="majorBidi"/>
+                <w:noProof/>
+                <w:color w:val="000000" w:themeColor="text1"/>
+              </w:rPr>
+              <w:t>Sample Outputs</w:t>
+            </w:r>
+            <w:r>
+              <w:rPr>
+                <w:rFonts w:asciiTheme="majorBidi" w:hAnsiTheme="majorBidi" w:cstheme="majorBidi"/>
+                <w:noProof/>
+                <w:webHidden/>
+                <w:color w:val="000000" w:themeColor="text1"/>
+              </w:rPr>
+              <w:tab/>
+            </w:r>
+            <w:r>
+              <w:rPr>
+                <w:rFonts w:asciiTheme="majorBidi" w:hAnsiTheme="majorBidi" w:cstheme="majorBidi"/>
+                <w:noProof/>
+                <w:webHidden/>
+                <w:color w:val="000000" w:themeColor="text1"/>
+              </w:rPr>
+              <w:fldChar w:fldCharType="begin"/>
+            </w:r>
+            <w:r>
+              <w:rPr>
+                <w:rFonts w:asciiTheme="majorBidi" w:hAnsiTheme="majorBidi" w:cstheme="majorBidi"/>
+                <w:noProof/>
+                <w:webHidden/>
+                <w:color w:val="000000" w:themeColor="text1"/>
+              </w:rPr>
+              <w:instrText xml:space="preserve"> PAGEREF _Toc224154960 \h </w:instrText>
+            </w:r>
+            <w:r>
+              <w:rPr>
+                <w:rFonts w:asciiTheme="majorBidi" w:hAnsiTheme="majorBidi" w:cstheme="majorBidi"/>
+                <w:noProof/>
+                <w:webHidden/>
+                <w:color w:val="000000" w:themeColor="text1"/>
+              </w:rPr>
+            </w:r>
+            <w:r>
+              <w:rPr>
+                <w:rFonts w:asciiTheme="majorBidi" w:hAnsiTheme="majorBidi" w:cstheme="majorBidi"/>
+                <w:noProof/>
+                <w:webHidden/>
+                <w:color w:val="000000" w:themeColor="text1"/>
+              </w:rPr>
+              <w:fldChar w:fldCharType="separate"/>
+            </w:r>
+            <w:r>
+              <w:rPr>
+                <w:rFonts w:asciiTheme="majorBidi" w:hAnsiTheme="majorBidi" w:cstheme="majorBidi"/>
+                <w:noProof/>
+                <w:webHidden/>
+                <w:color w:val="000000" w:themeColor="text1"/>
+              </w:rPr>
+              <w:t>4</w:t>
+            </w:r>
+            <w:r>
+              <w:rPr>
+                <w:rFonts w:asciiTheme="majorBidi" w:hAnsiTheme="majorBidi" w:cstheme="majorBidi"/>
+                <w:noProof/>
+                <w:webHidden/>
+                <w:color w:val="000000" w:themeColor="text1"/>
+              </w:rPr>
+              <w:fldChar w:fldCharType="end"/>
+            </w:r>
+          </w:hyperlink>
+        </w:p>
+        <w:p>
+          <w:pPr>
+            <w:pStyle w:val="TOC1"/>
+            <w:tabs>
+              <w:tab w:val="right" w:leader="dot" w:pos="9350"/>
+            </w:tabs>
+            <w:rPr>
+              <w:rFonts w:asciiTheme="majorBidi" w:hAnsiTheme="majorBidi" w:cstheme="majorBidi"/>
+              <w:noProof/>
+              <w:color w:val="000000" w:themeColor="text1"/>
+            </w:rPr>
+          </w:pPr>
+          <w:hyperlink w:anchor="_Toc224154961" w:history="1">
+            <w:r>
+              <w:rPr>
+                <w:rStyle w:val="Hyperlink"/>
+                <w:rFonts w:asciiTheme="majorBidi" w:eastAsia="Times New Roman" w:hAnsiTheme="majorBidi" w:cstheme="majorBidi"/>
+                <w:noProof/>
+                <w:color w:val="000000" w:themeColor="text1"/>
+              </w:rPr>
+              <w:t>Deployment</w:t>
+            </w:r>
+            <w:r>
+              <w:rPr>
+                <w:rFonts w:asciiTheme="majorBidi" w:hAnsiTheme="majorBidi" w:cstheme="majorBidi"/>
+                <w:noProof/>
+                <w:webHidden/>
+                <w:color w:val="000000" w:themeColor="text1"/>
+              </w:rPr>
+              <w:tab/>
+            </w:r>
+            <w:r>
+              <w:rPr>
+                <w:rFonts w:asciiTheme="majorBidi" w:hAnsiTheme="majorBidi" w:cstheme="majorBidi"/>
+                <w:noProof/>
+                <w:webHidden/>
+                <w:color w:val="000000" w:themeColor="text1"/>
+              </w:rPr>
+              <w:fldChar w:fldCharType="begin"/>
+            </w:r>
+            <w:r>
+              <w:rPr>
+                <w:rFonts w:asciiTheme="majorBidi" w:hAnsiTheme="majorBidi" w:cstheme="majorBidi"/>
+                <w:noProof/>
+                <w:webHidden/>
+                <w:color w:val="000000" w:themeColor="text1"/>
+              </w:rPr>
+              <w:instrText xml:space="preserve"> PAGEREF _Toc224154961 \h </w:instrText>
+            </w:r>
+            <w:r>
+              <w:rPr>
+                <w:rFonts w:asciiTheme="majorBidi" w:hAnsiTheme="majorBidi" w:cstheme="majorBidi"/>
+                <w:noProof/>
+                <w:webHidden/>
+                <w:color w:val="000000" w:themeColor="text1"/>
+              </w:rPr>
+            </w:r>
+            <w:r>
+              <w:rPr>
+                <w:rFonts w:asciiTheme="majorBidi" w:hAnsiTheme="majorBidi" w:cstheme="majorBidi"/>
+                <w:noProof/>
+                <w:webHidden/>
+                <w:color w:val="000000" w:themeColor="text1"/>
+              </w:rPr>
+              <w:fldChar w:fldCharType="separate"/>
+            </w:r>
+            <w:r>
+              <w:rPr>
+                <w:rFonts w:asciiTheme="majorBidi" w:hAnsiTheme="majorBidi" w:cstheme="majorBidi"/>
+                <w:noProof/>
+                <w:webHidden/>
+                <w:color w:val="000000" w:themeColor="text1"/>
+              </w:rPr>
+              <w:t>4</w:t>
+            </w:r>
+            <w:r>
+              <w:rPr>
+                <w:rFonts w:asciiTheme="majorBidi" w:hAnsiTheme="majorBidi" w:cstheme="majorBidi"/>
+                <w:noProof/>
+                <w:webHidden/>
+                <w:color w:val="000000" w:themeColor="text1"/>
+              </w:rPr>
+              <w:fldChar w:fldCharType="end"/>
+            </w:r>
+          </w:hyperlink>
+        </w:p>
+        <w:p>
+          <w:pPr>
+            <w:pStyle w:val="TOC1"/>
+            <w:tabs>
+              <w:tab w:val="right" w:leader="dot" w:pos="9350"/>
+            </w:tabs>
+            <w:rPr>
+              <w:rFonts w:asciiTheme="majorBidi" w:hAnsiTheme="majorBidi" w:cstheme="majorBidi"/>
+              <w:noProof/>
+              <w:color w:val="000000" w:themeColor="text1"/>
+            </w:rPr>
+          </w:pPr>
+          <w:hyperlink w:anchor="_Toc224154962" w:history="1">
+            <w:r>
+              <w:rPr>
+                <w:rStyle w:val="Hyperlink"/>
+                <w:rFonts w:asciiTheme="majorBidi" w:eastAsia="Times New Roman" w:hAnsiTheme="majorBidi" w:cstheme="majorBidi"/>
+                <w:noProof/>
+                <w:color w:val="000000" w:themeColor="text1"/>
+              </w:rPr>
+              <w:t>Conclusion</w:t>
+            </w:r>
+            <w:r>
+              <w:rPr>
+                <w:rFonts w:asciiTheme="majorBidi" w:hAnsiTheme="majorBidi" w:cstheme="majorBidi"/>
+                <w:noProof/>
+                <w:webHidden/>
+                <w:color w:val="000000" w:themeColor="text1"/>
+              </w:rPr>
+              <w:tab/>
+            </w:r>
+            <w:r>
+              <w:rPr>
+                <w:rFonts w:asciiTheme="majorBidi" w:hAnsiTheme="majorBidi" w:cstheme="majorBidi"/>
+                <w:noProof/>
+                <w:webHidden/>
+                <w:color w:val="000000" w:themeColor="text1"/>
+              </w:rPr>
+              <w:fldChar w:fldCharType="begin"/>
+            </w:r>
+            <w:r>
+              <w:rPr>
+                <w:rFonts w:asciiTheme="majorBidi" w:hAnsiTheme="majorBidi" w:cstheme="majorBidi"/>
+                <w:noProof/>
+                <w:webHidden/>
+                <w:color w:val="000000" w:themeColor="text1"/>
+              </w:rPr>
+              <w:instrText xml:space="preserve"> PAGEREF _Toc224154962 \h </w:instrText>
+            </w:r>
+            <w:r>
+              <w:rPr>
+                <w:rFonts w:asciiTheme="majorBidi" w:hAnsiTheme="majorBidi" w:cstheme="majorBidi"/>
+                <w:noProof/>
+                <w:webHidden/>
+                <w:color w:val="000000" w:themeColor="text1"/>
+              </w:rPr>
+            </w:r>
+            <w:r>
+              <w:rPr>
+                <w:rFonts w:asciiTheme="majorBidi" w:hAnsiTheme="majorBidi" w:cstheme="majorBidi"/>
+                <w:noProof/>
+                <w:webHidden/>
+                <w:color w:val="000000" w:themeColor="text1"/>
+              </w:rPr>
+              <w:fldChar w:fldCharType="separate"/>
+            </w:r>
+            <w:r>
+              <w:rPr>
+                <w:rFonts w:asciiTheme="majorBidi" w:hAnsiTheme="majorBidi" w:cstheme="majorBidi"/>
+                <w:noProof/>
+                <w:webHidden/>
+                <w:color w:val="000000" w:themeColor="text1"/>
+              </w:rPr>
+              <w:t>4</w:t>
+            </w:r>
+            <w:r>
+              <w:rPr>
+                <w:rFonts w:asciiTheme="majorBidi" w:hAnsiTheme="majorBidi" w:cstheme="majorBidi"/>
+                <w:noProof/>
+                <w:webHidden/>
+                <w:color w:val="000000" w:themeColor="text1"/>
+              </w:rPr>
+              <w:fldChar w:fldCharType="end"/>
+            </w:r>
+          </w:hyperlink>
+        </w:p>
+        <w:p>
+          <w:pPr>
+            <w:rPr>
+              <w:rFonts w:asciiTheme="majorBidi" w:hAnsiTheme="majorBidi" w:cstheme="majorBidi"/>
+              <w:color w:val="000000" w:themeColor="text1"/>
+            </w:rPr>
+          </w:pPr>
+          <w:r>
+            <w:rPr>
+              <w:rFonts w:asciiTheme="majorBidi" w:hAnsiTheme="majorBidi" w:cstheme="majorBidi"/>
+              <w:b/>
+              <w:bCs/>
+              <w:noProof/>
+              <w:color w:val="000000" w:themeColor="text1"/>
+            </w:rPr>
+            <w:fldChar w:fldCharType="end"/>
+          </w:r>
+        </w:p>
+      </w:sdtContent>
+    </w:sdt>
+    <w:p>
+      <w:pPr>
+        <w:spacing w:before="100" w:beforeAutospacing="1" w:after="100" w:afterAutospacing="1" w:line="240" w:lineRule="auto"/>
+        <w:outlineLvl w:val="0"/>
+        <w:rPr>
+          <w:rFonts w:asciiTheme="majorBidi" w:eastAsia="Times New Roman" w:hAnsiTheme="majorBidi" w:cstheme="majorBidi"/>
+          <w:b/>
+          <w:bCs/>
+          <w:color w:val="000000" w:themeColor="text1"/>
+          <w:kern w:val="36"/>
+          <w:sz w:val="48"/>
+          <w:szCs w:val="48"/>
+        </w:rPr>
+      </w:pPr>
+    </w:p>
+    <w:p>
+      <w:pPr>
+        <w:rPr>
+          <w:rFonts w:asciiTheme="majorBidi" w:eastAsia="Times New Roman" w:hAnsiTheme="majorBidi" w:cstheme="majorBidi"/>
+          <w:b/>
+          <w:bCs/>
+          <w:color w:val="000000" w:themeColor="text1"/>
+          <w:kern w:val="36"/>
+          <w:sz w:val="48"/>
+          <w:szCs w:val="48"/>
+        </w:rPr>
+      </w:pPr>
+    </w:p>
+    <w:p>
+      <w:pPr>
+        <w:rPr>
+          <w:rFonts w:asciiTheme="majorBidi" w:eastAsia="Times New Roman" w:hAnsiTheme="majorBidi" w:cstheme="majorBidi"/>
+          <w:b/>
+          <w:bCs/>
+          <w:color w:val="000000" w:themeColor="text1"/>
+          <w:kern w:val="36"/>
+          <w:sz w:val="48"/>
+          <w:szCs w:val="48"/>
+        </w:rPr>
+      </w:pPr>
+      <w:r>
+        <w:rPr>
+          <w:rFonts w:asciiTheme="majorBidi" w:eastAsia="Times New Roman" w:hAnsiTheme="majorBidi" w:cstheme="majorBidi"/>
+          <w:b/>
+          <w:bCs/>
+          <w:color w:val="000000" w:themeColor="text1"/>
+          <w:kern w:val="36"/>
+          <w:sz w:val="48"/>
+          <w:szCs w:val="48"/>
+        </w:rPr>
+        <w:br w:type="page"/>
+      </w:r>
+    </w:p>
+    <w:p>
+      <w:pPr>
+        <w:pStyle w:val="Heading1"/>
+        <w:rPr>
+          <w:rFonts w:asciiTheme="majorBidi" w:hAnsiTheme="majorBidi"/>
+          <w:color w:val="000000" w:themeColor="text1"/>
+        </w:rPr>
+      </w:pPr>
+      <w:bookmarkStart w:id="2" w:name="_Toc224154956"/>
+      <w:r>
+        <w:rPr>
+          <w:rFonts w:asciiTheme="majorBidi" w:hAnsiTheme="majorBidi"/>
+          <w:color w:val="000000" w:themeColor="text1"/>
+        </w:rPr>
+        <w:lastRenderedPageBreak/>
+        <w:t>Project Overview</w:t>
+      </w:r>
+      <w:bookmarkEnd w:id="2"/>
     </w:p>
     <w:p>
       <w:pPr>
@@ -122,26 +985,23 @@
         </w:numPr>
         <w:spacing w:before="100" w:beforeAutospacing="1" w:after="100" w:afterAutospacing="1" w:line="240" w:lineRule="auto"/>
         <w:rPr>
-          <w:rFonts w:ascii="Times New Roman" w:eastAsia="Times New Roman" w:hAnsi="Times New Roman" w:cs="Times New Roman"/>
-          <w:kern w:val="0"/>
-          <w14:ligatures w14:val="none"/>
-        </w:rPr>
-      </w:pPr>
-      <w:r>
-        <w:rPr>
-          <w:rFonts w:ascii="Times New Roman" w:eastAsia="Times New Roman" w:hAnsi="Times New Roman" w:cs="Times New Roman"/>
+          <w:rFonts w:asciiTheme="majorBidi" w:eastAsia="Times New Roman" w:hAnsiTheme="majorBidi" w:cstheme="majorBidi"/>
+          <w:color w:val="000000" w:themeColor="text1"/>
+        </w:rPr>
+      </w:pPr>
+      <w:r>
+        <w:rPr>
+          <w:rFonts w:asciiTheme="majorBidi" w:eastAsia="Times New Roman" w:hAnsiTheme="majorBidi" w:cstheme="majorBidi"/>
           <w:b/>
           <w:bCs/>
-          <w:kern w:val="0"/>
-          <w14:ligatures w14:val="none"/>
+          <w:color w:val="000000" w:themeColor="text1"/>
         </w:rPr>
         <w:t>Problem Statement:</w:t>
       </w:r>
       <w:r>
         <w:rPr>
-          <w:rFonts w:ascii="Times New Roman" w:eastAsia="Times New Roman" w:hAnsi="Times New Roman" w:cs="Times New Roman"/>
-          <w:kern w:val="0"/>
-          <w14:ligatures w14:val="none"/>
+          <w:rFonts w:asciiTheme="majorBidi" w:eastAsia="Times New Roman" w:hAnsiTheme="majorBidi" w:cstheme="majorBidi"/>
+          <w:color w:val="000000" w:themeColor="text1"/>
         </w:rPr>
         <w:br/>
         <w:t xml:space="preserve">Many companies receive thousands of resumes for a single job, but manually filtering is time-consuming. </w:t>
@@ -149,18 +1009,16 @@
       <w:proofErr w:type="spellStart"/>
       <w:r>
         <w:rPr>
-          <w:rFonts w:ascii="Times New Roman" w:eastAsia="Times New Roman" w:hAnsi="Times New Roman" w:cs="Times New Roman"/>
-          <w:kern w:val="0"/>
-          <w14:ligatures w14:val="none"/>
+          <w:rFonts w:asciiTheme="majorBidi" w:eastAsia="Times New Roman" w:hAnsiTheme="majorBidi" w:cstheme="majorBidi"/>
+          <w:color w:val="000000" w:themeColor="text1"/>
         </w:rPr>
         <w:t>NexHire</w:t>
       </w:r>
       <w:proofErr w:type="spellEnd"/>
       <w:r>
         <w:rPr>
-          <w:rFonts w:ascii="Times New Roman" w:eastAsia="Times New Roman" w:hAnsi="Times New Roman" w:cs="Times New Roman"/>
-          <w:kern w:val="0"/>
-          <w14:ligatures w14:val="none"/>
+          <w:rFonts w:asciiTheme="majorBidi" w:eastAsia="Times New Roman" w:hAnsiTheme="majorBidi" w:cstheme="majorBidi"/>
+          <w:color w:val="000000" w:themeColor="text1"/>
         </w:rPr>
         <w:t xml:space="preserve"> automates the process using AI-powered job matching.</w:t>
       </w:r>
@@ -173,18 +1031,16 @@
         </w:numPr>
         <w:spacing w:before="100" w:beforeAutospacing="1" w:after="100" w:afterAutospacing="1" w:line="240" w:lineRule="auto"/>
         <w:rPr>
-          <w:rFonts w:ascii="Times New Roman" w:eastAsia="Times New Roman" w:hAnsi="Times New Roman" w:cs="Times New Roman"/>
-          <w:kern w:val="0"/>
-          <w14:ligatures w14:val="none"/>
-        </w:rPr>
-      </w:pPr>
-      <w:r>
-        <w:rPr>
-          <w:rFonts w:ascii="Times New Roman" w:eastAsia="Times New Roman" w:hAnsi="Times New Roman" w:cs="Times New Roman"/>
+          <w:rFonts w:asciiTheme="majorBidi" w:eastAsia="Times New Roman" w:hAnsiTheme="majorBidi" w:cstheme="majorBidi"/>
+          <w:color w:val="000000" w:themeColor="text1"/>
+        </w:rPr>
+      </w:pPr>
+      <w:r>
+        <w:rPr>
+          <w:rFonts w:asciiTheme="majorBidi" w:eastAsia="Times New Roman" w:hAnsiTheme="majorBidi" w:cstheme="majorBidi"/>
           <w:b/>
           <w:bCs/>
-          <w:kern w:val="0"/>
-          <w14:ligatures w14:val="none"/>
+          <w:color w:val="000000" w:themeColor="text1"/>
         </w:rPr>
         <w:t>Objective:</w:t>
       </w:r>
@@ -197,16 +1053,14 @@
         </w:numPr>
         <w:spacing w:before="100" w:beforeAutospacing="1" w:after="100" w:afterAutospacing="1" w:line="240" w:lineRule="auto"/>
         <w:rPr>
-          <w:rFonts w:ascii="Times New Roman" w:eastAsia="Times New Roman" w:hAnsi="Times New Roman" w:cs="Times New Roman"/>
-          <w:kern w:val="0"/>
-          <w14:ligatures w14:val="none"/>
-        </w:rPr>
-      </w:pPr>
-      <w:r>
-        <w:rPr>
-          <w:rFonts w:ascii="Times New Roman" w:eastAsia="Times New Roman" w:hAnsi="Times New Roman" w:cs="Times New Roman"/>
-          <w:kern w:val="0"/>
-          <w14:ligatures w14:val="none"/>
+          <w:rFonts w:asciiTheme="majorBidi" w:eastAsia="Times New Roman" w:hAnsiTheme="majorBidi" w:cstheme="majorBidi"/>
+          <w:color w:val="000000" w:themeColor="text1"/>
+        </w:rPr>
+      </w:pPr>
+      <w:r>
+        <w:rPr>
+          <w:rFonts w:asciiTheme="majorBidi" w:eastAsia="Times New Roman" w:hAnsiTheme="majorBidi" w:cstheme="majorBidi"/>
+          <w:color w:val="000000" w:themeColor="text1"/>
         </w:rPr>
         <w:t>Automatically match candidate resumes with suitable jobs.</w:t>
       </w:r>
@@ -219,16 +1073,14 @@
         </w:numPr>
         <w:spacing w:before="100" w:beforeAutospacing="1" w:after="100" w:afterAutospacing="1" w:line="240" w:lineRule="auto"/>
         <w:rPr>
-          <w:rFonts w:ascii="Times New Roman" w:eastAsia="Times New Roman" w:hAnsi="Times New Roman" w:cs="Times New Roman"/>
-          <w:kern w:val="0"/>
-          <w14:ligatures w14:val="none"/>
-        </w:rPr>
-      </w:pPr>
-      <w:r>
-        <w:rPr>
-          <w:rFonts w:ascii="Times New Roman" w:eastAsia="Times New Roman" w:hAnsi="Times New Roman" w:cs="Times New Roman"/>
-          <w:kern w:val="0"/>
-          <w14:ligatures w14:val="none"/>
+          <w:rFonts w:asciiTheme="majorBidi" w:eastAsia="Times New Roman" w:hAnsiTheme="majorBidi" w:cstheme="majorBidi"/>
+          <w:color w:val="000000" w:themeColor="text1"/>
+        </w:rPr>
+      </w:pPr>
+      <w:r>
+        <w:rPr>
+          <w:rFonts w:asciiTheme="majorBidi" w:eastAsia="Times New Roman" w:hAnsiTheme="majorBidi" w:cstheme="majorBidi"/>
+          <w:color w:val="000000" w:themeColor="text1"/>
         </w:rPr>
         <w:t>Calculate match scores based on skills overlap.</w:t>
       </w:r>
@@ -241,16 +1093,14 @@
         </w:numPr>
         <w:spacing w:before="100" w:beforeAutospacing="1" w:after="100" w:afterAutospacing="1" w:line="240" w:lineRule="auto"/>
         <w:rPr>
-          <w:rFonts w:ascii="Times New Roman" w:eastAsia="Times New Roman" w:hAnsi="Times New Roman" w:cs="Times New Roman"/>
-          <w:kern w:val="0"/>
-          <w14:ligatures w14:val="none"/>
-        </w:rPr>
-      </w:pPr>
-      <w:r>
-        <w:rPr>
-          <w:rFonts w:ascii="Times New Roman" w:eastAsia="Times New Roman" w:hAnsi="Times New Roman" w:cs="Times New Roman"/>
-          <w:kern w:val="0"/>
-          <w14:ligatures w14:val="none"/>
+          <w:rFonts w:asciiTheme="majorBidi" w:eastAsia="Times New Roman" w:hAnsiTheme="majorBidi" w:cstheme="majorBidi"/>
+          <w:color w:val="000000" w:themeColor="text1"/>
+        </w:rPr>
+      </w:pPr>
+      <w:r>
+        <w:rPr>
+          <w:rFonts w:asciiTheme="majorBidi" w:eastAsia="Times New Roman" w:hAnsiTheme="majorBidi" w:cstheme="majorBidi"/>
+          <w:color w:val="000000" w:themeColor="text1"/>
         </w:rPr>
         <w:t>Provide top recommended jobs dynamically after resume upload.</w:t>
       </w:r>
@@ -263,18 +1113,16 @@
         </w:numPr>
         <w:spacing w:before="100" w:beforeAutospacing="1" w:after="100" w:afterAutospacing="1" w:line="240" w:lineRule="auto"/>
         <w:rPr>
-          <w:rFonts w:ascii="Times New Roman" w:eastAsia="Times New Roman" w:hAnsi="Times New Roman" w:cs="Times New Roman"/>
-          <w:kern w:val="0"/>
-          <w14:ligatures w14:val="none"/>
-        </w:rPr>
-      </w:pPr>
-      <w:r>
-        <w:rPr>
-          <w:rFonts w:ascii="Times New Roman" w:eastAsia="Times New Roman" w:hAnsi="Times New Roman" w:cs="Times New Roman"/>
+          <w:rFonts w:asciiTheme="majorBidi" w:eastAsia="Times New Roman" w:hAnsiTheme="majorBidi" w:cstheme="majorBidi"/>
+          <w:color w:val="000000" w:themeColor="text1"/>
+        </w:rPr>
+      </w:pPr>
+      <w:r>
+        <w:rPr>
+          <w:rFonts w:asciiTheme="majorBidi" w:eastAsia="Times New Roman" w:hAnsiTheme="majorBidi" w:cstheme="majorBidi"/>
           <w:b/>
           <w:bCs/>
-          <w:kern w:val="0"/>
-          <w14:ligatures w14:val="none"/>
+          <w:color w:val="000000" w:themeColor="text1"/>
         </w:rPr>
         <w:t>Technologies Used:</w:t>
       </w:r>
@@ -287,16 +1135,14 @@
         </w:numPr>
         <w:spacing w:before="100" w:beforeAutospacing="1" w:after="100" w:afterAutospacing="1" w:line="240" w:lineRule="auto"/>
         <w:rPr>
-          <w:rFonts w:ascii="Times New Roman" w:eastAsia="Times New Roman" w:hAnsi="Times New Roman" w:cs="Times New Roman"/>
-          <w:kern w:val="0"/>
-          <w14:ligatures w14:val="none"/>
-        </w:rPr>
-      </w:pPr>
-      <w:r>
-        <w:rPr>
-          <w:rFonts w:ascii="Times New Roman" w:eastAsia="Times New Roman" w:hAnsi="Times New Roman" w:cs="Times New Roman"/>
-          <w:kern w:val="0"/>
-          <w14:ligatures w14:val="none"/>
+          <w:rFonts w:asciiTheme="majorBidi" w:eastAsia="Times New Roman" w:hAnsiTheme="majorBidi" w:cstheme="majorBidi"/>
+          <w:color w:val="000000" w:themeColor="text1"/>
+        </w:rPr>
+      </w:pPr>
+      <w:r>
+        <w:rPr>
+          <w:rFonts w:asciiTheme="majorBidi" w:eastAsia="Times New Roman" w:hAnsiTheme="majorBidi" w:cstheme="majorBidi"/>
+          <w:color w:val="000000" w:themeColor="text1"/>
         </w:rPr>
         <w:t>Backend: Flask, Pandas</w:t>
       </w:r>
@@ -309,16 +1155,14 @@
         </w:numPr>
         <w:spacing w:before="100" w:beforeAutospacing="1" w:after="100" w:afterAutospacing="1" w:line="240" w:lineRule="auto"/>
         <w:rPr>
-          <w:rFonts w:ascii="Times New Roman" w:eastAsia="Times New Roman" w:hAnsi="Times New Roman" w:cs="Times New Roman"/>
-          <w:kern w:val="0"/>
-          <w14:ligatures w14:val="none"/>
-        </w:rPr>
-      </w:pPr>
-      <w:r>
-        <w:rPr>
-          <w:rFonts w:ascii="Times New Roman" w:eastAsia="Times New Roman" w:hAnsi="Times New Roman" w:cs="Times New Roman"/>
-          <w:kern w:val="0"/>
-          <w14:ligatures w14:val="none"/>
+          <w:rFonts w:asciiTheme="majorBidi" w:eastAsia="Times New Roman" w:hAnsiTheme="majorBidi" w:cstheme="majorBidi"/>
+          <w:color w:val="000000" w:themeColor="text1"/>
+        </w:rPr>
+      </w:pPr>
+      <w:r>
+        <w:rPr>
+          <w:rFonts w:asciiTheme="majorBidi" w:eastAsia="Times New Roman" w:hAnsiTheme="majorBidi" w:cstheme="majorBidi"/>
+          <w:color w:val="000000" w:themeColor="text1"/>
         </w:rPr>
         <w:t>File Handling: PyPDF2, docx2txt</w:t>
       </w:r>
@@ -331,16 +1175,14 @@
         </w:numPr>
         <w:spacing w:before="100" w:beforeAutospacing="1" w:after="100" w:afterAutospacing="1" w:line="240" w:lineRule="auto"/>
         <w:rPr>
-          <w:rFonts w:ascii="Times New Roman" w:eastAsia="Times New Roman" w:hAnsi="Times New Roman" w:cs="Times New Roman"/>
-          <w:kern w:val="0"/>
-          <w14:ligatures w14:val="none"/>
-        </w:rPr>
-      </w:pPr>
-      <w:r>
-        <w:rPr>
-          <w:rFonts w:ascii="Times New Roman" w:eastAsia="Times New Roman" w:hAnsi="Times New Roman" w:cs="Times New Roman"/>
-          <w:kern w:val="0"/>
-          <w14:ligatures w14:val="none"/>
+          <w:rFonts w:asciiTheme="majorBidi" w:eastAsia="Times New Roman" w:hAnsiTheme="majorBidi" w:cstheme="majorBidi"/>
+          <w:color w:val="000000" w:themeColor="text1"/>
+        </w:rPr>
+      </w:pPr>
+      <w:r>
+        <w:rPr>
+          <w:rFonts w:asciiTheme="majorBidi" w:eastAsia="Times New Roman" w:hAnsiTheme="majorBidi" w:cstheme="majorBidi"/>
+          <w:color w:val="000000" w:themeColor="text1"/>
         </w:rPr>
         <w:t>Frontend: HTML, JavaScript (dynamic table updates)</w:t>
       </w:r>
@@ -353,90 +1195,42 @@
         </w:numPr>
         <w:spacing w:before="100" w:beforeAutospacing="1" w:after="100" w:afterAutospacing="1" w:line="240" w:lineRule="auto"/>
         <w:rPr>
-          <w:rFonts w:ascii="Times New Roman" w:eastAsia="Times New Roman" w:hAnsi="Times New Roman" w:cs="Times New Roman"/>
-          <w:kern w:val="0"/>
-          <w14:ligatures w14:val="none"/>
-        </w:rPr>
-      </w:pPr>
-      <w:r>
-        <w:rPr>
-          <w:rFonts w:ascii="Times New Roman" w:eastAsia="Times New Roman" w:hAnsi="Times New Roman" w:cs="Times New Roman"/>
-          <w:kern w:val="0"/>
-          <w14:ligatures w14:val="none"/>
+          <w:rFonts w:asciiTheme="majorBidi" w:eastAsia="Times New Roman" w:hAnsiTheme="majorBidi" w:cstheme="majorBidi"/>
+          <w:color w:val="000000" w:themeColor="text1"/>
+        </w:rPr>
+      </w:pPr>
+      <w:r>
+        <w:rPr>
+          <w:rFonts w:asciiTheme="majorBidi" w:eastAsia="Times New Roman" w:hAnsiTheme="majorBidi" w:cstheme="majorBidi"/>
+          <w:color w:val="000000" w:themeColor="text1"/>
         </w:rPr>
         <w:t>ML Concept: Skill similarity scoring</w:t>
       </w:r>
     </w:p>
     <w:p>
       <w:pPr>
-        <w:spacing w:after="0" w:line="240" w:lineRule="auto"/>
-        <w:rPr>
-          <w:rFonts w:ascii="Times New Roman" w:eastAsia="Times New Roman" w:hAnsi="Times New Roman" w:cs="Times New Roman"/>
-          <w:kern w:val="0"/>
-          <w14:ligatures w14:val="none"/>
-        </w:rPr>
-      </w:pPr>
-      <w:r>
-        <w:rPr>
-          <w:rFonts w:ascii="Times New Roman" w:eastAsia="Times New Roman" w:hAnsi="Times New Roman" w:cs="Times New Roman"/>
-          <w:kern w:val="0"/>
-          <w14:ligatures w14:val="none"/>
-        </w:rPr>
-        <w:pict w14:anchorId="14EF1B20">
-          <v:rect id="_x0000_i1026" style="width:0;height:1.5pt" o:hralign="center" o:hrstd="t" o:hr="t" fillcolor="#a0a0a0" stroked="f"/>
-        </w:pict>
-      </w:r>
-    </w:p>
-    <w:p>
-      <w:pPr>
-        <w:spacing w:before="100" w:beforeAutospacing="1" w:after="100" w:afterAutospacing="1" w:line="240" w:lineRule="auto"/>
-        <w:outlineLvl w:val="2"/>
-        <w:rPr>
-          <w:rFonts w:ascii="Times New Roman" w:eastAsia="Times New Roman" w:hAnsi="Times New Roman" w:cs="Times New Roman"/>
-          <w:b/>
-          <w:bCs/>
-          <w:kern w:val="0"/>
-          <w:sz w:val="27"/>
-          <w:szCs w:val="27"/>
-          <w14:ligatures w14:val="none"/>
-        </w:rPr>
-      </w:pPr>
-      <w:r>
-        <w:rPr>
-          <w:rFonts w:ascii="Times New Roman" w:eastAsia="Times New Roman" w:hAnsi="Times New Roman" w:cs="Times New Roman"/>
-          <w:b/>
-          <w:bCs/>
-          <w:kern w:val="0"/>
-          <w:sz w:val="27"/>
-          <w:szCs w:val="27"/>
-          <w14:ligatures w14:val="none"/>
-        </w:rPr>
-        <w:t>2️</w:t>
-      </w:r>
-      <w:r>
-        <w:rPr>
-          <w:rFonts w:ascii="Segoe UI Symbol" w:eastAsia="Times New Roman" w:hAnsi="Segoe UI Symbol" w:cs="Segoe UI Symbol"/>
-          <w:b/>
-          <w:bCs/>
-          <w:kern w:val="0"/>
-          <w:sz w:val="27"/>
-          <w:szCs w:val="27"/>
-          <w14:ligatures w14:val="none"/>
-        </w:rPr>
-        <w:t>⃣</w:t>
-      </w:r>
-      <w:r>
-        <w:rPr>
-          <w:rFonts w:ascii="Times New Roman" w:eastAsia="Times New Roman" w:hAnsi="Times New Roman" w:cs="Times New Roman"/>
-          <w:b/>
-          <w:bCs/>
-          <w:kern w:val="0"/>
-          <w:sz w:val="27"/>
-          <w:szCs w:val="27"/>
-          <w14:ligatures w14:val="none"/>
-        </w:rPr>
-        <w:t xml:space="preserve"> Dataset</w:t>
-      </w:r>
+        <w:pStyle w:val="Heading1"/>
+        <w:rPr>
+          <w:rFonts w:asciiTheme="majorBidi" w:eastAsia="Times New Roman" w:hAnsiTheme="majorBidi"/>
+          <w:color w:val="000000" w:themeColor="text1"/>
+        </w:rPr>
+      </w:pPr>
+      <w:r>
+        <w:rPr>
+          <w:rFonts w:asciiTheme="majorBidi" w:eastAsia="Times New Roman" w:hAnsiTheme="majorBidi"/>
+          <w:color w:val="000000" w:themeColor="text1"/>
+        </w:rPr>
+        <w:t xml:space="preserve"> </w:t>
+      </w:r>
+      <w:bookmarkStart w:id="3" w:name="_Toc224154957"/>
+      <w:r>
+        <w:rPr>
+          <w:rFonts w:asciiTheme="majorBidi" w:eastAsia="Times New Roman" w:hAnsiTheme="majorBidi"/>
+          <w:color w:val="000000" w:themeColor="text1"/>
+        </w:rPr>
+        <w:t>Dataset</w:t>
+      </w:r>
+      <w:bookmarkEnd w:id="3"/>
     </w:p>
     <w:p>
       <w:pPr>
@@ -446,18 +1240,16 @@
         </w:numPr>
         <w:spacing w:before="100" w:beforeAutospacing="1" w:after="100" w:afterAutospacing="1" w:line="240" w:lineRule="auto"/>
         <w:rPr>
-          <w:rFonts w:ascii="Times New Roman" w:eastAsia="Times New Roman" w:hAnsi="Times New Roman" w:cs="Times New Roman"/>
-          <w:kern w:val="0"/>
-          <w14:ligatures w14:val="none"/>
-        </w:rPr>
-      </w:pPr>
-      <w:r>
-        <w:rPr>
-          <w:rFonts w:ascii="Times New Roman" w:eastAsia="Times New Roman" w:hAnsi="Times New Roman" w:cs="Times New Roman"/>
+          <w:rFonts w:asciiTheme="majorBidi" w:eastAsia="Times New Roman" w:hAnsiTheme="majorBidi" w:cstheme="majorBidi"/>
+          <w:color w:val="000000" w:themeColor="text1"/>
+        </w:rPr>
+      </w:pPr>
+      <w:r>
+        <w:rPr>
+          <w:rFonts w:asciiTheme="majorBidi" w:eastAsia="Times New Roman" w:hAnsiTheme="majorBidi" w:cstheme="majorBidi"/>
           <w:b/>
           <w:bCs/>
-          <w:kern w:val="0"/>
-          <w14:ligatures w14:val="none"/>
+          <w:color w:val="000000" w:themeColor="text1"/>
         </w:rPr>
         <w:t>Jobs Dataset:</w:t>
       </w:r>
@@ -470,16 +1262,14 @@
         </w:numPr>
         <w:spacing w:before="100" w:beforeAutospacing="1" w:after="100" w:afterAutospacing="1" w:line="240" w:lineRule="auto"/>
         <w:rPr>
-          <w:rFonts w:ascii="Times New Roman" w:eastAsia="Times New Roman" w:hAnsi="Times New Roman" w:cs="Times New Roman"/>
-          <w:kern w:val="0"/>
-          <w14:ligatures w14:val="none"/>
-        </w:rPr>
-      </w:pPr>
-      <w:r>
-        <w:rPr>
-          <w:rFonts w:ascii="Times New Roman" w:eastAsia="Times New Roman" w:hAnsi="Times New Roman" w:cs="Times New Roman"/>
-          <w:kern w:val="0"/>
-          <w14:ligatures w14:val="none"/>
+          <w:rFonts w:asciiTheme="majorBidi" w:eastAsia="Times New Roman" w:hAnsiTheme="majorBidi" w:cstheme="majorBidi"/>
+          <w:color w:val="000000" w:themeColor="text1"/>
+        </w:rPr>
+      </w:pPr>
+      <w:r>
+        <w:rPr>
+          <w:rFonts w:asciiTheme="majorBidi" w:eastAsia="Times New Roman" w:hAnsiTheme="majorBidi" w:cstheme="majorBidi"/>
+          <w:color w:val="000000" w:themeColor="text1"/>
         </w:rPr>
         <w:t>Source: Kaggle (top 500 rows used)</w:t>
       </w:r>
@@ -492,26 +1282,23 @@
         </w:numPr>
         <w:spacing w:before="100" w:beforeAutospacing="1" w:after="100" w:afterAutospacing="1" w:line="240" w:lineRule="auto"/>
         <w:rPr>
-          <w:rFonts w:ascii="Times New Roman" w:eastAsia="Times New Roman" w:hAnsi="Times New Roman" w:cs="Times New Roman"/>
-          <w:kern w:val="0"/>
-          <w14:ligatures w14:val="none"/>
-        </w:rPr>
-      </w:pPr>
-      <w:r>
-        <w:rPr>
-          <w:rFonts w:ascii="Times New Roman" w:eastAsia="Times New Roman" w:hAnsi="Times New Roman" w:cs="Times New Roman"/>
-          <w:kern w:val="0"/>
-          <w14:ligatures w14:val="none"/>
+          <w:rFonts w:asciiTheme="majorBidi" w:eastAsia="Times New Roman" w:hAnsiTheme="majorBidi" w:cstheme="majorBidi"/>
+          <w:color w:val="000000" w:themeColor="text1"/>
+        </w:rPr>
+      </w:pPr>
+      <w:r>
+        <w:rPr>
+          <w:rFonts w:asciiTheme="majorBidi" w:eastAsia="Times New Roman" w:hAnsiTheme="majorBidi" w:cstheme="majorBidi"/>
+          <w:color w:val="000000" w:themeColor="text1"/>
         </w:rPr>
         <w:t xml:space="preserve">Columns: </w:t>
       </w:r>
       <w:r>
         <w:rPr>
-          <w:rFonts w:ascii="Courier New" w:eastAsia="Times New Roman" w:hAnsi="Courier New" w:cs="Courier New"/>
-          <w:kern w:val="0"/>
+          <w:rFonts w:asciiTheme="majorBidi" w:eastAsia="Times New Roman" w:hAnsiTheme="majorBidi" w:cstheme="majorBidi"/>
+          <w:color w:val="000000" w:themeColor="text1"/>
           <w:sz w:val="20"/>
           <w:szCs w:val="20"/>
-          <w14:ligatures w14:val="none"/>
         </w:rPr>
         <w:t>id, title, skills, location</w:t>
       </w:r>
@@ -524,16 +1311,14 @@
         </w:numPr>
         <w:spacing w:before="100" w:beforeAutospacing="1" w:after="100" w:afterAutospacing="1" w:line="240" w:lineRule="auto"/>
         <w:rPr>
-          <w:rFonts w:ascii="Times New Roman" w:eastAsia="Times New Roman" w:hAnsi="Times New Roman" w:cs="Times New Roman"/>
-          <w:kern w:val="0"/>
-          <w14:ligatures w14:val="none"/>
-        </w:rPr>
-      </w:pPr>
-      <w:r>
-        <w:rPr>
-          <w:rFonts w:ascii="Times New Roman" w:eastAsia="Times New Roman" w:hAnsi="Times New Roman" w:cs="Times New Roman"/>
-          <w:kern w:val="0"/>
-          <w14:ligatures w14:val="none"/>
+          <w:rFonts w:asciiTheme="majorBidi" w:eastAsia="Times New Roman" w:hAnsiTheme="majorBidi" w:cstheme="majorBidi"/>
+          <w:color w:val="000000" w:themeColor="text1"/>
+        </w:rPr>
+      </w:pPr>
+      <w:r>
+        <w:rPr>
+          <w:rFonts w:asciiTheme="majorBidi" w:eastAsia="Times New Roman" w:hAnsiTheme="majorBidi" w:cstheme="majorBidi"/>
+          <w:color w:val="000000" w:themeColor="text1"/>
         </w:rPr>
         <w:t>Skills cleaned, IDs generated automatically</w:t>
       </w:r>
@@ -546,18 +1331,16 @@
         </w:numPr>
         <w:spacing w:before="100" w:beforeAutospacing="1" w:after="100" w:afterAutospacing="1" w:line="240" w:lineRule="auto"/>
         <w:rPr>
-          <w:rFonts w:ascii="Times New Roman" w:eastAsia="Times New Roman" w:hAnsi="Times New Roman" w:cs="Times New Roman"/>
-          <w:kern w:val="0"/>
-          <w14:ligatures w14:val="none"/>
-        </w:rPr>
-      </w:pPr>
-      <w:r>
-        <w:rPr>
-          <w:rFonts w:ascii="Times New Roman" w:eastAsia="Times New Roman" w:hAnsi="Times New Roman" w:cs="Times New Roman"/>
+          <w:rFonts w:asciiTheme="majorBidi" w:eastAsia="Times New Roman" w:hAnsiTheme="majorBidi" w:cstheme="majorBidi"/>
+          <w:color w:val="000000" w:themeColor="text1"/>
+        </w:rPr>
+      </w:pPr>
+      <w:r>
+        <w:rPr>
+          <w:rFonts w:asciiTheme="majorBidi" w:eastAsia="Times New Roman" w:hAnsiTheme="majorBidi" w:cstheme="majorBidi"/>
           <w:b/>
           <w:bCs/>
-          <w:kern w:val="0"/>
-          <w14:ligatures w14:val="none"/>
+          <w:color w:val="000000" w:themeColor="text1"/>
         </w:rPr>
         <w:t>Candidates Dataset:</w:t>
       </w:r>
@@ -570,26 +1353,23 @@
         </w:numPr>
         <w:spacing w:before="100" w:beforeAutospacing="1" w:after="100" w:afterAutospacing="1" w:line="240" w:lineRule="auto"/>
         <w:rPr>
-          <w:rFonts w:ascii="Times New Roman" w:eastAsia="Times New Roman" w:hAnsi="Times New Roman" w:cs="Times New Roman"/>
-          <w:kern w:val="0"/>
-          <w14:ligatures w14:val="none"/>
-        </w:rPr>
-      </w:pPr>
-      <w:r>
-        <w:rPr>
-          <w:rFonts w:ascii="Times New Roman" w:eastAsia="Times New Roman" w:hAnsi="Times New Roman" w:cs="Times New Roman"/>
-          <w:kern w:val="0"/>
-          <w14:ligatures w14:val="none"/>
+          <w:rFonts w:asciiTheme="majorBidi" w:eastAsia="Times New Roman" w:hAnsiTheme="majorBidi" w:cstheme="majorBidi"/>
+          <w:color w:val="000000" w:themeColor="text1"/>
+        </w:rPr>
+      </w:pPr>
+      <w:r>
+        <w:rPr>
+          <w:rFonts w:asciiTheme="majorBidi" w:eastAsia="Times New Roman" w:hAnsiTheme="majorBidi" w:cstheme="majorBidi"/>
+          <w:color w:val="000000" w:themeColor="text1"/>
         </w:rPr>
         <w:t xml:space="preserve">Columns: </w:t>
       </w:r>
       <w:r>
         <w:rPr>
-          <w:rFonts w:ascii="Courier New" w:eastAsia="Times New Roman" w:hAnsi="Courier New" w:cs="Courier New"/>
-          <w:kern w:val="0"/>
+          <w:rFonts w:asciiTheme="majorBidi" w:eastAsia="Times New Roman" w:hAnsiTheme="majorBidi" w:cstheme="majorBidi"/>
+          <w:color w:val="000000" w:themeColor="text1"/>
           <w:sz w:val="20"/>
           <w:szCs w:val="20"/>
-          <w14:ligatures w14:val="none"/>
         </w:rPr>
         <w:t>id, name, skills</w:t>
       </w:r>
@@ -602,108 +1382,53 @@
         </w:numPr>
         <w:spacing w:before="100" w:beforeAutospacing="1" w:after="100" w:afterAutospacing="1" w:line="240" w:lineRule="auto"/>
         <w:rPr>
-          <w:rFonts w:ascii="Times New Roman" w:eastAsia="Times New Roman" w:hAnsi="Times New Roman" w:cs="Times New Roman"/>
-          <w:kern w:val="0"/>
-          <w14:ligatures w14:val="none"/>
-        </w:rPr>
-      </w:pPr>
-      <w:r>
-        <w:rPr>
-          <w:rFonts w:ascii="Times New Roman" w:eastAsia="Times New Roman" w:hAnsi="Times New Roman" w:cs="Times New Roman"/>
-          <w:kern w:val="0"/>
-          <w14:ligatures w14:val="none"/>
+          <w:rFonts w:asciiTheme="majorBidi" w:eastAsia="Times New Roman" w:hAnsiTheme="majorBidi" w:cstheme="majorBidi"/>
+          <w:color w:val="000000" w:themeColor="text1"/>
+        </w:rPr>
+      </w:pPr>
+      <w:r>
+        <w:rPr>
+          <w:rFonts w:asciiTheme="majorBidi" w:eastAsia="Times New Roman" w:hAnsiTheme="majorBidi" w:cstheme="majorBidi"/>
+          <w:color w:val="000000" w:themeColor="text1"/>
         </w:rPr>
         <w:t xml:space="preserve">Skills </w:t>
       </w:r>
       <w:proofErr w:type="gramStart"/>
       <w:r>
         <w:rPr>
-          <w:rFonts w:ascii="Times New Roman" w:eastAsia="Times New Roman" w:hAnsi="Times New Roman" w:cs="Times New Roman"/>
-          <w:kern w:val="0"/>
-          <w14:ligatures w14:val="none"/>
+          <w:rFonts w:asciiTheme="majorBidi" w:eastAsia="Times New Roman" w:hAnsiTheme="majorBidi" w:cstheme="majorBidi"/>
+          <w:color w:val="000000" w:themeColor="text1"/>
         </w:rPr>
         <w:t>cleaned,</w:t>
       </w:r>
       <w:proofErr w:type="gramEnd"/>
       <w:r>
         <w:rPr>
-          <w:rFonts w:ascii="Times New Roman" w:eastAsia="Times New Roman" w:hAnsi="Times New Roman" w:cs="Times New Roman"/>
-          <w:kern w:val="0"/>
-          <w14:ligatures w14:val="none"/>
+          <w:rFonts w:asciiTheme="majorBidi" w:eastAsia="Times New Roman" w:hAnsiTheme="majorBidi" w:cstheme="majorBidi"/>
+          <w:color w:val="000000" w:themeColor="text1"/>
         </w:rPr>
         <w:t xml:space="preserve"> ID auto-generated if missing</w:t>
       </w:r>
     </w:p>
     <w:p>
       <w:pPr>
-        <w:spacing w:after="0" w:line="240" w:lineRule="auto"/>
-        <w:rPr>
-          <w:rFonts w:ascii="Times New Roman" w:eastAsia="Times New Roman" w:hAnsi="Times New Roman" w:cs="Times New Roman"/>
-          <w:kern w:val="0"/>
-          <w14:ligatures w14:val="none"/>
-        </w:rPr>
-      </w:pPr>
-      <w:r>
-        <w:rPr>
-          <w:rFonts w:ascii="Times New Roman" w:eastAsia="Times New Roman" w:hAnsi="Times New Roman" w:cs="Times New Roman"/>
-          <w:kern w:val="0"/>
-          <w14:ligatures w14:val="none"/>
-        </w:rPr>
-        <w:pict w14:anchorId="33F04D21">
-          <v:rect id="_x0000_i1027" style="width:0;height:1.5pt" o:hralign="center" o:hrstd="t" o:hr="t" fillcolor="#a0a0a0" stroked="f"/>
-        </w:pict>
-      </w:r>
-    </w:p>
-    <w:p>
-      <w:pPr>
-        <w:spacing w:before="100" w:beforeAutospacing="1" w:after="100" w:afterAutospacing="1" w:line="240" w:lineRule="auto"/>
-        <w:outlineLvl w:val="2"/>
-        <w:rPr>
-          <w:rFonts w:ascii="Times New Roman" w:eastAsia="Times New Roman" w:hAnsi="Times New Roman" w:cs="Times New Roman"/>
-          <w:b/>
-          <w:bCs/>
-          <w:kern w:val="0"/>
-          <w:sz w:val="27"/>
-          <w:szCs w:val="27"/>
-          <w14:ligatures w14:val="none"/>
-        </w:rPr>
-      </w:pPr>
-      <w:r>
-        <w:rPr>
-          <w:rFonts w:ascii="Times New Roman" w:eastAsia="Times New Roman" w:hAnsi="Times New Roman" w:cs="Times New Roman"/>
-          <w:b/>
-          <w:bCs/>
-          <w:kern w:val="0"/>
-          <w:sz w:val="27"/>
-          <w:szCs w:val="27"/>
-          <w14:ligatures w14:val="none"/>
-        </w:rPr>
-        <w:t>3️</w:t>
-      </w:r>
-      <w:r>
-        <w:rPr>
-          <w:rFonts w:ascii="Segoe UI Symbol" w:eastAsia="Times New Roman" w:hAnsi="Segoe UI Symbol" w:cs="Segoe UI Symbol"/>
-          <w:b/>
-          <w:bCs/>
-          <w:kern w:val="0"/>
-          <w:sz w:val="27"/>
-          <w:szCs w:val="27"/>
-          <w14:ligatures w14:val="none"/>
-        </w:rPr>
-        <w:t>⃣</w:t>
-      </w:r>
-      <w:r>
-        <w:rPr>
-          <w:rFonts w:ascii="Times New Roman" w:eastAsia="Times New Roman" w:hAnsi="Times New Roman" w:cs="Times New Roman"/>
-          <w:b/>
-          <w:bCs/>
-          <w:kern w:val="0"/>
-          <w:sz w:val="27"/>
-          <w:szCs w:val="27"/>
-          <w14:ligatures w14:val="none"/>
-        </w:rPr>
-        <w:t xml:space="preserve"> Methodology</w:t>
-      </w:r>
+        <w:pStyle w:val="Heading1"/>
+        <w:rPr>
+          <w:rFonts w:asciiTheme="majorBidi" w:eastAsia="Times New Roman" w:hAnsiTheme="majorBidi"/>
+          <w:color w:val="000000" w:themeColor="text1"/>
+          <w:sz w:val="22"/>
+          <w:szCs w:val="22"/>
+        </w:rPr>
+      </w:pPr>
+      <w:bookmarkStart w:id="4" w:name="_Toc224154958"/>
+      <w:r>
+        <w:rPr>
+          <w:rFonts w:asciiTheme="majorBidi" w:eastAsia="Times New Roman" w:hAnsiTheme="majorBidi"/>
+          <w:color w:val="000000" w:themeColor="text1"/>
+        </w:rPr>
+        <w:t>Methodology</w:t>
+      </w:r>
+      <w:bookmarkEnd w:id="4"/>
     </w:p>
     <w:p>
       <w:pPr>
@@ -713,26 +1438,23 @@
         </w:numPr>
         <w:spacing w:before="100" w:beforeAutospacing="1" w:after="100" w:afterAutospacing="1" w:line="240" w:lineRule="auto"/>
         <w:rPr>
-          <w:rFonts w:ascii="Times New Roman" w:eastAsia="Times New Roman" w:hAnsi="Times New Roman" w:cs="Times New Roman"/>
-          <w:kern w:val="0"/>
-          <w14:ligatures w14:val="none"/>
-        </w:rPr>
-      </w:pPr>
-      <w:r>
-        <w:rPr>
-          <w:rFonts w:ascii="Times New Roman" w:eastAsia="Times New Roman" w:hAnsi="Times New Roman" w:cs="Times New Roman"/>
+          <w:rFonts w:asciiTheme="majorBidi" w:eastAsia="Times New Roman" w:hAnsiTheme="majorBidi" w:cstheme="majorBidi"/>
+          <w:color w:val="000000" w:themeColor="text1"/>
+        </w:rPr>
+      </w:pPr>
+      <w:r>
+        <w:rPr>
+          <w:rFonts w:asciiTheme="majorBidi" w:eastAsia="Times New Roman" w:hAnsiTheme="majorBidi" w:cstheme="majorBidi"/>
           <w:b/>
           <w:bCs/>
-          <w:kern w:val="0"/>
-          <w14:ligatures w14:val="none"/>
+          <w:color w:val="000000" w:themeColor="text1"/>
         </w:rPr>
         <w:t>Resume Upload:</w:t>
       </w:r>
       <w:r>
         <w:rPr>
-          <w:rFonts w:ascii="Times New Roman" w:eastAsia="Times New Roman" w:hAnsi="Times New Roman" w:cs="Times New Roman"/>
-          <w:kern w:val="0"/>
-          <w14:ligatures w14:val="none"/>
+          <w:rFonts w:asciiTheme="majorBidi" w:eastAsia="Times New Roman" w:hAnsiTheme="majorBidi" w:cstheme="majorBidi"/>
+          <w:color w:val="000000" w:themeColor="text1"/>
         </w:rPr>
         <w:t xml:space="preserve"> Candidate uploads resume in PDF, DOCX, or TXT format.</w:t>
       </w:r>
@@ -745,18 +1467,16 @@
         </w:numPr>
         <w:spacing w:before="100" w:beforeAutospacing="1" w:after="100" w:afterAutospacing="1" w:line="240" w:lineRule="auto"/>
         <w:rPr>
-          <w:rFonts w:ascii="Times New Roman" w:eastAsia="Times New Roman" w:hAnsi="Times New Roman" w:cs="Times New Roman"/>
-          <w:kern w:val="0"/>
-          <w14:ligatures w14:val="none"/>
-        </w:rPr>
-      </w:pPr>
-      <w:r>
-        <w:rPr>
-          <w:rFonts w:ascii="Times New Roman" w:eastAsia="Times New Roman" w:hAnsi="Times New Roman" w:cs="Times New Roman"/>
+          <w:rFonts w:asciiTheme="majorBidi" w:eastAsia="Times New Roman" w:hAnsiTheme="majorBidi" w:cstheme="majorBidi"/>
+          <w:color w:val="000000" w:themeColor="text1"/>
+        </w:rPr>
+      </w:pPr>
+      <w:r>
+        <w:rPr>
+          <w:rFonts w:asciiTheme="majorBidi" w:eastAsia="Times New Roman" w:hAnsiTheme="majorBidi" w:cstheme="majorBidi"/>
           <w:b/>
           <w:bCs/>
-          <w:kern w:val="0"/>
-          <w14:ligatures w14:val="none"/>
+          <w:color w:val="000000" w:themeColor="text1"/>
         </w:rPr>
         <w:t>Text Extraction:</w:t>
       </w:r>
@@ -769,16 +1489,14 @@
         </w:numPr>
         <w:spacing w:before="100" w:beforeAutospacing="1" w:after="100" w:afterAutospacing="1" w:line="240" w:lineRule="auto"/>
         <w:rPr>
-          <w:rFonts w:ascii="Times New Roman" w:eastAsia="Times New Roman" w:hAnsi="Times New Roman" w:cs="Times New Roman"/>
-          <w:kern w:val="0"/>
-          <w14:ligatures w14:val="none"/>
-        </w:rPr>
-      </w:pPr>
-      <w:r>
-        <w:rPr>
-          <w:rFonts w:ascii="Times New Roman" w:eastAsia="Times New Roman" w:hAnsi="Times New Roman" w:cs="Times New Roman"/>
-          <w:kern w:val="0"/>
-          <w14:ligatures w14:val="none"/>
+          <w:rFonts w:asciiTheme="majorBidi" w:eastAsia="Times New Roman" w:hAnsiTheme="majorBidi" w:cstheme="majorBidi"/>
+          <w:color w:val="000000" w:themeColor="text1"/>
+        </w:rPr>
+      </w:pPr>
+      <w:r>
+        <w:rPr>
+          <w:rFonts w:asciiTheme="majorBidi" w:eastAsia="Times New Roman" w:hAnsiTheme="majorBidi" w:cstheme="majorBidi"/>
+          <w:color w:val="000000" w:themeColor="text1"/>
         </w:rPr>
         <w:t>PDF → PyPDF2</w:t>
       </w:r>
@@ -791,16 +1509,14 @@
         </w:numPr>
         <w:spacing w:before="100" w:beforeAutospacing="1" w:after="100" w:afterAutospacing="1" w:line="240" w:lineRule="auto"/>
         <w:rPr>
-          <w:rFonts w:ascii="Times New Roman" w:eastAsia="Times New Roman" w:hAnsi="Times New Roman" w:cs="Times New Roman"/>
-          <w:kern w:val="0"/>
-          <w14:ligatures w14:val="none"/>
-        </w:rPr>
-      </w:pPr>
-      <w:r>
-        <w:rPr>
-          <w:rFonts w:ascii="Times New Roman" w:eastAsia="Times New Roman" w:hAnsi="Times New Roman" w:cs="Times New Roman"/>
-          <w:kern w:val="0"/>
-          <w14:ligatures w14:val="none"/>
+          <w:rFonts w:asciiTheme="majorBidi" w:eastAsia="Times New Roman" w:hAnsiTheme="majorBidi" w:cstheme="majorBidi"/>
+          <w:color w:val="000000" w:themeColor="text1"/>
+        </w:rPr>
+      </w:pPr>
+      <w:r>
+        <w:rPr>
+          <w:rFonts w:asciiTheme="majorBidi" w:eastAsia="Times New Roman" w:hAnsiTheme="majorBidi" w:cstheme="majorBidi"/>
+          <w:color w:val="000000" w:themeColor="text1"/>
         </w:rPr>
         <w:t>DOCX → docx2txt</w:t>
       </w:r>
@@ -813,16 +1529,14 @@
         </w:numPr>
         <w:spacing w:before="100" w:beforeAutospacing="1" w:after="100" w:afterAutospacing="1" w:line="240" w:lineRule="auto"/>
         <w:rPr>
-          <w:rFonts w:ascii="Times New Roman" w:eastAsia="Times New Roman" w:hAnsi="Times New Roman" w:cs="Times New Roman"/>
-          <w:kern w:val="0"/>
-          <w14:ligatures w14:val="none"/>
-        </w:rPr>
-      </w:pPr>
-      <w:r>
-        <w:rPr>
-          <w:rFonts w:ascii="Times New Roman" w:eastAsia="Times New Roman" w:hAnsi="Times New Roman" w:cs="Times New Roman"/>
-          <w:kern w:val="0"/>
-          <w14:ligatures w14:val="none"/>
+          <w:rFonts w:asciiTheme="majorBidi" w:eastAsia="Times New Roman" w:hAnsiTheme="majorBidi" w:cstheme="majorBidi"/>
+          <w:color w:val="000000" w:themeColor="text1"/>
+        </w:rPr>
+      </w:pPr>
+      <w:r>
+        <w:rPr>
+          <w:rFonts w:asciiTheme="majorBidi" w:eastAsia="Times New Roman" w:hAnsiTheme="majorBidi" w:cstheme="majorBidi"/>
+          <w:color w:val="000000" w:themeColor="text1"/>
         </w:rPr>
         <w:t>TXT → Python file read</w:t>
       </w:r>
@@ -835,78 +1549,70 @@
         </w:numPr>
         <w:spacing w:before="100" w:beforeAutospacing="1" w:after="100" w:afterAutospacing="1" w:line="240" w:lineRule="auto"/>
         <w:rPr>
-          <w:rFonts w:ascii="Times New Roman" w:eastAsia="Times New Roman" w:hAnsi="Times New Roman" w:cs="Times New Roman"/>
-          <w:kern w:val="0"/>
-          <w14:ligatures w14:val="none"/>
-        </w:rPr>
-      </w:pPr>
-      <w:r>
-        <w:rPr>
-          <w:rFonts w:ascii="Times New Roman" w:eastAsia="Times New Roman" w:hAnsi="Times New Roman" w:cs="Times New Roman"/>
+          <w:rFonts w:asciiTheme="majorBidi" w:eastAsia="Times New Roman" w:hAnsiTheme="majorBidi" w:cstheme="majorBidi"/>
+          <w:color w:val="000000" w:themeColor="text1"/>
+        </w:rPr>
+      </w:pPr>
+      <w:r>
+        <w:rPr>
+          <w:rFonts w:asciiTheme="majorBidi" w:eastAsia="Times New Roman" w:hAnsiTheme="majorBidi" w:cstheme="majorBidi"/>
           <w:b/>
           <w:bCs/>
-          <w:kern w:val="0"/>
-          <w14:ligatures w14:val="none"/>
+          <w:color w:val="000000" w:themeColor="text1"/>
         </w:rPr>
         <w:t>Skill Extraction:</w:t>
       </w:r>
       <w:r>
         <w:rPr>
-          <w:rFonts w:ascii="Times New Roman" w:eastAsia="Times New Roman" w:hAnsi="Times New Roman" w:cs="Times New Roman"/>
-          <w:kern w:val="0"/>
-          <w14:ligatures w14:val="none"/>
+          <w:rFonts w:asciiTheme="majorBidi" w:eastAsia="Times New Roman" w:hAnsiTheme="majorBidi" w:cstheme="majorBidi"/>
+          <w:color w:val="000000" w:themeColor="text1"/>
         </w:rPr>
         <w:t xml:space="preserve"> Using </w:t>
       </w:r>
       <w:proofErr w:type="spellStart"/>
       <w:r>
         <w:rPr>
-          <w:rFonts w:ascii="Courier New" w:eastAsia="Times New Roman" w:hAnsi="Courier New" w:cs="Courier New"/>
-          <w:kern w:val="0"/>
+          <w:rFonts w:asciiTheme="majorBidi" w:eastAsia="Times New Roman" w:hAnsiTheme="majorBidi" w:cstheme="majorBidi"/>
+          <w:color w:val="000000" w:themeColor="text1"/>
           <w:sz w:val="20"/>
           <w:szCs w:val="20"/>
-          <w14:ligatures w14:val="none"/>
         </w:rPr>
         <w:t>extract_</w:t>
       </w:r>
       <w:proofErr w:type="gramStart"/>
       <w:r>
         <w:rPr>
-          <w:rFonts w:ascii="Courier New" w:eastAsia="Times New Roman" w:hAnsi="Courier New" w:cs="Courier New"/>
-          <w:kern w:val="0"/>
+          <w:rFonts w:asciiTheme="majorBidi" w:eastAsia="Times New Roman" w:hAnsiTheme="majorBidi" w:cstheme="majorBidi"/>
+          <w:color w:val="000000" w:themeColor="text1"/>
           <w:sz w:val="20"/>
           <w:szCs w:val="20"/>
-          <w14:ligatures w14:val="none"/>
         </w:rPr>
         <w:t>skills</w:t>
       </w:r>
       <w:proofErr w:type="spellEnd"/>
       <w:r>
         <w:rPr>
-          <w:rFonts w:ascii="Courier New" w:eastAsia="Times New Roman" w:hAnsi="Courier New" w:cs="Courier New"/>
-          <w:kern w:val="0"/>
+          <w:rFonts w:asciiTheme="majorBidi" w:eastAsia="Times New Roman" w:hAnsiTheme="majorBidi" w:cstheme="majorBidi"/>
+          <w:color w:val="000000" w:themeColor="text1"/>
           <w:sz w:val="20"/>
           <w:szCs w:val="20"/>
-          <w14:ligatures w14:val="none"/>
         </w:rPr>
         <w:t>(</w:t>
       </w:r>
       <w:proofErr w:type="gramEnd"/>
       <w:r>
         <w:rPr>
-          <w:rFonts w:ascii="Courier New" w:eastAsia="Times New Roman" w:hAnsi="Courier New" w:cs="Courier New"/>
-          <w:kern w:val="0"/>
+          <w:rFonts w:asciiTheme="majorBidi" w:eastAsia="Times New Roman" w:hAnsiTheme="majorBidi" w:cstheme="majorBidi"/>
+          <w:color w:val="000000" w:themeColor="text1"/>
           <w:sz w:val="20"/>
           <w:szCs w:val="20"/>
-          <w14:ligatures w14:val="none"/>
         </w:rPr>
         <w:t>)</w:t>
       </w:r>
       <w:r>
         <w:rPr>
-          <w:rFonts w:ascii="Times New Roman" w:eastAsia="Times New Roman" w:hAnsi="Times New Roman" w:cs="Times New Roman"/>
-          <w:kern w:val="0"/>
-          <w14:ligatures w14:val="none"/>
+          <w:rFonts w:asciiTheme="majorBidi" w:eastAsia="Times New Roman" w:hAnsiTheme="majorBidi" w:cstheme="majorBidi"/>
+          <w:color w:val="000000" w:themeColor="text1"/>
         </w:rPr>
         <w:t xml:space="preserve"> function to get a list of skills.</w:t>
       </w:r>
@@ -919,18 +1625,16 @@
         </w:numPr>
         <w:spacing w:before="100" w:beforeAutospacing="1" w:after="100" w:afterAutospacing="1" w:line="240" w:lineRule="auto"/>
         <w:rPr>
-          <w:rFonts w:ascii="Times New Roman" w:eastAsia="Times New Roman" w:hAnsi="Times New Roman" w:cs="Times New Roman"/>
-          <w:kern w:val="0"/>
-          <w14:ligatures w14:val="none"/>
-        </w:rPr>
-      </w:pPr>
-      <w:r>
-        <w:rPr>
-          <w:rFonts w:ascii="Times New Roman" w:eastAsia="Times New Roman" w:hAnsi="Times New Roman" w:cs="Times New Roman"/>
+          <w:rFonts w:asciiTheme="majorBidi" w:eastAsia="Times New Roman" w:hAnsiTheme="majorBidi" w:cstheme="majorBidi"/>
+          <w:color w:val="000000" w:themeColor="text1"/>
+        </w:rPr>
+      </w:pPr>
+      <w:r>
+        <w:rPr>
+          <w:rFonts w:asciiTheme="majorBidi" w:eastAsia="Times New Roman" w:hAnsiTheme="majorBidi" w:cstheme="majorBidi"/>
           <w:b/>
           <w:bCs/>
-          <w:kern w:val="0"/>
-          <w14:ligatures w14:val="none"/>
+          <w:color w:val="000000" w:themeColor="text1"/>
         </w:rPr>
         <w:t>Job Matching:</w:t>
       </w:r>
@@ -943,18 +1647,15 @@
         </w:numPr>
         <w:spacing w:before="100" w:beforeAutospacing="1" w:after="100" w:afterAutospacing="1" w:line="240" w:lineRule="auto"/>
         <w:rPr>
-          <w:rFonts w:ascii="Times New Roman" w:eastAsia="Times New Roman" w:hAnsi="Times New Roman" w:cs="Times New Roman"/>
-          <w:kern w:val="0"/>
-          <w14:ligatures w14:val="none"/>
-        </w:rPr>
-      </w:pPr>
-      <w:r>
-        <w:rPr>
-          <w:rFonts w:ascii="Times New Roman" w:eastAsia="Times New Roman" w:hAnsi="Times New Roman" w:cs="Times New Roman"/>
-          <w:kern w:val="0"/>
-          <w14:ligatures w14:val="none"/>
-        </w:rPr>
-        <w:lastRenderedPageBreak/>
+          <w:rFonts w:asciiTheme="majorBidi" w:eastAsia="Times New Roman" w:hAnsiTheme="majorBidi" w:cstheme="majorBidi"/>
+          <w:color w:val="000000" w:themeColor="text1"/>
+        </w:rPr>
+      </w:pPr>
+      <w:r>
+        <w:rPr>
+          <w:rFonts w:asciiTheme="majorBidi" w:eastAsia="Times New Roman" w:hAnsiTheme="majorBidi" w:cstheme="majorBidi"/>
+          <w:color w:val="000000" w:themeColor="text1"/>
+        </w:rPr>
         <w:t>Compare resume skills with job skills.</w:t>
       </w:r>
     </w:p>
@@ -966,16 +1667,14 @@
         </w:numPr>
         <w:spacing w:before="100" w:beforeAutospacing="1" w:after="100" w:afterAutospacing="1" w:line="240" w:lineRule="auto"/>
         <w:rPr>
-          <w:rFonts w:ascii="Times New Roman" w:eastAsia="Times New Roman" w:hAnsi="Times New Roman" w:cs="Times New Roman"/>
-          <w:kern w:val="0"/>
-          <w14:ligatures w14:val="none"/>
-        </w:rPr>
-      </w:pPr>
-      <w:r>
-        <w:rPr>
-          <w:rFonts w:ascii="Times New Roman" w:eastAsia="Times New Roman" w:hAnsi="Times New Roman" w:cs="Times New Roman"/>
-          <w:kern w:val="0"/>
-          <w14:ligatures w14:val="none"/>
+          <w:rFonts w:asciiTheme="majorBidi" w:eastAsia="Times New Roman" w:hAnsiTheme="majorBidi" w:cstheme="majorBidi"/>
+          <w:color w:val="000000" w:themeColor="text1"/>
+        </w:rPr>
+      </w:pPr>
+      <w:r>
+        <w:rPr>
+          <w:rFonts w:asciiTheme="majorBidi" w:eastAsia="Times New Roman" w:hAnsiTheme="majorBidi" w:cstheme="majorBidi"/>
+          <w:color w:val="000000" w:themeColor="text1"/>
         </w:rPr>
         <w:t>Calculate match score:</w:t>
       </w:r>
@@ -985,88 +1684,78 @@
         <w:spacing w:beforeAutospacing="1" w:after="0" w:afterAutospacing="1" w:line="240" w:lineRule="auto"/>
         <w:ind w:left="1440"/>
         <w:rPr>
-          <w:rFonts w:ascii="Times New Roman" w:eastAsia="Times New Roman" w:hAnsi="Times New Roman" w:cs="Times New Roman"/>
-          <w:kern w:val="0"/>
-          <w14:ligatures w14:val="none"/>
-        </w:rPr>
-      </w:pPr>
-      <w:r>
-        <w:rPr>
-          <w:rFonts w:ascii="Times New Roman" w:eastAsia="Times New Roman" w:hAnsi="Times New Roman" w:cs="Times New Roman"/>
-          <w:kern w:val="0"/>
-          <w14:ligatures w14:val="none"/>
+          <w:rFonts w:asciiTheme="majorBidi" w:eastAsia="Times New Roman" w:hAnsiTheme="majorBidi" w:cstheme="majorBidi"/>
+          <w:color w:val="000000" w:themeColor="text1"/>
+        </w:rPr>
+      </w:pPr>
+      <w:r>
+        <w:rPr>
+          <w:rFonts w:asciiTheme="majorBidi" w:eastAsia="Times New Roman" w:hAnsiTheme="majorBidi" w:cstheme="majorBidi"/>
+          <w:color w:val="000000" w:themeColor="text1"/>
         </w:rPr>
         <w:t>match\_score = \</w:t>
       </w:r>
       <w:proofErr w:type="gramStart"/>
       <w:r>
         <w:rPr>
-          <w:rFonts w:ascii="Times New Roman" w:eastAsia="Times New Roman" w:hAnsi="Times New Roman" w:cs="Times New Roman"/>
-          <w:kern w:val="0"/>
-          <w14:ligatures w14:val="none"/>
+          <w:rFonts w:asciiTheme="majorBidi" w:eastAsia="Times New Roman" w:hAnsiTheme="majorBidi" w:cstheme="majorBidi"/>
+          <w:color w:val="000000" w:themeColor="text1"/>
         </w:rPr>
         <w:t>frac{</w:t>
       </w:r>
       <w:proofErr w:type="gramEnd"/>
       <w:r>
         <w:rPr>
-          <w:rFonts w:ascii="Times New Roman" w:eastAsia="Times New Roman" w:hAnsi="Times New Roman" w:cs="Times New Roman"/>
-          <w:kern w:val="0"/>
-          <w14:ligatures w14:val="none"/>
+          <w:rFonts w:asciiTheme="majorBidi" w:eastAsia="Times New Roman" w:hAnsiTheme="majorBidi" w:cstheme="majorBidi"/>
+          <w:color w:val="000000" w:themeColor="text1"/>
         </w:rPr>
         <w:t>\</w:t>
       </w:r>
       <w:proofErr w:type="gramStart"/>
       <w:r>
         <w:rPr>
-          <w:rFonts w:ascii="Times New Roman" w:eastAsia="Times New Roman" w:hAnsi="Times New Roman" w:cs="Times New Roman"/>
-          <w:kern w:val="0"/>
-          <w14:ligatures w14:val="none"/>
+          <w:rFonts w:asciiTheme="majorBidi" w:eastAsia="Times New Roman" w:hAnsiTheme="majorBidi" w:cstheme="majorBidi"/>
+          <w:color w:val="000000" w:themeColor="text1"/>
         </w:rPr>
         <w:t>text{</w:t>
       </w:r>
       <w:proofErr w:type="gramEnd"/>
       <w:r>
         <w:rPr>
-          <w:rFonts w:ascii="Times New Roman" w:eastAsia="Times New Roman" w:hAnsi="Times New Roman" w:cs="Times New Roman"/>
-          <w:kern w:val="0"/>
-          <w14:ligatures w14:val="none"/>
+          <w:rFonts w:asciiTheme="majorBidi" w:eastAsia="Times New Roman" w:hAnsiTheme="majorBidi" w:cstheme="majorBidi"/>
+          <w:color w:val="000000" w:themeColor="text1"/>
         </w:rPr>
         <w:t># of matched skills</w:t>
       </w:r>
       <w:proofErr w:type="gramStart"/>
       <w:r>
         <w:rPr>
-          <w:rFonts w:ascii="Times New Roman" w:eastAsia="Times New Roman" w:hAnsi="Times New Roman" w:cs="Times New Roman"/>
-          <w:kern w:val="0"/>
-          <w14:ligatures w14:val="none"/>
+          <w:rFonts w:asciiTheme="majorBidi" w:eastAsia="Times New Roman" w:hAnsiTheme="majorBidi" w:cstheme="majorBidi"/>
+          <w:color w:val="000000" w:themeColor="text1"/>
         </w:rPr>
         <w:t>}}{</w:t>
       </w:r>
       <w:proofErr w:type="gramEnd"/>
       <w:r>
         <w:rPr>
-          <w:rFonts w:ascii="Times New Roman" w:eastAsia="Times New Roman" w:hAnsi="Times New Roman" w:cs="Times New Roman"/>
-          <w:kern w:val="0"/>
-          <w14:ligatures w14:val="none"/>
+          <w:rFonts w:asciiTheme="majorBidi" w:eastAsia="Times New Roman" w:hAnsiTheme="majorBidi" w:cstheme="majorBidi"/>
+          <w:color w:val="000000" w:themeColor="text1"/>
         </w:rPr>
         <w:t>\</w:t>
       </w:r>
       <w:proofErr w:type="gramStart"/>
       <w:r>
         <w:rPr>
-          <w:rFonts w:ascii="Times New Roman" w:eastAsia="Times New Roman" w:hAnsi="Times New Roman" w:cs="Times New Roman"/>
-          <w:kern w:val="0"/>
-          <w14:ligatures w14:val="none"/>
+          <w:rFonts w:asciiTheme="majorBidi" w:eastAsia="Times New Roman" w:hAnsiTheme="majorBidi" w:cstheme="majorBidi"/>
+          <w:color w:val="000000" w:themeColor="text1"/>
         </w:rPr>
         <w:t>text{</w:t>
       </w:r>
       <w:proofErr w:type="gramEnd"/>
       <w:r>
         <w:rPr>
-          <w:rFonts w:ascii="Times New Roman" w:eastAsia="Times New Roman" w:hAnsi="Times New Roman" w:cs="Times New Roman"/>
-          <w:kern w:val="0"/>
-          <w14:ligatures w14:val="none"/>
+          <w:rFonts w:asciiTheme="majorBidi" w:eastAsia="Times New Roman" w:hAnsiTheme="majorBidi" w:cstheme="majorBidi"/>
+          <w:color w:val="000000" w:themeColor="text1"/>
         </w:rPr>
         <w:t xml:space="preserve"># of job skills}} \times 100 </w:t>
       </w:r>
@@ -1079,118 +1768,62 @@
         </w:numPr>
         <w:spacing w:before="100" w:beforeAutospacing="1" w:after="100" w:afterAutospacing="1" w:line="240" w:lineRule="auto"/>
         <w:rPr>
-          <w:rFonts w:ascii="Times New Roman" w:eastAsia="Times New Roman" w:hAnsi="Times New Roman" w:cs="Times New Roman"/>
-          <w:kern w:val="0"/>
-          <w14:ligatures w14:val="none"/>
-        </w:rPr>
-      </w:pPr>
-      <w:r>
-        <w:rPr>
-          <w:rFonts w:ascii="Times New Roman" w:eastAsia="Times New Roman" w:hAnsi="Times New Roman" w:cs="Times New Roman"/>
+          <w:rFonts w:asciiTheme="majorBidi" w:eastAsia="Times New Roman" w:hAnsiTheme="majorBidi" w:cstheme="majorBidi"/>
+          <w:color w:val="000000" w:themeColor="text1"/>
+        </w:rPr>
+      </w:pPr>
+      <w:r>
+        <w:rPr>
+          <w:rFonts w:asciiTheme="majorBidi" w:eastAsia="Times New Roman" w:hAnsiTheme="majorBidi" w:cstheme="majorBidi"/>
           <w:b/>
           <w:bCs/>
-          <w:kern w:val="0"/>
-          <w14:ligatures w14:val="none"/>
+          <w:color w:val="000000" w:themeColor="text1"/>
         </w:rPr>
         <w:t>Ranking:</w:t>
       </w:r>
       <w:r>
         <w:rPr>
-          <w:rFonts w:ascii="Times New Roman" w:eastAsia="Times New Roman" w:hAnsi="Times New Roman" w:cs="Times New Roman"/>
-          <w:kern w:val="0"/>
-          <w14:ligatures w14:val="none"/>
+          <w:rFonts w:asciiTheme="majorBidi" w:eastAsia="Times New Roman" w:hAnsiTheme="majorBidi" w:cstheme="majorBidi"/>
+          <w:color w:val="000000" w:themeColor="text1"/>
         </w:rPr>
         <w:t xml:space="preserve"> Jobs sorted by </w:t>
       </w:r>
       <w:proofErr w:type="spellStart"/>
       <w:r>
         <w:rPr>
-          <w:rFonts w:ascii="Times New Roman" w:eastAsia="Times New Roman" w:hAnsi="Times New Roman" w:cs="Times New Roman"/>
-          <w:kern w:val="0"/>
-          <w14:ligatures w14:val="none"/>
+          <w:rFonts w:asciiTheme="majorBidi" w:eastAsia="Times New Roman" w:hAnsiTheme="majorBidi" w:cstheme="majorBidi"/>
+          <w:color w:val="000000" w:themeColor="text1"/>
         </w:rPr>
         <w:t>match_score</w:t>
       </w:r>
       <w:proofErr w:type="spellEnd"/>
       <w:r>
         <w:rPr>
-          <w:rFonts w:ascii="Times New Roman" w:eastAsia="Times New Roman" w:hAnsi="Times New Roman" w:cs="Times New Roman"/>
-          <w:kern w:val="0"/>
-          <w14:ligatures w14:val="none"/>
+          <w:rFonts w:asciiTheme="majorBidi" w:eastAsia="Times New Roman" w:hAnsiTheme="majorBidi" w:cstheme="majorBidi"/>
+          <w:color w:val="000000" w:themeColor="text1"/>
         </w:rPr>
         <w:t xml:space="preserve"> descending → top 10 recommended jobs returned.</w:t>
       </w:r>
     </w:p>
     <w:p>
       <w:pPr>
-        <w:spacing w:after="0" w:line="240" w:lineRule="auto"/>
-        <w:rPr>
-          <w:rFonts w:ascii="Times New Roman" w:eastAsia="Times New Roman" w:hAnsi="Times New Roman" w:cs="Times New Roman"/>
-          <w:kern w:val="0"/>
-          <w14:ligatures w14:val="none"/>
-        </w:rPr>
-      </w:pPr>
-      <w:r>
-        <w:rPr>
-          <w:rFonts w:ascii="Times New Roman" w:eastAsia="Times New Roman" w:hAnsi="Times New Roman" w:cs="Times New Roman"/>
-          <w:kern w:val="0"/>
-          <w14:ligatures w14:val="none"/>
-        </w:rPr>
-        <w:pict w14:anchorId="24CBAECD">
-          <v:rect id="_x0000_i1028" style="width:0;height:1.5pt" o:hralign="center" o:hrstd="t" o:hr="t" fillcolor="#a0a0a0" stroked="f"/>
-        </w:pict>
-      </w:r>
-    </w:p>
-    <w:p>
-      <w:pPr>
-        <w:spacing w:before="100" w:beforeAutospacing="1" w:after="100" w:afterAutospacing="1" w:line="240" w:lineRule="auto"/>
-        <w:outlineLvl w:val="2"/>
-        <w:rPr>
-          <w:rFonts w:ascii="Times New Roman" w:eastAsia="Times New Roman" w:hAnsi="Times New Roman" w:cs="Times New Roman"/>
-          <w:b/>
-          <w:bCs/>
-          <w:kern w:val="0"/>
-          <w:sz w:val="27"/>
-          <w:szCs w:val="27"/>
-          <w14:ligatures w14:val="none"/>
-        </w:rPr>
-      </w:pPr>
-      <w:r>
-        <w:rPr>
-          <w:rFonts w:ascii="Times New Roman" w:eastAsia="Times New Roman" w:hAnsi="Times New Roman" w:cs="Times New Roman"/>
-          <w:b/>
-          <w:bCs/>
-          <w:kern w:val="0"/>
-          <w:sz w:val="27"/>
-          <w:szCs w:val="27"/>
-          <w14:ligatures w14:val="none"/>
-        </w:rPr>
-        <w:t>4️</w:t>
-      </w:r>
-      <w:r>
-        <w:rPr>
-          <w:rFonts w:ascii="Segoe UI Symbol" w:eastAsia="Times New Roman" w:hAnsi="Segoe UI Symbol" w:cs="Segoe UI Symbol"/>
-          <w:b/>
-          <w:bCs/>
-          <w:kern w:val="0"/>
-          <w:sz w:val="27"/>
-          <w:szCs w:val="27"/>
-          <w14:ligatures w14:val="none"/>
-        </w:rPr>
-        <w:t>⃣</w:t>
-      </w:r>
-      <w:r>
-        <w:rPr>
-          <w:rFonts w:ascii="Times New Roman" w:eastAsia="Times New Roman" w:hAnsi="Times New Roman" w:cs="Times New Roman"/>
-          <w:b/>
-          <w:bCs/>
-          <w:kern w:val="0"/>
-          <w:sz w:val="27"/>
-          <w:szCs w:val="27"/>
-          <w14:ligatures w14:val="none"/>
-        </w:rPr>
-        <w:t xml:space="preserve"> Implementation</w:t>
-      </w:r>
+        <w:pStyle w:val="Heading1"/>
+        <w:rPr>
+          <w:rFonts w:asciiTheme="majorBidi" w:eastAsia="Times New Roman" w:hAnsiTheme="majorBidi"/>
+          <w:color w:val="000000" w:themeColor="text1"/>
+          <w:sz w:val="22"/>
+          <w:szCs w:val="22"/>
+        </w:rPr>
+      </w:pPr>
+      <w:bookmarkStart w:id="5" w:name="_Toc224154959"/>
+      <w:r>
+        <w:rPr>
+          <w:rFonts w:asciiTheme="majorBidi" w:eastAsia="Times New Roman" w:hAnsiTheme="majorBidi"/>
+          <w:color w:val="000000" w:themeColor="text1"/>
+        </w:rPr>
+        <w:t>Implementation</w:t>
+      </w:r>
+      <w:bookmarkEnd w:id="5"/>
     </w:p>
     <w:p>
       <w:pPr>
@@ -1200,40 +1833,36 @@
         </w:numPr>
         <w:spacing w:before="100" w:beforeAutospacing="1" w:after="100" w:afterAutospacing="1" w:line="240" w:lineRule="auto"/>
         <w:rPr>
-          <w:rFonts w:ascii="Times New Roman" w:eastAsia="Times New Roman" w:hAnsi="Times New Roman" w:cs="Times New Roman"/>
-          <w:kern w:val="0"/>
-          <w14:ligatures w14:val="none"/>
-        </w:rPr>
-      </w:pPr>
-      <w:r>
-        <w:rPr>
-          <w:rFonts w:ascii="Times New Roman" w:eastAsia="Times New Roman" w:hAnsi="Times New Roman" w:cs="Times New Roman"/>
+          <w:rFonts w:asciiTheme="majorBidi" w:eastAsia="Times New Roman" w:hAnsiTheme="majorBidi" w:cstheme="majorBidi"/>
+          <w:color w:val="000000" w:themeColor="text1"/>
+        </w:rPr>
+      </w:pPr>
+      <w:r>
+        <w:rPr>
+          <w:rFonts w:asciiTheme="majorBidi" w:eastAsia="Times New Roman" w:hAnsiTheme="majorBidi" w:cstheme="majorBidi"/>
           <w:b/>
           <w:bCs/>
-          <w:kern w:val="0"/>
-          <w14:ligatures w14:val="none"/>
+          <w:color w:val="000000" w:themeColor="text1"/>
         </w:rPr>
         <w:t>Backend (</w:t>
       </w:r>
       <w:r>
         <w:rPr>
-          <w:rFonts w:ascii="Courier New" w:eastAsia="Times New Roman" w:hAnsi="Courier New" w:cs="Courier New"/>
+          <w:rFonts w:asciiTheme="majorBidi" w:eastAsia="Times New Roman" w:hAnsiTheme="majorBidi" w:cstheme="majorBidi"/>
           <w:b/>
           <w:bCs/>
-          <w:kern w:val="0"/>
+          <w:color w:val="000000" w:themeColor="text1"/>
           <w:sz w:val="20"/>
           <w:szCs w:val="20"/>
-          <w14:ligatures w14:val="none"/>
         </w:rPr>
         <w:t>app.py</w:t>
       </w:r>
       <w:r>
         <w:rPr>
-          <w:rFonts w:ascii="Times New Roman" w:eastAsia="Times New Roman" w:hAnsi="Times New Roman" w:cs="Times New Roman"/>
+          <w:rFonts w:asciiTheme="majorBidi" w:eastAsia="Times New Roman" w:hAnsiTheme="majorBidi" w:cstheme="majorBidi"/>
           <w:b/>
           <w:bCs/>
-          <w:kern w:val="0"/>
-          <w14:ligatures w14:val="none"/>
+          <w:color w:val="000000" w:themeColor="text1"/>
         </w:rPr>
         <w:t>)</w:t>
       </w:r>
@@ -1246,46 +1875,41 @@
         </w:numPr>
         <w:spacing w:before="100" w:beforeAutospacing="1" w:after="100" w:afterAutospacing="1" w:line="240" w:lineRule="auto"/>
         <w:rPr>
-          <w:rFonts w:ascii="Times New Roman" w:eastAsia="Times New Roman" w:hAnsi="Times New Roman" w:cs="Times New Roman"/>
-          <w:kern w:val="0"/>
-          <w14:ligatures w14:val="none"/>
-        </w:rPr>
-      </w:pPr>
-      <w:r>
-        <w:rPr>
-          <w:rFonts w:ascii="Times New Roman" w:eastAsia="Times New Roman" w:hAnsi="Times New Roman" w:cs="Times New Roman"/>
-          <w:kern w:val="0"/>
-          <w14:ligatures w14:val="none"/>
+          <w:rFonts w:asciiTheme="majorBidi" w:eastAsia="Times New Roman" w:hAnsiTheme="majorBidi" w:cstheme="majorBidi"/>
+          <w:color w:val="000000" w:themeColor="text1"/>
+        </w:rPr>
+      </w:pPr>
+      <w:r>
+        <w:rPr>
+          <w:rFonts w:asciiTheme="majorBidi" w:eastAsia="Times New Roman" w:hAnsiTheme="majorBidi" w:cstheme="majorBidi"/>
+          <w:color w:val="000000" w:themeColor="text1"/>
         </w:rPr>
         <w:t xml:space="preserve">Handles </w:t>
       </w:r>
       <w:r>
         <w:rPr>
-          <w:rFonts w:ascii="Courier New" w:eastAsia="Times New Roman" w:hAnsi="Courier New" w:cs="Courier New"/>
-          <w:kern w:val="0"/>
+          <w:rFonts w:asciiTheme="majorBidi" w:eastAsia="Times New Roman" w:hAnsiTheme="majorBidi" w:cstheme="majorBidi"/>
+          <w:color w:val="000000" w:themeColor="text1"/>
           <w:sz w:val="20"/>
           <w:szCs w:val="20"/>
-          <w14:ligatures w14:val="none"/>
         </w:rPr>
         <w:t>/</w:t>
       </w:r>
       <w:proofErr w:type="spellStart"/>
       <w:r>
         <w:rPr>
-          <w:rFonts w:ascii="Courier New" w:eastAsia="Times New Roman" w:hAnsi="Courier New" w:cs="Courier New"/>
-          <w:kern w:val="0"/>
+          <w:rFonts w:asciiTheme="majorBidi" w:eastAsia="Times New Roman" w:hAnsiTheme="majorBidi" w:cstheme="majorBidi"/>
+          <w:color w:val="000000" w:themeColor="text1"/>
           <w:sz w:val="20"/>
           <w:szCs w:val="20"/>
-          <w14:ligatures w14:val="none"/>
         </w:rPr>
         <w:t>upload_resume</w:t>
       </w:r>
       <w:proofErr w:type="spellEnd"/>
       <w:r>
         <w:rPr>
-          <w:rFonts w:ascii="Times New Roman" w:eastAsia="Times New Roman" w:hAnsi="Times New Roman" w:cs="Times New Roman"/>
-          <w:kern w:val="0"/>
-          <w14:ligatures w14:val="none"/>
+          <w:rFonts w:asciiTheme="majorBidi" w:eastAsia="Times New Roman" w:hAnsiTheme="majorBidi" w:cstheme="majorBidi"/>
+          <w:color w:val="000000" w:themeColor="text1"/>
         </w:rPr>
         <w:t xml:space="preserve"> POST request</w:t>
       </w:r>
@@ -1298,63 +1922,56 @@
         </w:numPr>
         <w:spacing w:before="100" w:beforeAutospacing="1" w:after="100" w:afterAutospacing="1" w:line="240" w:lineRule="auto"/>
         <w:rPr>
-          <w:rFonts w:ascii="Times New Roman" w:eastAsia="Times New Roman" w:hAnsi="Times New Roman" w:cs="Times New Roman"/>
-          <w:kern w:val="0"/>
-          <w14:ligatures w14:val="none"/>
-        </w:rPr>
-      </w:pPr>
-      <w:r>
-        <w:rPr>
-          <w:rFonts w:ascii="Times New Roman" w:eastAsia="Times New Roman" w:hAnsi="Times New Roman" w:cs="Times New Roman"/>
-          <w:kern w:val="0"/>
-          <w14:ligatures w14:val="none"/>
+          <w:rFonts w:asciiTheme="majorBidi" w:eastAsia="Times New Roman" w:hAnsiTheme="majorBidi" w:cstheme="majorBidi"/>
+          <w:color w:val="000000" w:themeColor="text1"/>
+        </w:rPr>
+      </w:pPr>
+      <w:r>
+        <w:rPr>
+          <w:rFonts w:asciiTheme="majorBidi" w:eastAsia="Times New Roman" w:hAnsiTheme="majorBidi" w:cstheme="majorBidi"/>
+          <w:color w:val="000000" w:themeColor="text1"/>
         </w:rPr>
         <w:t xml:space="preserve">Updates </w:t>
       </w:r>
       <w:proofErr w:type="spellStart"/>
       <w:r>
         <w:rPr>
-          <w:rFonts w:ascii="Courier New" w:eastAsia="Times New Roman" w:hAnsi="Courier New" w:cs="Courier New"/>
-          <w:kern w:val="0"/>
+          <w:rFonts w:asciiTheme="majorBidi" w:eastAsia="Times New Roman" w:hAnsiTheme="majorBidi" w:cstheme="majorBidi"/>
+          <w:color w:val="000000" w:themeColor="text1"/>
           <w:sz w:val="20"/>
           <w:szCs w:val="20"/>
-          <w14:ligatures w14:val="none"/>
         </w:rPr>
         <w:t>match_score</w:t>
       </w:r>
       <w:proofErr w:type="spellEnd"/>
       <w:r>
         <w:rPr>
-          <w:rFonts w:ascii="Times New Roman" w:eastAsia="Times New Roman" w:hAnsi="Times New Roman" w:cs="Times New Roman"/>
-          <w:kern w:val="0"/>
-          <w14:ligatures w14:val="none"/>
+          <w:rFonts w:asciiTheme="majorBidi" w:eastAsia="Times New Roman" w:hAnsiTheme="majorBidi" w:cstheme="majorBidi"/>
+          <w:color w:val="000000" w:themeColor="text1"/>
         </w:rPr>
         <w:t xml:space="preserve"> in </w:t>
       </w:r>
       <w:r>
         <w:rPr>
-          <w:rFonts w:ascii="Courier New" w:eastAsia="Times New Roman" w:hAnsi="Courier New" w:cs="Courier New"/>
-          <w:kern w:val="0"/>
+          <w:rFonts w:asciiTheme="majorBidi" w:eastAsia="Times New Roman" w:hAnsiTheme="majorBidi" w:cstheme="majorBidi"/>
+          <w:color w:val="000000" w:themeColor="text1"/>
           <w:sz w:val="20"/>
           <w:szCs w:val="20"/>
-          <w14:ligatures w14:val="none"/>
         </w:rPr>
         <w:t>jobs</w:t>
       </w:r>
       <w:r>
         <w:rPr>
-          <w:rFonts w:ascii="Times New Roman" w:eastAsia="Times New Roman" w:hAnsi="Times New Roman" w:cs="Times New Roman"/>
-          <w:kern w:val="0"/>
-          <w14:ligatures w14:val="none"/>
+          <w:rFonts w:asciiTheme="majorBidi" w:eastAsia="Times New Roman" w:hAnsiTheme="majorBidi" w:cstheme="majorBidi"/>
+          <w:color w:val="000000" w:themeColor="text1"/>
         </w:rPr>
         <w:t xml:space="preserve"> </w:t>
       </w:r>
       <w:proofErr w:type="spellStart"/>
       <w:r>
         <w:rPr>
-          <w:rFonts w:ascii="Times New Roman" w:eastAsia="Times New Roman" w:hAnsi="Times New Roman" w:cs="Times New Roman"/>
-          <w:kern w:val="0"/>
-          <w14:ligatures w14:val="none"/>
+          <w:rFonts w:asciiTheme="majorBidi" w:eastAsia="Times New Roman" w:hAnsiTheme="majorBidi" w:cstheme="majorBidi"/>
+          <w:color w:val="000000" w:themeColor="text1"/>
         </w:rPr>
         <w:t>dataframe</w:t>
       </w:r>
@@ -1368,17 +1985,16 @@
         </w:numPr>
         <w:spacing w:before="100" w:beforeAutospacing="1" w:after="100" w:afterAutospacing="1" w:line="240" w:lineRule="auto"/>
         <w:rPr>
-          <w:rFonts w:ascii="Times New Roman" w:eastAsia="Times New Roman" w:hAnsi="Times New Roman" w:cs="Times New Roman"/>
-          <w:kern w:val="0"/>
-          <w14:ligatures w14:val="none"/>
-        </w:rPr>
-      </w:pPr>
-      <w:r>
-        <w:rPr>
-          <w:rFonts w:ascii="Times New Roman" w:eastAsia="Times New Roman" w:hAnsi="Times New Roman" w:cs="Times New Roman"/>
-          <w:kern w:val="0"/>
-          <w14:ligatures w14:val="none"/>
-        </w:rPr>
+          <w:rFonts w:asciiTheme="majorBidi" w:eastAsia="Times New Roman" w:hAnsiTheme="majorBidi" w:cstheme="majorBidi"/>
+          <w:color w:val="000000" w:themeColor="text1"/>
+        </w:rPr>
+      </w:pPr>
+      <w:r>
+        <w:rPr>
+          <w:rFonts w:asciiTheme="majorBidi" w:eastAsia="Times New Roman" w:hAnsiTheme="majorBidi" w:cstheme="majorBidi"/>
+          <w:color w:val="000000" w:themeColor="text1"/>
+        </w:rPr>
+        <w:lastRenderedPageBreak/>
         <w:t>Returns JSON of top jobs</w:t>
       </w:r>
     </w:p>
@@ -1390,40 +2006,36 @@
         </w:numPr>
         <w:spacing w:before="100" w:beforeAutospacing="1" w:after="100" w:afterAutospacing="1" w:line="240" w:lineRule="auto"/>
         <w:rPr>
-          <w:rFonts w:ascii="Times New Roman" w:eastAsia="Times New Roman" w:hAnsi="Times New Roman" w:cs="Times New Roman"/>
-          <w:kern w:val="0"/>
-          <w14:ligatures w14:val="none"/>
-        </w:rPr>
-      </w:pPr>
-      <w:r>
-        <w:rPr>
-          <w:rFonts w:ascii="Times New Roman" w:eastAsia="Times New Roman" w:hAnsi="Times New Roman" w:cs="Times New Roman"/>
+          <w:rFonts w:asciiTheme="majorBidi" w:eastAsia="Times New Roman" w:hAnsiTheme="majorBidi" w:cstheme="majorBidi"/>
+          <w:color w:val="000000" w:themeColor="text1"/>
+        </w:rPr>
+      </w:pPr>
+      <w:r>
+        <w:rPr>
+          <w:rFonts w:asciiTheme="majorBidi" w:eastAsia="Times New Roman" w:hAnsiTheme="majorBidi" w:cstheme="majorBidi"/>
           <w:b/>
           <w:bCs/>
-          <w:kern w:val="0"/>
-          <w14:ligatures w14:val="none"/>
+          <w:color w:val="000000" w:themeColor="text1"/>
         </w:rPr>
         <w:t>Frontend (</w:t>
       </w:r>
       <w:r>
         <w:rPr>
-          <w:rFonts w:ascii="Courier New" w:eastAsia="Times New Roman" w:hAnsi="Courier New" w:cs="Courier New"/>
+          <w:rFonts w:asciiTheme="majorBidi" w:eastAsia="Times New Roman" w:hAnsiTheme="majorBidi" w:cstheme="majorBidi"/>
           <w:b/>
           <w:bCs/>
-          <w:kern w:val="0"/>
+          <w:color w:val="000000" w:themeColor="text1"/>
           <w:sz w:val="20"/>
           <w:szCs w:val="20"/>
-          <w14:ligatures w14:val="none"/>
         </w:rPr>
         <w:t>index.html</w:t>
       </w:r>
       <w:r>
         <w:rPr>
-          <w:rFonts w:ascii="Times New Roman" w:eastAsia="Times New Roman" w:hAnsi="Times New Roman" w:cs="Times New Roman"/>
+          <w:rFonts w:asciiTheme="majorBidi" w:eastAsia="Times New Roman" w:hAnsiTheme="majorBidi" w:cstheme="majorBidi"/>
           <w:b/>
           <w:bCs/>
-          <w:kern w:val="0"/>
-          <w14:ligatures w14:val="none"/>
+          <w:color w:val="000000" w:themeColor="text1"/>
         </w:rPr>
         <w:t>)</w:t>
       </w:r>
@@ -1436,16 +2048,14 @@
         </w:numPr>
         <w:spacing w:before="100" w:beforeAutospacing="1" w:after="100" w:afterAutospacing="1" w:line="240" w:lineRule="auto"/>
         <w:rPr>
-          <w:rFonts w:ascii="Times New Roman" w:eastAsia="Times New Roman" w:hAnsi="Times New Roman" w:cs="Times New Roman"/>
-          <w:kern w:val="0"/>
-          <w14:ligatures w14:val="none"/>
-        </w:rPr>
-      </w:pPr>
-      <w:r>
-        <w:rPr>
-          <w:rFonts w:ascii="Times New Roman" w:eastAsia="Times New Roman" w:hAnsi="Times New Roman" w:cs="Times New Roman"/>
-          <w:kern w:val="0"/>
-          <w14:ligatures w14:val="none"/>
+          <w:rFonts w:asciiTheme="majorBidi" w:eastAsia="Times New Roman" w:hAnsiTheme="majorBidi" w:cstheme="majorBidi"/>
+          <w:color w:val="000000" w:themeColor="text1"/>
+        </w:rPr>
+      </w:pPr>
+      <w:r>
+        <w:rPr>
+          <w:rFonts w:asciiTheme="majorBidi" w:eastAsia="Times New Roman" w:hAnsiTheme="majorBidi" w:cstheme="majorBidi"/>
+          <w:color w:val="000000" w:themeColor="text1"/>
         </w:rPr>
         <w:t>Upload form for resumes</w:t>
       </w:r>
@@ -1458,16 +2068,14 @@
         </w:numPr>
         <w:spacing w:before="100" w:beforeAutospacing="1" w:after="100" w:afterAutospacing="1" w:line="240" w:lineRule="auto"/>
         <w:rPr>
-          <w:rFonts w:ascii="Times New Roman" w:eastAsia="Times New Roman" w:hAnsi="Times New Roman" w:cs="Times New Roman"/>
-          <w:kern w:val="0"/>
-          <w14:ligatures w14:val="none"/>
-        </w:rPr>
-      </w:pPr>
-      <w:r>
-        <w:rPr>
-          <w:rFonts w:ascii="Times New Roman" w:eastAsia="Times New Roman" w:hAnsi="Times New Roman" w:cs="Times New Roman"/>
-          <w:kern w:val="0"/>
-          <w14:ligatures w14:val="none"/>
+          <w:rFonts w:asciiTheme="majorBidi" w:eastAsia="Times New Roman" w:hAnsiTheme="majorBidi" w:cstheme="majorBidi"/>
+          <w:color w:val="000000" w:themeColor="text1"/>
+        </w:rPr>
+      </w:pPr>
+      <w:r>
+        <w:rPr>
+          <w:rFonts w:asciiTheme="majorBidi" w:eastAsia="Times New Roman" w:hAnsiTheme="majorBidi" w:cstheme="majorBidi"/>
+          <w:color w:val="000000" w:themeColor="text1"/>
         </w:rPr>
         <w:t>Dynamic table updates on resume upload</w:t>
       </w:r>
@@ -1480,727 +2088,122 @@
         </w:numPr>
         <w:spacing w:before="100" w:beforeAutospacing="1" w:after="100" w:afterAutospacing="1" w:line="240" w:lineRule="auto"/>
         <w:rPr>
-          <w:rFonts w:ascii="Times New Roman" w:eastAsia="Times New Roman" w:hAnsi="Times New Roman" w:cs="Times New Roman"/>
-          <w:kern w:val="0"/>
-          <w14:ligatures w14:val="none"/>
-        </w:rPr>
-      </w:pPr>
-      <w:r>
-        <w:rPr>
-          <w:rFonts w:ascii="Times New Roman" w:eastAsia="Times New Roman" w:hAnsi="Times New Roman" w:cs="Times New Roman"/>
-          <w:kern w:val="0"/>
-          <w14:ligatures w14:val="none"/>
+          <w:rFonts w:asciiTheme="majorBidi" w:eastAsia="Times New Roman" w:hAnsiTheme="majorBidi" w:cstheme="majorBidi"/>
+          <w:color w:val="000000" w:themeColor="text1"/>
+        </w:rPr>
+      </w:pPr>
+      <w:r>
+        <w:rPr>
+          <w:rFonts w:asciiTheme="majorBidi" w:eastAsia="Times New Roman" w:hAnsiTheme="majorBidi" w:cstheme="majorBidi"/>
+          <w:color w:val="000000" w:themeColor="text1"/>
         </w:rPr>
         <w:t>Displays: Title, Skills, Location, Match Score (%)</w:t>
       </w:r>
     </w:p>
     <w:p>
       <w:pPr>
-        <w:spacing w:after="0" w:line="240" w:lineRule="auto"/>
-        <w:rPr>
-          <w:rFonts w:ascii="Times New Roman" w:eastAsia="Times New Roman" w:hAnsi="Times New Roman" w:cs="Times New Roman"/>
-          <w:kern w:val="0"/>
-          <w14:ligatures w14:val="none"/>
-        </w:rPr>
-      </w:pPr>
-      <w:r>
-        <w:rPr>
-          <w:rFonts w:ascii="Times New Roman" w:eastAsia="Times New Roman" w:hAnsi="Times New Roman" w:cs="Times New Roman"/>
-          <w:kern w:val="0"/>
-          <w14:ligatures w14:val="none"/>
-        </w:rPr>
-        <w:pict w14:anchorId="34FDB0B6">
-          <v:rect id="_x0000_i1029" style="width:0;height:1.5pt" o:hralign="center" o:hrstd="t" o:hr="t" fillcolor="#a0a0a0" stroked="f"/>
-        </w:pict>
-      </w:r>
-    </w:p>
-    <w:p>
-      <w:pPr>
-        <w:spacing w:before="100" w:beforeAutospacing="1" w:after="100" w:afterAutospacing="1" w:line="240" w:lineRule="auto"/>
-        <w:outlineLvl w:val="2"/>
-        <w:rPr>
-          <w:rFonts w:ascii="Times New Roman" w:eastAsia="Times New Roman" w:hAnsi="Times New Roman" w:cs="Times New Roman"/>
-          <w:b/>
-          <w:bCs/>
-          <w:kern w:val="0"/>
-          <w:sz w:val="27"/>
-          <w:szCs w:val="27"/>
-          <w14:ligatures w14:val="none"/>
-        </w:rPr>
-      </w:pPr>
-      <w:r>
-        <w:rPr>
-          <w:rFonts w:ascii="Times New Roman" w:eastAsia="Times New Roman" w:hAnsi="Times New Roman" w:cs="Times New Roman"/>
-          <w:b/>
-          <w:bCs/>
-          <w:kern w:val="0"/>
-          <w:sz w:val="27"/>
-          <w:szCs w:val="27"/>
-          <w14:ligatures w14:val="none"/>
-        </w:rPr>
-        <w:t>5️</w:t>
-      </w:r>
-      <w:r>
-        <w:rPr>
-          <w:rFonts w:ascii="Segoe UI Symbol" w:eastAsia="Times New Roman" w:hAnsi="Segoe UI Symbol" w:cs="Segoe UI Symbol"/>
-          <w:b/>
-          <w:bCs/>
-          <w:kern w:val="0"/>
-          <w:sz w:val="27"/>
-          <w:szCs w:val="27"/>
-          <w14:ligatures w14:val="none"/>
-        </w:rPr>
-        <w:t>⃣</w:t>
-      </w:r>
-      <w:r>
-        <w:rPr>
-          <w:rFonts w:ascii="Times New Roman" w:eastAsia="Times New Roman" w:hAnsi="Times New Roman" w:cs="Times New Roman"/>
-          <w:b/>
-          <w:bCs/>
-          <w:kern w:val="0"/>
-          <w:sz w:val="27"/>
-          <w:szCs w:val="27"/>
-          <w14:ligatures w14:val="none"/>
-        </w:rPr>
-        <w:t xml:space="preserve"> Sample Outputs</w:t>
-      </w:r>
-    </w:p>
-    <w:p>
-      <w:pPr>
-        <w:numPr>
-          <w:ilvl w:val="0"/>
-          <w:numId w:val="5"/>
-        </w:numPr>
-        <w:spacing w:before="100" w:beforeAutospacing="1" w:after="100" w:afterAutospacing="1" w:line="240" w:lineRule="auto"/>
-        <w:rPr>
-          <w:rFonts w:ascii="Times New Roman" w:eastAsia="Times New Roman" w:hAnsi="Times New Roman" w:cs="Times New Roman"/>
-          <w:kern w:val="0"/>
-          <w14:ligatures w14:val="none"/>
-        </w:rPr>
-      </w:pPr>
-      <w:r>
-        <w:rPr>
-          <w:rFonts w:ascii="Times New Roman" w:eastAsia="Times New Roman" w:hAnsi="Times New Roman" w:cs="Times New Roman"/>
-          <w:b/>
-          <w:bCs/>
-          <w:kern w:val="0"/>
-          <w14:ligatures w14:val="none"/>
-        </w:rPr>
-        <w:t>Resume Upload Input:</w:t>
-      </w:r>
-      <w:r>
-        <w:rPr>
-          <w:rFonts w:ascii="Times New Roman" w:eastAsia="Times New Roman" w:hAnsi="Times New Roman" w:cs="Times New Roman"/>
-          <w:kern w:val="0"/>
-          <w14:ligatures w14:val="none"/>
-        </w:rPr>
-        <w:t xml:space="preserve"> Candidate uploads </w:t>
-      </w:r>
-      <w:r>
-        <w:rPr>
-          <w:rFonts w:ascii="Courier New" w:eastAsia="Times New Roman" w:hAnsi="Courier New" w:cs="Courier New"/>
-          <w:kern w:val="0"/>
-          <w:sz w:val="20"/>
-          <w:szCs w:val="20"/>
-          <w14:ligatures w14:val="none"/>
-        </w:rPr>
-        <w:t>John_Doe_Resume.pdf</w:t>
-      </w:r>
-      <w:r>
-        <w:rPr>
-          <w:rFonts w:ascii="Times New Roman" w:eastAsia="Times New Roman" w:hAnsi="Times New Roman" w:cs="Times New Roman"/>
-          <w:kern w:val="0"/>
-          <w14:ligatures w14:val="none"/>
-        </w:rPr>
-        <w:t>.</w:t>
-      </w:r>
-    </w:p>
-    <w:p>
-      <w:pPr>
-        <w:numPr>
-          <w:ilvl w:val="0"/>
-          <w:numId w:val="5"/>
-        </w:numPr>
-        <w:spacing w:before="100" w:beforeAutospacing="1" w:after="100" w:afterAutospacing="1" w:line="240" w:lineRule="auto"/>
-        <w:rPr>
-          <w:rFonts w:ascii="Times New Roman" w:eastAsia="Times New Roman" w:hAnsi="Times New Roman" w:cs="Times New Roman"/>
-          <w:kern w:val="0"/>
-          <w14:ligatures w14:val="none"/>
-        </w:rPr>
-      </w:pPr>
-      <w:r>
-        <w:rPr>
-          <w:rFonts w:ascii="Times New Roman" w:eastAsia="Times New Roman" w:hAnsi="Times New Roman" w:cs="Times New Roman"/>
-          <w:b/>
-          <w:bCs/>
-          <w:kern w:val="0"/>
-          <w14:ligatures w14:val="none"/>
-        </w:rPr>
-        <w:t>Top Recommended Jobs Table:</w:t>
-      </w:r>
-    </w:p>
-    <w:tbl>
-      <w:tblPr>
-        <w:tblW w:w="0" w:type="auto"/>
-        <w:tblCellSpacing w:w="15" w:type="dxa"/>
-        <w:tblCellMar>
-          <w:top w:w="15" w:type="dxa"/>
-          <w:left w:w="15" w:type="dxa"/>
-          <w:bottom w:w="15" w:type="dxa"/>
-          <w:right w:w="15" w:type="dxa"/>
-        </w:tblCellMar>
-        <w:tblLook w:val="04A0" w:firstRow="1" w:lastRow="0" w:firstColumn="1" w:lastColumn="0" w:noHBand="0" w:noVBand="1"/>
-      </w:tblPr>
-      <w:tblGrid>
-        <w:gridCol w:w="1975"/>
-        <w:gridCol w:w="3200"/>
-        <w:gridCol w:w="1414"/>
-        <w:gridCol w:w="1835"/>
-      </w:tblGrid>
-      <w:tr>
-        <w:trPr>
-          <w:tblHeader/>
-          <w:tblCellSpacing w:w="15" w:type="dxa"/>
-        </w:trPr>
-        <w:tc>
-          <w:tcPr>
-            <w:tcW w:w="0" w:type="auto"/>
-            <w:vAlign w:val="center"/>
-            <w:hideMark/>
-          </w:tcPr>
-          <w:p>
-            <w:pPr>
-              <w:spacing w:after="0" w:line="240" w:lineRule="auto"/>
-              <w:jc w:val="center"/>
-              <w:rPr>
-                <w:rFonts w:ascii="Times New Roman" w:eastAsia="Times New Roman" w:hAnsi="Times New Roman" w:cs="Times New Roman"/>
-                <w:b/>
-                <w:bCs/>
-                <w:kern w:val="0"/>
-                <w14:ligatures w14:val="none"/>
-              </w:rPr>
-            </w:pPr>
-            <w:r>
-              <w:rPr>
-                <w:rFonts w:ascii="Times New Roman" w:eastAsia="Times New Roman" w:hAnsi="Times New Roman" w:cs="Times New Roman"/>
-                <w:b/>
-                <w:bCs/>
-                <w:kern w:val="0"/>
-                <w14:ligatures w14:val="none"/>
-              </w:rPr>
-              <w:t>Title</w:t>
-            </w:r>
-          </w:p>
-        </w:tc>
-        <w:tc>
-          <w:tcPr>
-            <w:tcW w:w="0" w:type="auto"/>
-            <w:vAlign w:val="center"/>
-            <w:hideMark/>
-          </w:tcPr>
-          <w:p>
-            <w:pPr>
-              <w:spacing w:after="0" w:line="240" w:lineRule="auto"/>
-              <w:jc w:val="center"/>
-              <w:rPr>
-                <w:rFonts w:ascii="Times New Roman" w:eastAsia="Times New Roman" w:hAnsi="Times New Roman" w:cs="Times New Roman"/>
-                <w:b/>
-                <w:bCs/>
-                <w:kern w:val="0"/>
-                <w14:ligatures w14:val="none"/>
-              </w:rPr>
-            </w:pPr>
-            <w:r>
-              <w:rPr>
-                <w:rFonts w:ascii="Times New Roman" w:eastAsia="Times New Roman" w:hAnsi="Times New Roman" w:cs="Times New Roman"/>
-                <w:b/>
-                <w:bCs/>
-                <w:kern w:val="0"/>
-                <w14:ligatures w14:val="none"/>
-              </w:rPr>
-              <w:t>Skills</w:t>
-            </w:r>
-          </w:p>
-        </w:tc>
-        <w:tc>
-          <w:tcPr>
-            <w:tcW w:w="0" w:type="auto"/>
-            <w:vAlign w:val="center"/>
-            <w:hideMark/>
-          </w:tcPr>
-          <w:p>
-            <w:pPr>
-              <w:spacing w:after="0" w:line="240" w:lineRule="auto"/>
-              <w:jc w:val="center"/>
-              <w:rPr>
-                <w:rFonts w:ascii="Times New Roman" w:eastAsia="Times New Roman" w:hAnsi="Times New Roman" w:cs="Times New Roman"/>
-                <w:b/>
-                <w:bCs/>
-                <w:kern w:val="0"/>
-                <w14:ligatures w14:val="none"/>
-              </w:rPr>
-            </w:pPr>
-            <w:r>
-              <w:rPr>
-                <w:rFonts w:ascii="Times New Roman" w:eastAsia="Times New Roman" w:hAnsi="Times New Roman" w:cs="Times New Roman"/>
-                <w:b/>
-                <w:bCs/>
-                <w:kern w:val="0"/>
-                <w14:ligatures w14:val="none"/>
-              </w:rPr>
-              <w:t>Location</w:t>
-            </w:r>
-          </w:p>
-        </w:tc>
-        <w:tc>
-          <w:tcPr>
-            <w:tcW w:w="0" w:type="auto"/>
-            <w:vAlign w:val="center"/>
-            <w:hideMark/>
-          </w:tcPr>
-          <w:p>
-            <w:pPr>
-              <w:spacing w:after="0" w:line="240" w:lineRule="auto"/>
-              <w:jc w:val="center"/>
-              <w:rPr>
-                <w:rFonts w:ascii="Times New Roman" w:eastAsia="Times New Roman" w:hAnsi="Times New Roman" w:cs="Times New Roman"/>
-                <w:b/>
-                <w:bCs/>
-                <w:kern w:val="0"/>
-                <w14:ligatures w14:val="none"/>
-              </w:rPr>
-            </w:pPr>
-            <w:r>
-              <w:rPr>
-                <w:rFonts w:ascii="Times New Roman" w:eastAsia="Times New Roman" w:hAnsi="Times New Roman" w:cs="Times New Roman"/>
-                <w:b/>
-                <w:bCs/>
-                <w:kern w:val="0"/>
-                <w14:ligatures w14:val="none"/>
-              </w:rPr>
-              <w:t>Match Score (%)</w:t>
-            </w:r>
-          </w:p>
-        </w:tc>
-      </w:tr>
-      <w:tr>
-        <w:trPr>
-          <w:tblCellSpacing w:w="15" w:type="dxa"/>
-        </w:trPr>
-        <w:tc>
-          <w:tcPr>
-            <w:tcW w:w="0" w:type="auto"/>
-            <w:vAlign w:val="center"/>
-            <w:hideMark/>
-          </w:tcPr>
-          <w:p>
-            <w:pPr>
-              <w:spacing w:after="0" w:line="240" w:lineRule="auto"/>
-              <w:rPr>
-                <w:rFonts w:ascii="Times New Roman" w:eastAsia="Times New Roman" w:hAnsi="Times New Roman" w:cs="Times New Roman"/>
-                <w:kern w:val="0"/>
-                <w14:ligatures w14:val="none"/>
-              </w:rPr>
-            </w:pPr>
-            <w:r>
-              <w:rPr>
-                <w:rFonts w:ascii="Times New Roman" w:eastAsia="Times New Roman" w:hAnsi="Times New Roman" w:cs="Times New Roman"/>
-                <w:kern w:val="0"/>
-                <w14:ligatures w14:val="none"/>
-              </w:rPr>
-              <w:t>Data Scientist</w:t>
-            </w:r>
-          </w:p>
-        </w:tc>
-        <w:tc>
-          <w:tcPr>
-            <w:tcW w:w="0" w:type="auto"/>
-            <w:vAlign w:val="center"/>
-            <w:hideMark/>
-          </w:tcPr>
-          <w:p>
-            <w:pPr>
-              <w:spacing w:after="0" w:line="240" w:lineRule="auto"/>
-              <w:rPr>
-                <w:rFonts w:ascii="Times New Roman" w:eastAsia="Times New Roman" w:hAnsi="Times New Roman" w:cs="Times New Roman"/>
-                <w:kern w:val="0"/>
-                <w14:ligatures w14:val="none"/>
-              </w:rPr>
-            </w:pPr>
-            <w:r>
-              <w:rPr>
-                <w:rFonts w:ascii="Times New Roman" w:eastAsia="Times New Roman" w:hAnsi="Times New Roman" w:cs="Times New Roman"/>
-                <w:kern w:val="0"/>
-                <w14:ligatures w14:val="none"/>
-              </w:rPr>
-              <w:t>Python, SQL, Machine Learning</w:t>
-            </w:r>
-          </w:p>
-        </w:tc>
-        <w:tc>
-          <w:tcPr>
-            <w:tcW w:w="0" w:type="auto"/>
-            <w:vAlign w:val="center"/>
-            <w:hideMark/>
-          </w:tcPr>
-          <w:p>
-            <w:pPr>
-              <w:spacing w:after="0" w:line="240" w:lineRule="auto"/>
-              <w:rPr>
-                <w:rFonts w:ascii="Times New Roman" w:eastAsia="Times New Roman" w:hAnsi="Times New Roman" w:cs="Times New Roman"/>
-                <w:kern w:val="0"/>
-                <w14:ligatures w14:val="none"/>
-              </w:rPr>
-            </w:pPr>
-            <w:r>
-              <w:rPr>
-                <w:rFonts w:ascii="Times New Roman" w:eastAsia="Times New Roman" w:hAnsi="Times New Roman" w:cs="Times New Roman"/>
-                <w:kern w:val="0"/>
-                <w14:ligatures w14:val="none"/>
-              </w:rPr>
-              <w:t>New York</w:t>
-            </w:r>
-          </w:p>
-        </w:tc>
-        <w:tc>
-          <w:tcPr>
-            <w:tcW w:w="0" w:type="auto"/>
-            <w:vAlign w:val="center"/>
-            <w:hideMark/>
-          </w:tcPr>
-          <w:p>
-            <w:pPr>
-              <w:spacing w:after="0" w:line="240" w:lineRule="auto"/>
-              <w:rPr>
-                <w:rFonts w:ascii="Times New Roman" w:eastAsia="Times New Roman" w:hAnsi="Times New Roman" w:cs="Times New Roman"/>
-                <w:kern w:val="0"/>
-                <w14:ligatures w14:val="none"/>
-              </w:rPr>
-            </w:pPr>
-            <w:r>
-              <w:rPr>
-                <w:rFonts w:ascii="Times New Roman" w:eastAsia="Times New Roman" w:hAnsi="Times New Roman" w:cs="Times New Roman"/>
-                <w:kern w:val="0"/>
-                <w14:ligatures w14:val="none"/>
-              </w:rPr>
-              <w:t>67</w:t>
-            </w:r>
-          </w:p>
-        </w:tc>
-      </w:tr>
-      <w:tr>
-        <w:trPr>
-          <w:tblCellSpacing w:w="15" w:type="dxa"/>
-        </w:trPr>
-        <w:tc>
-          <w:tcPr>
-            <w:tcW w:w="0" w:type="auto"/>
-            <w:vAlign w:val="center"/>
-            <w:hideMark/>
-          </w:tcPr>
-          <w:p>
-            <w:pPr>
-              <w:spacing w:after="0" w:line="240" w:lineRule="auto"/>
-              <w:rPr>
-                <w:rFonts w:ascii="Times New Roman" w:eastAsia="Times New Roman" w:hAnsi="Times New Roman" w:cs="Times New Roman"/>
-                <w:kern w:val="0"/>
-                <w14:ligatures w14:val="none"/>
-              </w:rPr>
-            </w:pPr>
-            <w:r>
-              <w:rPr>
-                <w:rFonts w:ascii="Times New Roman" w:eastAsia="Times New Roman" w:hAnsi="Times New Roman" w:cs="Times New Roman"/>
-                <w:kern w:val="0"/>
-                <w14:ligatures w14:val="none"/>
-              </w:rPr>
-              <w:t>Backend Developer</w:t>
-            </w:r>
-          </w:p>
-        </w:tc>
-        <w:tc>
-          <w:tcPr>
-            <w:tcW w:w="0" w:type="auto"/>
-            <w:vAlign w:val="center"/>
-            <w:hideMark/>
-          </w:tcPr>
-          <w:p>
-            <w:pPr>
-              <w:spacing w:after="0" w:line="240" w:lineRule="auto"/>
-              <w:rPr>
-                <w:rFonts w:ascii="Times New Roman" w:eastAsia="Times New Roman" w:hAnsi="Times New Roman" w:cs="Times New Roman"/>
-                <w:kern w:val="0"/>
-                <w14:ligatures w14:val="none"/>
-              </w:rPr>
-            </w:pPr>
-            <w:r>
-              <w:rPr>
-                <w:rFonts w:ascii="Times New Roman" w:eastAsia="Times New Roman" w:hAnsi="Times New Roman" w:cs="Times New Roman"/>
-                <w:kern w:val="0"/>
-                <w14:ligatures w14:val="none"/>
-              </w:rPr>
-              <w:t>Python, Flask, SQL</w:t>
-            </w:r>
-          </w:p>
-        </w:tc>
-        <w:tc>
-          <w:tcPr>
-            <w:tcW w:w="0" w:type="auto"/>
-            <w:vAlign w:val="center"/>
-            <w:hideMark/>
-          </w:tcPr>
-          <w:p>
-            <w:pPr>
-              <w:spacing w:after="0" w:line="240" w:lineRule="auto"/>
-              <w:rPr>
-                <w:rFonts w:ascii="Times New Roman" w:eastAsia="Times New Roman" w:hAnsi="Times New Roman" w:cs="Times New Roman"/>
-                <w:kern w:val="0"/>
-                <w14:ligatures w14:val="none"/>
-              </w:rPr>
-            </w:pPr>
-            <w:r>
-              <w:rPr>
-                <w:rFonts w:ascii="Times New Roman" w:eastAsia="Times New Roman" w:hAnsi="Times New Roman" w:cs="Times New Roman"/>
-                <w:kern w:val="0"/>
-                <w14:ligatures w14:val="none"/>
-              </w:rPr>
-              <w:t>Chicago</w:t>
-            </w:r>
-          </w:p>
-        </w:tc>
-        <w:tc>
-          <w:tcPr>
-            <w:tcW w:w="0" w:type="auto"/>
-            <w:vAlign w:val="center"/>
-            <w:hideMark/>
-          </w:tcPr>
-          <w:p>
-            <w:pPr>
-              <w:spacing w:after="0" w:line="240" w:lineRule="auto"/>
-              <w:rPr>
-                <w:rFonts w:ascii="Times New Roman" w:eastAsia="Times New Roman" w:hAnsi="Times New Roman" w:cs="Times New Roman"/>
-                <w:kern w:val="0"/>
-                <w14:ligatures w14:val="none"/>
-              </w:rPr>
-            </w:pPr>
-            <w:r>
-              <w:rPr>
-                <w:rFonts w:ascii="Times New Roman" w:eastAsia="Times New Roman" w:hAnsi="Times New Roman" w:cs="Times New Roman"/>
-                <w:kern w:val="0"/>
-                <w14:ligatures w14:val="none"/>
-              </w:rPr>
-              <w:t>67</w:t>
-            </w:r>
-          </w:p>
-        </w:tc>
-      </w:tr>
-      <w:tr>
-        <w:trPr>
-          <w:tblCellSpacing w:w="15" w:type="dxa"/>
-        </w:trPr>
-        <w:tc>
-          <w:tcPr>
-            <w:tcW w:w="0" w:type="auto"/>
-            <w:vAlign w:val="center"/>
-            <w:hideMark/>
-          </w:tcPr>
-          <w:p>
-            <w:pPr>
-              <w:spacing w:after="0" w:line="240" w:lineRule="auto"/>
-              <w:rPr>
-                <w:rFonts w:ascii="Times New Roman" w:eastAsia="Times New Roman" w:hAnsi="Times New Roman" w:cs="Times New Roman"/>
-                <w:kern w:val="0"/>
-                <w14:ligatures w14:val="none"/>
-              </w:rPr>
-            </w:pPr>
-            <w:r>
-              <w:rPr>
-                <w:rFonts w:ascii="Times New Roman" w:eastAsia="Times New Roman" w:hAnsi="Times New Roman" w:cs="Times New Roman"/>
-                <w:kern w:val="0"/>
-                <w14:ligatures w14:val="none"/>
-              </w:rPr>
-              <w:t>Web Developer</w:t>
-            </w:r>
-          </w:p>
-        </w:tc>
-        <w:tc>
-          <w:tcPr>
-            <w:tcW w:w="0" w:type="auto"/>
-            <w:vAlign w:val="center"/>
-            <w:hideMark/>
-          </w:tcPr>
-          <w:p>
-            <w:pPr>
-              <w:spacing w:after="0" w:line="240" w:lineRule="auto"/>
-              <w:rPr>
-                <w:rFonts w:ascii="Times New Roman" w:eastAsia="Times New Roman" w:hAnsi="Times New Roman" w:cs="Times New Roman"/>
-                <w:kern w:val="0"/>
-                <w14:ligatures w14:val="none"/>
-              </w:rPr>
-            </w:pPr>
-            <w:r>
-              <w:rPr>
-                <w:rFonts w:ascii="Times New Roman" w:eastAsia="Times New Roman" w:hAnsi="Times New Roman" w:cs="Times New Roman"/>
-                <w:kern w:val="0"/>
-                <w14:ligatures w14:val="none"/>
-              </w:rPr>
-              <w:t>HTML, CSS, JavaScript</w:t>
-            </w:r>
-          </w:p>
-        </w:tc>
-        <w:tc>
-          <w:tcPr>
-            <w:tcW w:w="0" w:type="auto"/>
-            <w:vAlign w:val="center"/>
-            <w:hideMark/>
-          </w:tcPr>
-          <w:p>
-            <w:pPr>
-              <w:spacing w:after="0" w:line="240" w:lineRule="auto"/>
-              <w:rPr>
-                <w:rFonts w:ascii="Times New Roman" w:eastAsia="Times New Roman" w:hAnsi="Times New Roman" w:cs="Times New Roman"/>
-                <w:kern w:val="0"/>
-                <w14:ligatures w14:val="none"/>
-              </w:rPr>
-            </w:pPr>
-            <w:r>
-              <w:rPr>
-                <w:rFonts w:ascii="Times New Roman" w:eastAsia="Times New Roman" w:hAnsi="Times New Roman" w:cs="Times New Roman"/>
-                <w:kern w:val="0"/>
-                <w14:ligatures w14:val="none"/>
-              </w:rPr>
-              <w:t>San Francisco</w:t>
-            </w:r>
-          </w:p>
-        </w:tc>
-        <w:tc>
-          <w:tcPr>
-            <w:tcW w:w="0" w:type="auto"/>
-            <w:vAlign w:val="center"/>
-            <w:hideMark/>
-          </w:tcPr>
-          <w:p>
-            <w:pPr>
-              <w:spacing w:after="0" w:line="240" w:lineRule="auto"/>
-              <w:rPr>
-                <w:rFonts w:ascii="Times New Roman" w:eastAsia="Times New Roman" w:hAnsi="Times New Roman" w:cs="Times New Roman"/>
-                <w:kern w:val="0"/>
-                <w14:ligatures w14:val="none"/>
-              </w:rPr>
-            </w:pPr>
-            <w:r>
-              <w:rPr>
-                <w:rFonts w:ascii="Times New Roman" w:eastAsia="Times New Roman" w:hAnsi="Times New Roman" w:cs="Times New Roman"/>
-                <w:kern w:val="0"/>
-                <w14:ligatures w14:val="none"/>
-              </w:rPr>
-              <w:t>0</w:t>
-            </w:r>
-          </w:p>
-        </w:tc>
-      </w:tr>
-    </w:tbl>
-    <w:p>
-      <w:pPr>
-        <w:numPr>
-          <w:ilvl w:val="0"/>
-          <w:numId w:val="6"/>
-        </w:numPr>
-        <w:spacing w:before="100" w:beforeAutospacing="1" w:after="100" w:afterAutospacing="1" w:line="240" w:lineRule="auto"/>
-        <w:rPr>
-          <w:rFonts w:ascii="Times New Roman" w:eastAsia="Times New Roman" w:hAnsi="Times New Roman" w:cs="Times New Roman"/>
-          <w:kern w:val="0"/>
-          <w14:ligatures w14:val="none"/>
-        </w:rPr>
-      </w:pPr>
-      <w:r>
-        <w:rPr>
-          <w:rFonts w:ascii="Times New Roman" w:eastAsia="Times New Roman" w:hAnsi="Times New Roman" w:cs="Times New Roman"/>
-          <w:b/>
-          <w:bCs/>
-          <w:kern w:val="0"/>
-          <w14:ligatures w14:val="none"/>
-        </w:rPr>
-        <w:t>Explanation:</w:t>
-      </w:r>
-      <w:r>
-        <w:rPr>
-          <w:rFonts w:ascii="Times New Roman" w:eastAsia="Times New Roman" w:hAnsi="Times New Roman" w:cs="Times New Roman"/>
-          <w:kern w:val="0"/>
-          <w14:ligatures w14:val="none"/>
-        </w:rPr>
-        <w:t xml:space="preserve"> Match score calculated based on overlap between resume skills and job skills.</w:t>
-      </w:r>
-    </w:p>
-    <w:p>
-      <w:pPr>
-        <w:spacing w:after="0" w:line="240" w:lineRule="auto"/>
-        <w:rPr>
-          <w:rFonts w:ascii="Times New Roman" w:eastAsia="Times New Roman" w:hAnsi="Times New Roman" w:cs="Times New Roman"/>
-          <w:kern w:val="0"/>
-          <w14:ligatures w14:val="none"/>
-        </w:rPr>
-      </w:pPr>
-      <w:r>
-        <w:rPr>
-          <w:rFonts w:ascii="Times New Roman" w:eastAsia="Times New Roman" w:hAnsi="Times New Roman" w:cs="Times New Roman"/>
-          <w:kern w:val="0"/>
-          <w14:ligatures w14:val="none"/>
-        </w:rPr>
-        <w:pict w14:anchorId="0370FF7A">
-          <v:rect id="_x0000_i1030" style="width:0;height:1.5pt" o:hralign="center" o:hrstd="t" o:hr="t" fillcolor="#a0a0a0" stroked="f"/>
-        </w:pict>
-      </w:r>
-    </w:p>
-    <w:p>
-      <w:pPr>
-        <w:spacing w:before="100" w:beforeAutospacing="1" w:after="100" w:afterAutospacing="1" w:line="240" w:lineRule="auto"/>
-        <w:outlineLvl w:val="2"/>
-        <w:rPr>
-          <w:rFonts w:ascii="Times New Roman" w:eastAsia="Times New Roman" w:hAnsi="Times New Roman" w:cs="Times New Roman"/>
-          <w:b/>
-          <w:bCs/>
-          <w:kern w:val="0"/>
-          <w:sz w:val="27"/>
-          <w:szCs w:val="27"/>
-          <w14:ligatures w14:val="none"/>
-        </w:rPr>
-      </w:pPr>
-      <w:r>
-        <w:rPr>
-          <w:rFonts w:ascii="Times New Roman" w:eastAsia="Times New Roman" w:hAnsi="Times New Roman" w:cs="Times New Roman"/>
-          <w:b/>
-          <w:bCs/>
-          <w:kern w:val="0"/>
-          <w:sz w:val="27"/>
-          <w:szCs w:val="27"/>
-          <w14:ligatures w14:val="none"/>
-        </w:rPr>
-        <w:t>6️</w:t>
-      </w:r>
-      <w:r>
-        <w:rPr>
-          <w:rFonts w:ascii="Segoe UI Symbol" w:eastAsia="Times New Roman" w:hAnsi="Segoe UI Symbol" w:cs="Segoe UI Symbol"/>
-          <w:b/>
-          <w:bCs/>
-          <w:kern w:val="0"/>
-          <w:sz w:val="27"/>
-          <w:szCs w:val="27"/>
-          <w14:ligatures w14:val="none"/>
-        </w:rPr>
-        <w:t>⃣</w:t>
-      </w:r>
-      <w:r>
-        <w:rPr>
-          <w:rFonts w:ascii="Times New Roman" w:eastAsia="Times New Roman" w:hAnsi="Times New Roman" w:cs="Times New Roman"/>
-          <w:b/>
-          <w:bCs/>
-          <w:kern w:val="0"/>
-          <w:sz w:val="27"/>
-          <w:szCs w:val="27"/>
-          <w14:ligatures w14:val="none"/>
-        </w:rPr>
-        <w:t xml:space="preserve"> Deployment</w:t>
-      </w:r>
+        <w:pStyle w:val="Heading1"/>
+        <w:rPr>
+          <w:rFonts w:asciiTheme="majorBidi" w:eastAsia="Times New Roman" w:hAnsiTheme="majorBidi"/>
+          <w:color w:val="000000" w:themeColor="text1"/>
+        </w:rPr>
+      </w:pPr>
+      <w:bookmarkStart w:id="6" w:name="_Toc224154960"/>
+      <w:r>
+        <w:rPr>
+          <w:rFonts w:asciiTheme="majorBidi" w:eastAsia="Times New Roman" w:hAnsiTheme="majorBidi"/>
+          <w:color w:val="000000" w:themeColor="text1"/>
+        </w:rPr>
+        <w:t>Sample Outputs</w:t>
+      </w:r>
+      <w:bookmarkEnd w:id="6"/>
+    </w:p>
+    <w:p>
+      <w:pPr>
+        <w:spacing w:before="100" w:beforeAutospacing="1" w:after="100" w:afterAutospacing="1" w:line="240" w:lineRule="auto"/>
+        <w:ind w:left="720"/>
+        <w:rPr>
+          <w:rFonts w:asciiTheme="majorBidi" w:eastAsia="Times New Roman" w:hAnsiTheme="majorBidi" w:cstheme="majorBidi"/>
+          <w:color w:val="000000" w:themeColor="text1"/>
+        </w:rPr>
+      </w:pPr>
+      <w:r>
+        <w:rPr>
+          <w:rFonts w:asciiTheme="majorBidi" w:eastAsia="Times New Roman" w:hAnsiTheme="majorBidi" w:cstheme="majorBidi"/>
+          <w:noProof/>
+          <w:color w:val="000000" w:themeColor="text1"/>
+        </w:rPr>
+        <w:drawing>
+          <wp:inline distT="0" distB="0" distL="0" distR="0" wp14:anchorId="16A8B87D" wp14:editId="309AD804">
+            <wp:extent cx="5052349" cy="3011393"/>
+            <wp:effectExtent l="0" t="0" r="0" b="0"/>
+            <wp:docPr id="1110667475" name="Picture 1" descr="NexHire AI Job Matcher - Google Chrome"/>
+            <wp:cNvGraphicFramePr>
+              <a:graphicFrameLocks xmlns:a="http://schemas.openxmlformats.org/drawingml/2006/main" noChangeAspect="1"/>
+            </wp:cNvGraphicFramePr>
+            <a:graphic xmlns:a="http://schemas.openxmlformats.org/drawingml/2006/main">
+              <a:graphicData uri="http://schemas.openxmlformats.org/drawingml/2006/picture">
+                <pic:pic xmlns:pic="http://schemas.openxmlformats.org/drawingml/2006/picture">
+                  <pic:nvPicPr>
+                    <pic:cNvPr id="1110667475" name="Picture 1110667475" descr="NexHire AI Job Matcher - Google Chrome"/>
+                    <pic:cNvPicPr/>
+                  </pic:nvPicPr>
+                  <pic:blipFill rotWithShape="1">
+                    <a:blip r:embed="rId6" cstate="print">
+                      <a:extLst>
+                        <a:ext uri="{28A0092B-C50C-407E-A947-70E740481C1C}">
+                          <a14:useLocalDpi xmlns:a14="http://schemas.microsoft.com/office/drawing/2010/main" val="0"/>
+                        </a:ext>
+                      </a:extLst>
+                    </a:blip>
+                    <a:srcRect l="11938" t="14661" r="13467"/>
+                    <a:stretch>
+                      <a:fillRect/>
+                    </a:stretch>
+                  </pic:blipFill>
+                  <pic:spPr bwMode="auto">
+                    <a:xfrm>
+                      <a:off x="0" y="0"/>
+                      <a:ext cx="5061602" cy="3016908"/>
+                    </a:xfrm>
+                    <a:prstGeom prst="rect">
+                      <a:avLst/>
+                    </a:prstGeom>
+                    <a:ln>
+                      <a:noFill/>
+                    </a:ln>
+                    <a:extLst>
+                      <a:ext uri="{53640926-AAD7-44D8-BBD7-CCE9431645EC}">
+                        <a14:shadowObscured xmlns:a14="http://schemas.microsoft.com/office/drawing/2010/main"/>
+                      </a:ext>
+                    </a:extLst>
+                  </pic:spPr>
+                </pic:pic>
+              </a:graphicData>
+            </a:graphic>
+          </wp:inline>
+        </w:drawing>
+      </w:r>
+    </w:p>
+    <w:p>
+      <w:pPr>
+        <w:pStyle w:val="Heading1"/>
+        <w:rPr>
+          <w:rFonts w:asciiTheme="majorBidi" w:eastAsia="Times New Roman" w:hAnsiTheme="majorBidi"/>
+          <w:color w:val="000000" w:themeColor="text1"/>
+          <w:sz w:val="22"/>
+          <w:szCs w:val="22"/>
+        </w:rPr>
+      </w:pPr>
+      <w:bookmarkStart w:id="7" w:name="_Toc224154961"/>
+      <w:r>
+        <w:rPr>
+          <w:rFonts w:asciiTheme="majorBidi" w:eastAsia="Times New Roman" w:hAnsiTheme="majorBidi"/>
+          <w:color w:val="000000" w:themeColor="text1"/>
+        </w:rPr>
+        <w:t>Deployment</w:t>
+      </w:r>
+      <w:bookmarkEnd w:id="7"/>
     </w:p>
     <w:p>
       <w:pPr>
@@ -2210,18 +2213,16 @@
         </w:numPr>
         <w:spacing w:before="100" w:beforeAutospacing="1" w:after="100" w:afterAutospacing="1" w:line="240" w:lineRule="auto"/>
         <w:rPr>
-          <w:rFonts w:ascii="Times New Roman" w:eastAsia="Times New Roman" w:hAnsi="Times New Roman" w:cs="Times New Roman"/>
-          <w:kern w:val="0"/>
-          <w14:ligatures w14:val="none"/>
-        </w:rPr>
-      </w:pPr>
-      <w:r>
-        <w:rPr>
-          <w:rFonts w:ascii="Times New Roman" w:eastAsia="Times New Roman" w:hAnsi="Times New Roman" w:cs="Times New Roman"/>
+          <w:rFonts w:asciiTheme="majorBidi" w:eastAsia="Times New Roman" w:hAnsiTheme="majorBidi" w:cstheme="majorBidi"/>
+          <w:color w:val="000000" w:themeColor="text1"/>
+        </w:rPr>
+      </w:pPr>
+      <w:r>
+        <w:rPr>
+          <w:rFonts w:asciiTheme="majorBidi" w:eastAsia="Times New Roman" w:hAnsiTheme="majorBidi" w:cstheme="majorBidi"/>
           <w:b/>
           <w:bCs/>
-          <w:kern w:val="0"/>
-          <w14:ligatures w14:val="none"/>
+          <w:color w:val="000000" w:themeColor="text1"/>
         </w:rPr>
         <w:t>Offline:</w:t>
       </w:r>
@@ -2234,38 +2235,34 @@
         </w:numPr>
         <w:spacing w:before="100" w:beforeAutospacing="1" w:after="100" w:afterAutospacing="1" w:line="240" w:lineRule="auto"/>
         <w:rPr>
-          <w:rFonts w:ascii="Times New Roman" w:eastAsia="Times New Roman" w:hAnsi="Times New Roman" w:cs="Times New Roman"/>
-          <w:kern w:val="0"/>
-          <w14:ligatures w14:val="none"/>
-        </w:rPr>
-      </w:pPr>
-      <w:r>
-        <w:rPr>
-          <w:rFonts w:ascii="Times New Roman" w:eastAsia="Times New Roman" w:hAnsi="Times New Roman" w:cs="Times New Roman"/>
-          <w:kern w:val="0"/>
-          <w14:ligatures w14:val="none"/>
+          <w:rFonts w:asciiTheme="majorBidi" w:eastAsia="Times New Roman" w:hAnsiTheme="majorBidi" w:cstheme="majorBidi"/>
+          <w:color w:val="000000" w:themeColor="text1"/>
+        </w:rPr>
+      </w:pPr>
+      <w:r>
+        <w:rPr>
+          <w:rFonts w:asciiTheme="majorBidi" w:eastAsia="Times New Roman" w:hAnsiTheme="majorBidi" w:cstheme="majorBidi"/>
+          <w:color w:val="000000" w:themeColor="text1"/>
         </w:rPr>
         <w:t xml:space="preserve">Run </w:t>
       </w:r>
       <w:proofErr w:type="gramStart"/>
       <w:r>
         <w:rPr>
-          <w:rFonts w:ascii="Courier New" w:eastAsia="Times New Roman" w:hAnsi="Courier New" w:cs="Courier New"/>
-          <w:kern w:val="0"/>
+          <w:rFonts w:asciiTheme="majorBidi" w:eastAsia="Times New Roman" w:hAnsiTheme="majorBidi" w:cstheme="majorBidi"/>
+          <w:color w:val="000000" w:themeColor="text1"/>
           <w:sz w:val="20"/>
           <w:szCs w:val="20"/>
-          <w14:ligatures w14:val="none"/>
         </w:rPr>
         <w:t>python</w:t>
       </w:r>
       <w:proofErr w:type="gramEnd"/>
       <w:r>
         <w:rPr>
-          <w:rFonts w:ascii="Courier New" w:eastAsia="Times New Roman" w:hAnsi="Courier New" w:cs="Courier New"/>
-          <w:kern w:val="0"/>
+          <w:rFonts w:asciiTheme="majorBidi" w:eastAsia="Times New Roman" w:hAnsiTheme="majorBidi" w:cstheme="majorBidi"/>
+          <w:color w:val="000000" w:themeColor="text1"/>
           <w:sz w:val="20"/>
           <w:szCs w:val="20"/>
-          <w14:ligatures w14:val="none"/>
         </w:rPr>
         <w:t xml:space="preserve"> app.py</w:t>
       </w:r>
@@ -2278,26 +2275,23 @@
         </w:numPr>
         <w:spacing w:before="100" w:beforeAutospacing="1" w:after="100" w:afterAutospacing="1" w:line="240" w:lineRule="auto"/>
         <w:rPr>
-          <w:rFonts w:ascii="Times New Roman" w:eastAsia="Times New Roman" w:hAnsi="Times New Roman" w:cs="Times New Roman"/>
-          <w:kern w:val="0"/>
-          <w14:ligatures w14:val="none"/>
-        </w:rPr>
-      </w:pPr>
-      <w:r>
-        <w:rPr>
-          <w:rFonts w:ascii="Times New Roman" w:eastAsia="Times New Roman" w:hAnsi="Times New Roman" w:cs="Times New Roman"/>
-          <w:kern w:val="0"/>
-          <w14:ligatures w14:val="none"/>
+          <w:rFonts w:asciiTheme="majorBidi" w:eastAsia="Times New Roman" w:hAnsiTheme="majorBidi" w:cstheme="majorBidi"/>
+          <w:color w:val="000000" w:themeColor="text1"/>
+        </w:rPr>
+      </w:pPr>
+      <w:r>
+        <w:rPr>
+          <w:rFonts w:asciiTheme="majorBidi" w:eastAsia="Times New Roman" w:hAnsiTheme="majorBidi" w:cstheme="majorBidi"/>
+          <w:color w:val="000000" w:themeColor="text1"/>
         </w:rPr>
         <w:t xml:space="preserve">Open </w:t>
       </w:r>
       <w:r>
         <w:rPr>
-          <w:rFonts w:ascii="Courier New" w:eastAsia="Times New Roman" w:hAnsi="Courier New" w:cs="Courier New"/>
-          <w:kern w:val="0"/>
+          <w:rFonts w:asciiTheme="majorBidi" w:eastAsia="Times New Roman" w:hAnsiTheme="majorBidi" w:cstheme="majorBidi"/>
+          <w:color w:val="000000" w:themeColor="text1"/>
           <w:sz w:val="20"/>
           <w:szCs w:val="20"/>
-          <w14:ligatures w14:val="none"/>
         </w:rPr>
         <w:t>http://127.0.0.1:5000/</w:t>
       </w:r>
@@ -2310,16 +2304,14 @@
         </w:numPr>
         <w:spacing w:before="100" w:beforeAutospacing="1" w:after="100" w:afterAutospacing="1" w:line="240" w:lineRule="auto"/>
         <w:rPr>
-          <w:rFonts w:ascii="Times New Roman" w:eastAsia="Times New Roman" w:hAnsi="Times New Roman" w:cs="Times New Roman"/>
-          <w:kern w:val="0"/>
-          <w14:ligatures w14:val="none"/>
-        </w:rPr>
-      </w:pPr>
-      <w:r>
-        <w:rPr>
-          <w:rFonts w:ascii="Times New Roman" w:eastAsia="Times New Roman" w:hAnsi="Times New Roman" w:cs="Times New Roman"/>
-          <w:kern w:val="0"/>
-          <w14:ligatures w14:val="none"/>
+          <w:rFonts w:asciiTheme="majorBidi" w:eastAsia="Times New Roman" w:hAnsiTheme="majorBidi" w:cstheme="majorBidi"/>
+          <w:color w:val="000000" w:themeColor="text1"/>
+        </w:rPr>
+      </w:pPr>
+      <w:r>
+        <w:rPr>
+          <w:rFonts w:asciiTheme="majorBidi" w:eastAsia="Times New Roman" w:hAnsiTheme="majorBidi" w:cstheme="majorBidi"/>
+          <w:color w:val="000000" w:themeColor="text1"/>
         </w:rPr>
         <w:t>Upload resumes → table updates dynamically</w:t>
       </w:r>
@@ -2332,20 +2324,17 @@
         </w:numPr>
         <w:spacing w:before="100" w:beforeAutospacing="1" w:after="100" w:afterAutospacing="1" w:line="240" w:lineRule="auto"/>
         <w:rPr>
-          <w:rFonts w:ascii="Times New Roman" w:eastAsia="Times New Roman" w:hAnsi="Times New Roman" w:cs="Times New Roman"/>
-          <w:kern w:val="0"/>
-          <w14:ligatures w14:val="none"/>
-        </w:rPr>
-      </w:pPr>
-      <w:r>
-        <w:rPr>
-          <w:rFonts w:ascii="Times New Roman" w:eastAsia="Times New Roman" w:hAnsi="Times New Roman" w:cs="Times New Roman"/>
+          <w:rFonts w:asciiTheme="majorBidi" w:eastAsia="Times New Roman" w:hAnsiTheme="majorBidi" w:cstheme="majorBidi"/>
+          <w:color w:val="000000" w:themeColor="text1"/>
+        </w:rPr>
+      </w:pPr>
+      <w:r>
+        <w:rPr>
+          <w:rFonts w:asciiTheme="majorBidi" w:eastAsia="Times New Roman" w:hAnsiTheme="majorBidi" w:cstheme="majorBidi"/>
           <w:b/>
           <w:bCs/>
-          <w:kern w:val="0"/>
-          <w14:ligatures w14:val="none"/>
-        </w:rPr>
-        <w:lastRenderedPageBreak/>
+          <w:color w:val="000000" w:themeColor="text1"/>
+        </w:rPr>
         <w:t>Online:</w:t>
       </w:r>
     </w:p>
@@ -2357,16 +2346,14 @@
         </w:numPr>
         <w:spacing w:before="100" w:beforeAutospacing="1" w:after="100" w:afterAutospacing="1" w:line="240" w:lineRule="auto"/>
         <w:rPr>
-          <w:rFonts w:ascii="Times New Roman" w:eastAsia="Times New Roman" w:hAnsi="Times New Roman" w:cs="Times New Roman"/>
-          <w:kern w:val="0"/>
-          <w14:ligatures w14:val="none"/>
-        </w:rPr>
-      </w:pPr>
-      <w:r>
-        <w:rPr>
-          <w:rFonts w:ascii="Times New Roman" w:eastAsia="Times New Roman" w:hAnsi="Times New Roman" w:cs="Times New Roman"/>
-          <w:kern w:val="0"/>
-          <w14:ligatures w14:val="none"/>
+          <w:rFonts w:asciiTheme="majorBidi" w:eastAsia="Times New Roman" w:hAnsiTheme="majorBidi" w:cstheme="majorBidi"/>
+          <w:color w:val="000000" w:themeColor="text1"/>
+        </w:rPr>
+      </w:pPr>
+      <w:r>
+        <w:rPr>
+          <w:rFonts w:asciiTheme="majorBidi" w:eastAsia="Times New Roman" w:hAnsiTheme="majorBidi" w:cstheme="majorBidi"/>
+          <w:color w:val="000000" w:themeColor="text1"/>
         </w:rPr>
         <w:t>Can deploy on Render, PythonAnywhere, or Heroku</w:t>
       </w:r>
@@ -2379,16 +2366,14 @@
         </w:numPr>
         <w:spacing w:before="100" w:beforeAutospacing="1" w:after="100" w:afterAutospacing="1" w:line="240" w:lineRule="auto"/>
         <w:rPr>
-          <w:rFonts w:ascii="Times New Roman" w:eastAsia="Times New Roman" w:hAnsi="Times New Roman" w:cs="Times New Roman"/>
-          <w:kern w:val="0"/>
-          <w14:ligatures w14:val="none"/>
-        </w:rPr>
-      </w:pPr>
-      <w:r>
-        <w:rPr>
-          <w:rFonts w:ascii="Times New Roman" w:eastAsia="Times New Roman" w:hAnsi="Times New Roman" w:cs="Times New Roman"/>
-          <w:kern w:val="0"/>
-          <w14:ligatures w14:val="none"/>
+          <w:rFonts w:asciiTheme="majorBidi" w:eastAsia="Times New Roman" w:hAnsiTheme="majorBidi" w:cstheme="majorBidi"/>
+          <w:color w:val="000000" w:themeColor="text1"/>
+        </w:rPr>
+      </w:pPr>
+      <w:r>
+        <w:rPr>
+          <w:rFonts w:asciiTheme="majorBidi" w:eastAsia="Times New Roman" w:hAnsiTheme="majorBidi" w:cstheme="majorBidi"/>
+          <w:color w:val="000000" w:themeColor="text1"/>
         </w:rPr>
         <w:t>Connect GitHub repo with backend, templates, and dataset</w:t>
       </w:r>
@@ -2401,90 +2386,37 @@
         </w:numPr>
         <w:spacing w:before="100" w:beforeAutospacing="1" w:after="100" w:afterAutospacing="1" w:line="240" w:lineRule="auto"/>
         <w:rPr>
-          <w:rFonts w:ascii="Times New Roman" w:eastAsia="Times New Roman" w:hAnsi="Times New Roman" w:cs="Times New Roman"/>
-          <w:kern w:val="0"/>
-          <w14:ligatures w14:val="none"/>
-        </w:rPr>
-      </w:pPr>
-      <w:r>
-        <w:rPr>
-          <w:rFonts w:ascii="Times New Roman" w:eastAsia="Times New Roman" w:hAnsi="Times New Roman" w:cs="Times New Roman"/>
-          <w:kern w:val="0"/>
-          <w14:ligatures w14:val="none"/>
+          <w:rFonts w:asciiTheme="majorBidi" w:eastAsia="Times New Roman" w:hAnsiTheme="majorBidi" w:cstheme="majorBidi"/>
+          <w:color w:val="000000" w:themeColor="text1"/>
+        </w:rPr>
+      </w:pPr>
+      <w:r>
+        <w:rPr>
+          <w:rFonts w:asciiTheme="majorBidi" w:eastAsia="Times New Roman" w:hAnsiTheme="majorBidi" w:cstheme="majorBidi"/>
+          <w:color w:val="000000" w:themeColor="text1"/>
         </w:rPr>
         <w:t>Test resume upload → live results</w:t>
       </w:r>
     </w:p>
     <w:p>
       <w:pPr>
-        <w:spacing w:after="0" w:line="240" w:lineRule="auto"/>
-        <w:rPr>
-          <w:rFonts w:ascii="Times New Roman" w:eastAsia="Times New Roman" w:hAnsi="Times New Roman" w:cs="Times New Roman"/>
-          <w:kern w:val="0"/>
-          <w14:ligatures w14:val="none"/>
-        </w:rPr>
-      </w:pPr>
-      <w:r>
-        <w:rPr>
-          <w:rFonts w:ascii="Times New Roman" w:eastAsia="Times New Roman" w:hAnsi="Times New Roman" w:cs="Times New Roman"/>
-          <w:kern w:val="0"/>
-          <w14:ligatures w14:val="none"/>
-        </w:rPr>
-        <w:pict w14:anchorId="21059821">
-          <v:rect id="_x0000_i1031" style="width:0;height:1.5pt" o:hralign="center" o:hrstd="t" o:hr="t" fillcolor="#a0a0a0" stroked="f"/>
-        </w:pict>
-      </w:r>
-    </w:p>
-    <w:p>
-      <w:pPr>
-        <w:spacing w:before="100" w:beforeAutospacing="1" w:after="100" w:afterAutospacing="1" w:line="240" w:lineRule="auto"/>
-        <w:outlineLvl w:val="2"/>
-        <w:rPr>
-          <w:rFonts w:ascii="Times New Roman" w:eastAsia="Times New Roman" w:hAnsi="Times New Roman" w:cs="Times New Roman"/>
-          <w:b/>
-          <w:bCs/>
-          <w:kern w:val="0"/>
-          <w:sz w:val="27"/>
-          <w:szCs w:val="27"/>
-          <w14:ligatures w14:val="none"/>
-        </w:rPr>
-      </w:pPr>
-      <w:r>
-        <w:rPr>
-          <w:rFonts w:ascii="Times New Roman" w:eastAsia="Times New Roman" w:hAnsi="Times New Roman" w:cs="Times New Roman"/>
-          <w:b/>
-          <w:bCs/>
-          <w:kern w:val="0"/>
-          <w:sz w:val="27"/>
-          <w:szCs w:val="27"/>
-          <w14:ligatures w14:val="none"/>
-        </w:rPr>
-        <w:t>7️</w:t>
-      </w:r>
-      <w:r>
-        <w:rPr>
-          <w:rFonts w:ascii="Segoe UI Symbol" w:eastAsia="Times New Roman" w:hAnsi="Segoe UI Symbol" w:cs="Segoe UI Symbol"/>
-          <w:b/>
-          <w:bCs/>
-          <w:kern w:val="0"/>
-          <w:sz w:val="27"/>
-          <w:szCs w:val="27"/>
-          <w14:ligatures w14:val="none"/>
-        </w:rPr>
-        <w:t>⃣</w:t>
-      </w:r>
-      <w:r>
-        <w:rPr>
-          <w:rFonts w:ascii="Times New Roman" w:eastAsia="Times New Roman" w:hAnsi="Times New Roman" w:cs="Times New Roman"/>
-          <w:b/>
-          <w:bCs/>
-          <w:kern w:val="0"/>
-          <w:sz w:val="27"/>
-          <w:szCs w:val="27"/>
-          <w14:ligatures w14:val="none"/>
-        </w:rPr>
-        <w:t xml:space="preserve"> Conclusion</w:t>
-      </w:r>
+        <w:pStyle w:val="Heading1"/>
+        <w:rPr>
+          <w:rFonts w:asciiTheme="majorBidi" w:eastAsia="Times New Roman" w:hAnsiTheme="majorBidi"/>
+          <w:color w:val="000000" w:themeColor="text1"/>
+          <w:sz w:val="22"/>
+          <w:szCs w:val="22"/>
+        </w:rPr>
+      </w:pPr>
+      <w:bookmarkStart w:id="8" w:name="_Toc224154962"/>
+      <w:r>
+        <w:rPr>
+          <w:rFonts w:asciiTheme="majorBidi" w:eastAsia="Times New Roman" w:hAnsiTheme="majorBidi"/>
+          <w:color w:val="000000" w:themeColor="text1"/>
+        </w:rPr>
+        <w:t>Conclusion</w:t>
+      </w:r>
+      <w:bookmarkEnd w:id="8"/>
     </w:p>
     <w:p>
       <w:pPr>
@@ -2494,26 +2426,23 @@
         </w:numPr>
         <w:spacing w:before="100" w:beforeAutospacing="1" w:after="100" w:afterAutospacing="1" w:line="240" w:lineRule="auto"/>
         <w:rPr>
-          <w:rFonts w:ascii="Times New Roman" w:eastAsia="Times New Roman" w:hAnsi="Times New Roman" w:cs="Times New Roman"/>
-          <w:kern w:val="0"/>
-          <w14:ligatures w14:val="none"/>
+          <w:rFonts w:asciiTheme="majorBidi" w:eastAsia="Times New Roman" w:hAnsiTheme="majorBidi" w:cstheme="majorBidi"/>
+          <w:color w:val="000000" w:themeColor="text1"/>
         </w:rPr>
       </w:pPr>
       <w:proofErr w:type="spellStart"/>
       <w:r>
         <w:rPr>
-          <w:rFonts w:ascii="Times New Roman" w:eastAsia="Times New Roman" w:hAnsi="Times New Roman" w:cs="Times New Roman"/>
-          <w:kern w:val="0"/>
-          <w14:ligatures w14:val="none"/>
+          <w:rFonts w:asciiTheme="majorBidi" w:eastAsia="Times New Roman" w:hAnsiTheme="majorBidi" w:cstheme="majorBidi"/>
+          <w:color w:val="000000" w:themeColor="text1"/>
         </w:rPr>
         <w:t>NexHire</w:t>
       </w:r>
       <w:proofErr w:type="spellEnd"/>
       <w:r>
         <w:rPr>
-          <w:rFonts w:ascii="Times New Roman" w:eastAsia="Times New Roman" w:hAnsi="Times New Roman" w:cs="Times New Roman"/>
-          <w:kern w:val="0"/>
-          <w14:ligatures w14:val="none"/>
+          <w:rFonts w:asciiTheme="majorBidi" w:eastAsia="Times New Roman" w:hAnsiTheme="majorBidi" w:cstheme="majorBidi"/>
+          <w:color w:val="000000" w:themeColor="text1"/>
         </w:rPr>
         <w:t xml:space="preserve"> automates job-candidate matching.</w:t>
       </w:r>
@@ -2526,34 +2455,30 @@
         </w:numPr>
         <w:spacing w:before="100" w:beforeAutospacing="1" w:after="100" w:afterAutospacing="1" w:line="240" w:lineRule="auto"/>
         <w:rPr>
-          <w:rFonts w:ascii="Times New Roman" w:eastAsia="Times New Roman" w:hAnsi="Times New Roman" w:cs="Times New Roman"/>
-          <w:kern w:val="0"/>
-          <w14:ligatures w14:val="none"/>
-        </w:rPr>
-      </w:pPr>
-      <w:r>
-        <w:rPr>
-          <w:rFonts w:ascii="Times New Roman" w:eastAsia="Times New Roman" w:hAnsi="Times New Roman" w:cs="Times New Roman"/>
-          <w:kern w:val="0"/>
-          <w14:ligatures w14:val="none"/>
+          <w:rFonts w:asciiTheme="majorBidi" w:eastAsia="Times New Roman" w:hAnsiTheme="majorBidi" w:cstheme="majorBidi"/>
+          <w:color w:val="000000" w:themeColor="text1"/>
+        </w:rPr>
+      </w:pPr>
+      <w:r>
+        <w:rPr>
+          <w:rFonts w:asciiTheme="majorBidi" w:eastAsia="Times New Roman" w:hAnsiTheme="majorBidi" w:cstheme="majorBidi"/>
+          <w:color w:val="000000" w:themeColor="text1"/>
         </w:rPr>
         <w:t xml:space="preserve">Saves HR time and improves job </w:t>
       </w:r>
       <w:proofErr w:type="gramStart"/>
       <w:r>
         <w:rPr>
-          <w:rFonts w:ascii="Times New Roman" w:eastAsia="Times New Roman" w:hAnsi="Times New Roman" w:cs="Times New Roman"/>
-          <w:kern w:val="0"/>
-          <w14:ligatures w14:val="none"/>
+          <w:rFonts w:asciiTheme="majorBidi" w:eastAsia="Times New Roman" w:hAnsiTheme="majorBidi" w:cstheme="majorBidi"/>
+          <w:color w:val="000000" w:themeColor="text1"/>
         </w:rPr>
         <w:t>fit</w:t>
       </w:r>
       <w:proofErr w:type="gramEnd"/>
       <w:r>
         <w:rPr>
-          <w:rFonts w:ascii="Times New Roman" w:eastAsia="Times New Roman" w:hAnsi="Times New Roman" w:cs="Times New Roman"/>
-          <w:kern w:val="0"/>
-          <w14:ligatures w14:val="none"/>
+          <w:rFonts w:asciiTheme="majorBidi" w:eastAsia="Times New Roman" w:hAnsiTheme="majorBidi" w:cstheme="majorBidi"/>
+          <w:color w:val="000000" w:themeColor="text1"/>
         </w:rPr>
         <w:t>.</w:t>
       </w:r>
@@ -2566,24 +2491,35 @@
         </w:numPr>
         <w:spacing w:before="100" w:beforeAutospacing="1" w:after="100" w:afterAutospacing="1" w:line="240" w:lineRule="auto"/>
         <w:rPr>
-          <w:rFonts w:ascii="Times New Roman" w:eastAsia="Times New Roman" w:hAnsi="Times New Roman" w:cs="Times New Roman"/>
-          <w:kern w:val="0"/>
-          <w14:ligatures w14:val="none"/>
-        </w:rPr>
-      </w:pPr>
-      <w:r>
-        <w:rPr>
-          <w:rFonts w:ascii="Times New Roman" w:eastAsia="Times New Roman" w:hAnsi="Times New Roman" w:cs="Times New Roman"/>
-          <w:kern w:val="0"/>
-          <w14:ligatures w14:val="none"/>
+          <w:rFonts w:asciiTheme="majorBidi" w:eastAsia="Times New Roman" w:hAnsiTheme="majorBidi" w:cstheme="majorBidi"/>
+          <w:color w:val="000000" w:themeColor="text1"/>
+        </w:rPr>
+      </w:pPr>
+      <w:r>
+        <w:rPr>
+          <w:rFonts w:asciiTheme="majorBidi" w:eastAsia="Times New Roman" w:hAnsiTheme="majorBidi" w:cstheme="majorBidi"/>
+          <w:color w:val="000000" w:themeColor="text1"/>
         </w:rPr>
         <w:t>Can be extended: semantic ML models for better matching, CV parsing NLP improvements, skill normalization.</w:t>
       </w:r>
     </w:p>
-    <w:p/>
+    <w:p>
+      <w:pPr>
+        <w:rPr>
+          <w:rFonts w:asciiTheme="majorBidi" w:hAnsiTheme="majorBidi" w:cstheme="majorBidi"/>
+          <w:color w:val="000000" w:themeColor="text1"/>
+        </w:rPr>
+      </w:pPr>
+    </w:p>
     <w:sectPr>
-      <w:pgSz w:w="12240" w:h="15840"/>
+      <w:pgSz w:w="12240" w:h="15840" w:code="1"/>
       <w:pgMar w:top="1440" w:right="1440" w:bottom="1440" w:left="1440" w:header="720" w:footer="720" w:gutter="0"/>
+      <w:pgBorders w:offsetFrom="page">
+        <w:top w:val="thinThickMediumGap" w:sz="24" w:space="24" w:color="auto"/>
+        <w:left w:val="thinThickMediumGap" w:sz="24" w:space="24" w:color="auto"/>
+        <w:bottom w:val="thickThinMediumGap" w:sz="24" w:space="24" w:color="auto"/>
+        <w:right w:val="thickThinMediumGap" w:sz="24" w:space="24" w:color="auto"/>
+      </w:pgBorders>
       <w:cols w:space="720"/>
       <w:docGrid w:linePitch="360"/>
     </w:sectPr>
@@ -3605,6 +3541,96 @@
     </w:lvl>
   </w:abstractNum>
   <w:abstractNum w:abstractNumId="7" w15:restartNumberingAfterBreak="0">
+    <w:nsid w:val="556E1CDE"/>
+    <w:multiLevelType w:val="hybridMultilevel"/>
+    <w:tmpl w:val="F9C21990"/>
+    <w:lvl w:ilvl="0" w:tplc="8E605D34">
+      <w:start w:val="1"/>
+      <w:numFmt w:val="decimal"/>
+      <w:lvlText w:val="%1."/>
+      <w:lvlJc w:val="left"/>
+      <w:pPr>
+        <w:ind w:left="720" w:hanging="360"/>
+      </w:pPr>
+      <w:rPr>
+        <w:rFonts w:hint="default"/>
+        <w:sz w:val="27"/>
+      </w:rPr>
+    </w:lvl>
+    <w:lvl w:ilvl="1" w:tplc="04090019" w:tentative="1">
+      <w:start w:val="1"/>
+      <w:numFmt w:val="lowerLetter"/>
+      <w:lvlText w:val="%2."/>
+      <w:lvlJc w:val="left"/>
+      <w:pPr>
+        <w:ind w:left="1440" w:hanging="360"/>
+      </w:pPr>
+    </w:lvl>
+    <w:lvl w:ilvl="2" w:tplc="0409001B" w:tentative="1">
+      <w:start w:val="1"/>
+      <w:numFmt w:val="lowerRoman"/>
+      <w:lvlText w:val="%3."/>
+      <w:lvlJc w:val="right"/>
+      <w:pPr>
+        <w:ind w:left="2160" w:hanging="180"/>
+      </w:pPr>
+    </w:lvl>
+    <w:lvl w:ilvl="3" w:tplc="0409000F" w:tentative="1">
+      <w:start w:val="1"/>
+      <w:numFmt w:val="decimal"/>
+      <w:lvlText w:val="%4."/>
+      <w:lvlJc w:val="left"/>
+      <w:pPr>
+        <w:ind w:left="2880" w:hanging="360"/>
+      </w:pPr>
+    </w:lvl>
+    <w:lvl w:ilvl="4" w:tplc="04090019" w:tentative="1">
+      <w:start w:val="1"/>
+      <w:numFmt w:val="lowerLetter"/>
+      <w:lvlText w:val="%5."/>
+      <w:lvlJc w:val="left"/>
+      <w:pPr>
+        <w:ind w:left="3600" w:hanging="360"/>
+      </w:pPr>
+    </w:lvl>
+    <w:lvl w:ilvl="5" w:tplc="0409001B" w:tentative="1">
+      <w:start w:val="1"/>
+      <w:numFmt w:val="lowerRoman"/>
+      <w:lvlText w:val="%6."/>
+      <w:lvlJc w:val="right"/>
+      <w:pPr>
+        <w:ind w:left="4320" w:hanging="180"/>
+      </w:pPr>
+    </w:lvl>
+    <w:lvl w:ilvl="6" w:tplc="0409000F" w:tentative="1">
+      <w:start w:val="1"/>
+      <w:numFmt w:val="decimal"/>
+      <w:lvlText w:val="%7."/>
+      <w:lvlJc w:val="left"/>
+      <w:pPr>
+        <w:ind w:left="5040" w:hanging="360"/>
+      </w:pPr>
+    </w:lvl>
+    <w:lvl w:ilvl="7" w:tplc="04090019" w:tentative="1">
+      <w:start w:val="1"/>
+      <w:numFmt w:val="lowerLetter"/>
+      <w:lvlText w:val="%8."/>
+      <w:lvlJc w:val="left"/>
+      <w:pPr>
+        <w:ind w:left="5760" w:hanging="360"/>
+      </w:pPr>
+    </w:lvl>
+    <w:lvl w:ilvl="8" w:tplc="0409001B" w:tentative="1">
+      <w:start w:val="1"/>
+      <w:numFmt w:val="lowerRoman"/>
+      <w:lvlText w:val="%9."/>
+      <w:lvlJc w:val="right"/>
+      <w:pPr>
+        <w:ind w:left="6480" w:hanging="180"/>
+      </w:pPr>
+    </w:lvl>
+  </w:abstractNum>
+  <w:abstractNum w:abstractNumId="8" w15:restartNumberingAfterBreak="0">
     <w:nsid w:val="5F5A5AB7"/>
     <w:multiLevelType w:val="multilevel"/>
     <w:tmpl w:val="DC180F44"/>
@@ -3769,13 +3795,16 @@
     <w:abstractNumId w:val="6"/>
   </w:num>
   <w:num w:numId="6" w16cid:durableId="199051543">
-    <w:abstractNumId w:val="7"/>
+    <w:abstractNumId w:val="8"/>
   </w:num>
   <w:num w:numId="7" w16cid:durableId="2029796749">
     <w:abstractNumId w:val="2"/>
   </w:num>
   <w:num w:numId="8" w16cid:durableId="2016691224">
     <w:abstractNumId w:val="0"/>
+  </w:num>
+  <w:num w:numId="9" w16cid:durableId="1642614360">
+    <w:abstractNumId w:val="7"/>
   </w:num>
 </w:numbering>
 </file>
@@ -3785,17 +3814,15 @@
   <w:docDefaults>
     <w:rPrDefault>
       <w:rPr>
-        <w:rFonts w:asciiTheme="minorHAnsi" w:eastAsiaTheme="minorHAnsi" w:hAnsiTheme="minorHAnsi" w:cstheme="minorBidi"/>
-        <w:kern w:val="2"/>
-        <w:sz w:val="24"/>
-        <w:szCs w:val="24"/>
+        <w:rFonts w:asciiTheme="minorHAnsi" w:eastAsiaTheme="minorEastAsia" w:hAnsiTheme="minorHAnsi" w:cstheme="minorBidi"/>
+        <w:sz w:val="22"/>
+        <w:szCs w:val="22"/>
         <w:lang w:val="en-US" w:eastAsia="en-US" w:bidi="ar-SA"/>
-        <w14:ligatures w14:val="standardContextual"/>
       </w:rPr>
     </w:rPrDefault>
     <w:pPrDefault>
       <w:pPr>
-        <w:spacing w:after="160" w:line="278" w:lineRule="auto"/>
+        <w:spacing w:after="160" w:line="259" w:lineRule="auto"/>
       </w:pPr>
     </w:pPrDefault>
   </w:docDefaults>
@@ -4180,6 +4207,7 @@
   <w:style w:type="paragraph" w:default="1" w:styleId="Normal">
     <w:name w:val="Normal"/>
     <w:qFormat/>
+    <w:rsid w:val="005B6478"/>
   </w:style>
   <w:style w:type="paragraph" w:styleId="Heading1">
     <w:name w:val="heading 1"/>
@@ -4188,18 +4216,18 @@
     <w:link w:val="Heading1Char"/>
     <w:uiPriority w:val="9"/>
     <w:qFormat/>
-    <w:rsid w:val="005764E4"/>
+    <w:rsid w:val="005B6478"/>
     <w:pPr>
       <w:keepNext/>
       <w:keepLines/>
-      <w:spacing w:before="360" w:after="80"/>
+      <w:spacing w:before="400" w:after="40" w:line="240" w:lineRule="auto"/>
       <w:outlineLvl w:val="0"/>
     </w:pPr>
     <w:rPr>
       <w:rFonts w:asciiTheme="majorHAnsi" w:eastAsiaTheme="majorEastAsia" w:hAnsiTheme="majorHAnsi" w:cstheme="majorBidi"/>
-      <w:color w:val="0F4761" w:themeColor="accent1" w:themeShade="BF"/>
-      <w:sz w:val="40"/>
-      <w:szCs w:val="40"/>
+      <w:color w:val="0A2F41" w:themeColor="accent1" w:themeShade="80"/>
+      <w:sz w:val="36"/>
+      <w:szCs w:val="36"/>
     </w:rPr>
   </w:style>
   <w:style w:type="paragraph" w:styleId="Heading2">
@@ -4211,11 +4239,11 @@
     <w:semiHidden/>
     <w:unhideWhenUsed/>
     <w:qFormat/>
-    <w:rsid w:val="005764E4"/>
+    <w:rsid w:val="005B6478"/>
     <w:pPr>
       <w:keepNext/>
       <w:keepLines/>
-      <w:spacing w:before="160" w:after="80"/>
+      <w:spacing w:before="40" w:after="0" w:line="240" w:lineRule="auto"/>
       <w:outlineLvl w:val="1"/>
     </w:pPr>
     <w:rPr>
@@ -4233,15 +4261,15 @@
     <w:uiPriority w:val="9"/>
     <w:unhideWhenUsed/>
     <w:qFormat/>
-    <w:rsid w:val="005764E4"/>
+    <w:rsid w:val="005B6478"/>
     <w:pPr>
       <w:keepNext/>
       <w:keepLines/>
-      <w:spacing w:before="160" w:after="80"/>
+      <w:spacing w:before="40" w:after="0" w:line="240" w:lineRule="auto"/>
       <w:outlineLvl w:val="2"/>
     </w:pPr>
     <w:rPr>
-      <w:rFonts w:eastAsiaTheme="majorEastAsia" w:cstheme="majorBidi"/>
+      <w:rFonts w:asciiTheme="majorHAnsi" w:eastAsiaTheme="majorEastAsia" w:hAnsiTheme="majorHAnsi" w:cstheme="majorBidi"/>
       <w:color w:val="0F4761" w:themeColor="accent1" w:themeShade="BF"/>
       <w:sz w:val="28"/>
       <w:szCs w:val="28"/>
@@ -4256,18 +4284,18 @@
     <w:semiHidden/>
     <w:unhideWhenUsed/>
     <w:qFormat/>
-    <w:rsid w:val="005764E4"/>
+    <w:rsid w:val="005B6478"/>
     <w:pPr>
       <w:keepNext/>
       <w:keepLines/>
-      <w:spacing w:before="80" w:after="40"/>
+      <w:spacing w:before="40" w:after="0"/>
       <w:outlineLvl w:val="3"/>
     </w:pPr>
     <w:rPr>
-      <w:rFonts w:eastAsiaTheme="majorEastAsia" w:cstheme="majorBidi"/>
-      <w:i/>
-      <w:iCs/>
+      <w:rFonts w:asciiTheme="majorHAnsi" w:eastAsiaTheme="majorEastAsia" w:hAnsiTheme="majorHAnsi" w:cstheme="majorBidi"/>
       <w:color w:val="0F4761" w:themeColor="accent1" w:themeShade="BF"/>
+      <w:sz w:val="24"/>
+      <w:szCs w:val="24"/>
     </w:rPr>
   </w:style>
   <w:style w:type="paragraph" w:styleId="Heading5">
@@ -4279,15 +4307,16 @@
     <w:semiHidden/>
     <w:unhideWhenUsed/>
     <w:qFormat/>
-    <w:rsid w:val="005764E4"/>
+    <w:rsid w:val="005B6478"/>
     <w:pPr>
       <w:keepNext/>
       <w:keepLines/>
-      <w:spacing w:before="80" w:after="40"/>
+      <w:spacing w:before="40" w:after="0"/>
       <w:outlineLvl w:val="4"/>
     </w:pPr>
     <w:rPr>
-      <w:rFonts w:eastAsiaTheme="majorEastAsia" w:cstheme="majorBidi"/>
+      <w:rFonts w:asciiTheme="majorHAnsi" w:eastAsiaTheme="majorEastAsia" w:hAnsiTheme="majorHAnsi" w:cstheme="majorBidi"/>
+      <w:caps/>
       <w:color w:val="0F4761" w:themeColor="accent1" w:themeShade="BF"/>
     </w:rPr>
   </w:style>
@@ -4300,7 +4329,7 @@
     <w:semiHidden/>
     <w:unhideWhenUsed/>
     <w:qFormat/>
-    <w:rsid w:val="005764E4"/>
+    <w:rsid w:val="005B6478"/>
     <w:pPr>
       <w:keepNext/>
       <w:keepLines/>
@@ -4308,10 +4337,11 @@
       <w:outlineLvl w:val="5"/>
     </w:pPr>
     <w:rPr>
-      <w:rFonts w:eastAsiaTheme="majorEastAsia" w:cstheme="majorBidi"/>
+      <w:rFonts w:asciiTheme="majorHAnsi" w:eastAsiaTheme="majorEastAsia" w:hAnsiTheme="majorHAnsi" w:cstheme="majorBidi"/>
       <w:i/>
       <w:iCs/>
-      <w:color w:val="595959" w:themeColor="text1" w:themeTint="A6"/>
+      <w:caps/>
+      <w:color w:val="0A2F41" w:themeColor="accent1" w:themeShade="80"/>
     </w:rPr>
   </w:style>
   <w:style w:type="paragraph" w:styleId="Heading7">
@@ -4323,7 +4353,7 @@
     <w:semiHidden/>
     <w:unhideWhenUsed/>
     <w:qFormat/>
-    <w:rsid w:val="005764E4"/>
+    <w:rsid w:val="005B6478"/>
     <w:pPr>
       <w:keepNext/>
       <w:keepLines/>
@@ -4331,8 +4361,10 @@
       <w:outlineLvl w:val="6"/>
     </w:pPr>
     <w:rPr>
-      <w:rFonts w:eastAsiaTheme="majorEastAsia" w:cstheme="majorBidi"/>
-      <w:color w:val="595959" w:themeColor="text1" w:themeTint="A6"/>
+      <w:rFonts w:asciiTheme="majorHAnsi" w:eastAsiaTheme="majorEastAsia" w:hAnsiTheme="majorHAnsi" w:cstheme="majorBidi"/>
+      <w:b/>
+      <w:bCs/>
+      <w:color w:val="0A2F41" w:themeColor="accent1" w:themeShade="80"/>
     </w:rPr>
   </w:style>
   <w:style w:type="paragraph" w:styleId="Heading8">
@@ -4344,18 +4376,20 @@
     <w:semiHidden/>
     <w:unhideWhenUsed/>
     <w:qFormat/>
-    <w:rsid w:val="005764E4"/>
+    <w:rsid w:val="005B6478"/>
     <w:pPr>
       <w:keepNext/>
       <w:keepLines/>
-      <w:spacing w:after="0"/>
+      <w:spacing w:before="40" w:after="0"/>
       <w:outlineLvl w:val="7"/>
     </w:pPr>
     <w:rPr>
-      <w:rFonts w:eastAsiaTheme="majorEastAsia" w:cstheme="majorBidi"/>
+      <w:rFonts w:asciiTheme="majorHAnsi" w:eastAsiaTheme="majorEastAsia" w:hAnsiTheme="majorHAnsi" w:cstheme="majorBidi"/>
+      <w:b/>
+      <w:bCs/>
       <w:i/>
       <w:iCs/>
-      <w:color w:val="272727" w:themeColor="text1" w:themeTint="D8"/>
+      <w:color w:val="0A2F41" w:themeColor="accent1" w:themeShade="80"/>
     </w:rPr>
   </w:style>
   <w:style w:type="paragraph" w:styleId="Heading9">
@@ -4367,16 +4401,18 @@
     <w:semiHidden/>
     <w:unhideWhenUsed/>
     <w:qFormat/>
-    <w:rsid w:val="005764E4"/>
+    <w:rsid w:val="005B6478"/>
     <w:pPr>
       <w:keepNext/>
       <w:keepLines/>
-      <w:spacing w:after="0"/>
+      <w:spacing w:before="40" w:after="0"/>
       <w:outlineLvl w:val="8"/>
     </w:pPr>
     <w:rPr>
-      <w:rFonts w:eastAsiaTheme="majorEastAsia" w:cstheme="majorBidi"/>
-      <w:color w:val="272727" w:themeColor="text1" w:themeTint="D8"/>
+      <w:rFonts w:asciiTheme="majorHAnsi" w:eastAsiaTheme="majorEastAsia" w:hAnsiTheme="majorHAnsi" w:cstheme="majorBidi"/>
+      <w:i/>
+      <w:iCs/>
+      <w:color w:val="0A2F41" w:themeColor="accent1" w:themeShade="80"/>
     </w:rPr>
   </w:style>
   <w:style w:type="character" w:default="1" w:styleId="DefaultParagraphFont">
@@ -4411,12 +4447,12 @@
     <w:basedOn w:val="DefaultParagraphFont"/>
     <w:link w:val="Heading1"/>
     <w:uiPriority w:val="9"/>
-    <w:rsid w:val="005764E4"/>
+    <w:rsid w:val="005B6478"/>
     <w:rPr>
       <w:rFonts w:asciiTheme="majorHAnsi" w:eastAsiaTheme="majorEastAsia" w:hAnsiTheme="majorHAnsi" w:cstheme="majorBidi"/>
-      <w:color w:val="0F4761" w:themeColor="accent1" w:themeShade="BF"/>
-      <w:sz w:val="40"/>
-      <w:szCs w:val="40"/>
+      <w:color w:val="0A2F41" w:themeColor="accent1" w:themeShade="80"/>
+      <w:sz w:val="36"/>
+      <w:szCs w:val="36"/>
     </w:rPr>
   </w:style>
   <w:style w:type="character" w:customStyle="1" w:styleId="Heading2Char">
@@ -4425,7 +4461,7 @@
     <w:link w:val="Heading2"/>
     <w:uiPriority w:val="9"/>
     <w:semiHidden/>
-    <w:rsid w:val="005764E4"/>
+    <w:rsid w:val="005B6478"/>
     <w:rPr>
       <w:rFonts w:asciiTheme="majorHAnsi" w:eastAsiaTheme="majorEastAsia" w:hAnsiTheme="majorHAnsi" w:cstheme="majorBidi"/>
       <w:color w:val="0F4761" w:themeColor="accent1" w:themeShade="BF"/>
@@ -4438,9 +4474,9 @@
     <w:basedOn w:val="DefaultParagraphFont"/>
     <w:link w:val="Heading3"/>
     <w:uiPriority w:val="9"/>
-    <w:rsid w:val="005764E4"/>
+    <w:rsid w:val="005B6478"/>
     <w:rPr>
-      <w:rFonts w:eastAsiaTheme="majorEastAsia" w:cstheme="majorBidi"/>
+      <w:rFonts w:asciiTheme="majorHAnsi" w:eastAsiaTheme="majorEastAsia" w:hAnsiTheme="majorHAnsi" w:cstheme="majorBidi"/>
       <w:color w:val="0F4761" w:themeColor="accent1" w:themeShade="BF"/>
       <w:sz w:val="28"/>
       <w:szCs w:val="28"/>
@@ -4452,12 +4488,12 @@
     <w:link w:val="Heading4"/>
     <w:uiPriority w:val="9"/>
     <w:semiHidden/>
-    <w:rsid w:val="005764E4"/>
+    <w:rsid w:val="005B6478"/>
     <w:rPr>
-      <w:rFonts w:eastAsiaTheme="majorEastAsia" w:cstheme="majorBidi"/>
-      <w:i/>
-      <w:iCs/>
+      <w:rFonts w:asciiTheme="majorHAnsi" w:eastAsiaTheme="majorEastAsia" w:hAnsiTheme="majorHAnsi" w:cstheme="majorBidi"/>
       <w:color w:val="0F4761" w:themeColor="accent1" w:themeShade="BF"/>
+      <w:sz w:val="24"/>
+      <w:szCs w:val="24"/>
     </w:rPr>
   </w:style>
   <w:style w:type="character" w:customStyle="1" w:styleId="Heading5Char">
@@ -4466,9 +4502,10 @@
     <w:link w:val="Heading5"/>
     <w:uiPriority w:val="9"/>
     <w:semiHidden/>
-    <w:rsid w:val="005764E4"/>
+    <w:rsid w:val="005B6478"/>
     <w:rPr>
-      <w:rFonts w:eastAsiaTheme="majorEastAsia" w:cstheme="majorBidi"/>
+      <w:rFonts w:asciiTheme="majorHAnsi" w:eastAsiaTheme="majorEastAsia" w:hAnsiTheme="majorHAnsi" w:cstheme="majorBidi"/>
+      <w:caps/>
       <w:color w:val="0F4761" w:themeColor="accent1" w:themeShade="BF"/>
     </w:rPr>
   </w:style>
@@ -4478,12 +4515,13 @@
     <w:link w:val="Heading6"/>
     <w:uiPriority w:val="9"/>
     <w:semiHidden/>
-    <w:rsid w:val="005764E4"/>
+    <w:rsid w:val="005B6478"/>
     <w:rPr>
-      <w:rFonts w:eastAsiaTheme="majorEastAsia" w:cstheme="majorBidi"/>
+      <w:rFonts w:asciiTheme="majorHAnsi" w:eastAsiaTheme="majorEastAsia" w:hAnsiTheme="majorHAnsi" w:cstheme="majorBidi"/>
       <w:i/>
       <w:iCs/>
-      <w:color w:val="595959" w:themeColor="text1" w:themeTint="A6"/>
+      <w:caps/>
+      <w:color w:val="0A2F41" w:themeColor="accent1" w:themeShade="80"/>
     </w:rPr>
   </w:style>
   <w:style w:type="character" w:customStyle="1" w:styleId="Heading7Char">
@@ -4492,10 +4530,12 @@
     <w:link w:val="Heading7"/>
     <w:uiPriority w:val="9"/>
     <w:semiHidden/>
-    <w:rsid w:val="005764E4"/>
+    <w:rsid w:val="005B6478"/>
     <w:rPr>
-      <w:rFonts w:eastAsiaTheme="majorEastAsia" w:cstheme="majorBidi"/>
-      <w:color w:val="595959" w:themeColor="text1" w:themeTint="A6"/>
+      <w:rFonts w:asciiTheme="majorHAnsi" w:eastAsiaTheme="majorEastAsia" w:hAnsiTheme="majorHAnsi" w:cstheme="majorBidi"/>
+      <w:b/>
+      <w:bCs/>
+      <w:color w:val="0A2F41" w:themeColor="accent1" w:themeShade="80"/>
     </w:rPr>
   </w:style>
   <w:style w:type="character" w:customStyle="1" w:styleId="Heading8Char">
@@ -4504,12 +4544,14 @@
     <w:link w:val="Heading8"/>
     <w:uiPriority w:val="9"/>
     <w:semiHidden/>
-    <w:rsid w:val="005764E4"/>
+    <w:rsid w:val="005B6478"/>
     <w:rPr>
-      <w:rFonts w:eastAsiaTheme="majorEastAsia" w:cstheme="majorBidi"/>
+      <w:rFonts w:asciiTheme="majorHAnsi" w:eastAsiaTheme="majorEastAsia" w:hAnsiTheme="majorHAnsi" w:cstheme="majorBidi"/>
+      <w:b/>
+      <w:bCs/>
       <w:i/>
       <w:iCs/>
-      <w:color w:val="272727" w:themeColor="text1" w:themeTint="D8"/>
+      <w:color w:val="0A2F41" w:themeColor="accent1" w:themeShade="80"/>
     </w:rPr>
   </w:style>
   <w:style w:type="character" w:customStyle="1" w:styleId="Heading9Char">
@@ -4518,10 +4560,12 @@
     <w:link w:val="Heading9"/>
     <w:uiPriority w:val="9"/>
     <w:semiHidden/>
-    <w:rsid w:val="005764E4"/>
+    <w:rsid w:val="005B6478"/>
     <w:rPr>
-      <w:rFonts w:eastAsiaTheme="majorEastAsia" w:cstheme="majorBidi"/>
-      <w:color w:val="272727" w:themeColor="text1" w:themeTint="D8"/>
+      <w:rFonts w:asciiTheme="majorHAnsi" w:eastAsiaTheme="majorEastAsia" w:hAnsiTheme="majorHAnsi" w:cstheme="majorBidi"/>
+      <w:i/>
+      <w:iCs/>
+      <w:color w:val="0A2F41" w:themeColor="accent1" w:themeShade="80"/>
     </w:rPr>
   </w:style>
   <w:style w:type="paragraph" w:styleId="Title">
@@ -4531,17 +4575,18 @@
     <w:link w:val="TitleChar"/>
     <w:uiPriority w:val="10"/>
     <w:qFormat/>
-    <w:rsid w:val="005764E4"/>
+    <w:rsid w:val="005B6478"/>
     <w:pPr>
-      <w:spacing w:after="80" w:line="240" w:lineRule="auto"/>
+      <w:spacing w:after="0" w:line="204" w:lineRule="auto"/>
       <w:contextualSpacing/>
     </w:pPr>
     <w:rPr>
       <w:rFonts w:asciiTheme="majorHAnsi" w:eastAsiaTheme="majorEastAsia" w:hAnsiTheme="majorHAnsi" w:cstheme="majorBidi"/>
-      <w:spacing w:val="-10"/>
-      <w:kern w:val="28"/>
-      <w:sz w:val="56"/>
-      <w:szCs w:val="56"/>
+      <w:caps/>
+      <w:color w:val="0E2841" w:themeColor="text2"/>
+      <w:spacing w:val="-15"/>
+      <w:sz w:val="72"/>
+      <w:szCs w:val="72"/>
     </w:rPr>
   </w:style>
   <w:style w:type="character" w:customStyle="1" w:styleId="TitleChar">
@@ -4549,13 +4594,14 @@
     <w:basedOn w:val="DefaultParagraphFont"/>
     <w:link w:val="Title"/>
     <w:uiPriority w:val="10"/>
-    <w:rsid w:val="005764E4"/>
+    <w:rsid w:val="005B6478"/>
     <w:rPr>
       <w:rFonts w:asciiTheme="majorHAnsi" w:eastAsiaTheme="majorEastAsia" w:hAnsiTheme="majorHAnsi" w:cstheme="majorBidi"/>
-      <w:spacing w:val="-10"/>
-      <w:kern w:val="28"/>
-      <w:sz w:val="56"/>
-      <w:szCs w:val="56"/>
+      <w:caps/>
+      <w:color w:val="0E2841" w:themeColor="text2"/>
+      <w:spacing w:val="-15"/>
+      <w:sz w:val="72"/>
+      <w:szCs w:val="72"/>
     </w:rPr>
   </w:style>
   <w:style w:type="paragraph" w:styleId="Subtitle">
@@ -4565,16 +4611,16 @@
     <w:link w:val="SubtitleChar"/>
     <w:uiPriority w:val="11"/>
     <w:qFormat/>
-    <w:rsid w:val="005764E4"/>
+    <w:rsid w:val="005B6478"/>
     <w:pPr>
       <w:numPr>
         <w:ilvl w:val="1"/>
       </w:numPr>
+      <w:spacing w:after="240" w:line="240" w:lineRule="auto"/>
     </w:pPr>
     <w:rPr>
-      <w:rFonts w:eastAsiaTheme="majorEastAsia" w:cstheme="majorBidi"/>
-      <w:color w:val="595959" w:themeColor="text1" w:themeTint="A6"/>
-      <w:spacing w:val="15"/>
+      <w:rFonts w:asciiTheme="majorHAnsi" w:eastAsiaTheme="majorEastAsia" w:hAnsiTheme="majorHAnsi" w:cstheme="majorBidi"/>
+      <w:color w:val="156082" w:themeColor="accent1"/>
       <w:sz w:val="28"/>
       <w:szCs w:val="28"/>
     </w:rPr>
@@ -4584,11 +4630,10 @@
     <w:basedOn w:val="DefaultParagraphFont"/>
     <w:link w:val="Subtitle"/>
     <w:uiPriority w:val="11"/>
-    <w:rsid w:val="005764E4"/>
+    <w:rsid w:val="005B6478"/>
     <w:rPr>
-      <w:rFonts w:eastAsiaTheme="majorEastAsia" w:cstheme="majorBidi"/>
-      <w:color w:val="595959" w:themeColor="text1" w:themeTint="A6"/>
-      <w:spacing w:val="15"/>
+      <w:rFonts w:asciiTheme="majorHAnsi" w:eastAsiaTheme="majorEastAsia" w:hAnsiTheme="majorHAnsi" w:cstheme="majorBidi"/>
+      <w:color w:val="156082" w:themeColor="accent1"/>
       <w:sz w:val="28"/>
       <w:szCs w:val="28"/>
     </w:rPr>
@@ -4600,15 +4645,15 @@
     <w:link w:val="QuoteChar"/>
     <w:uiPriority w:val="29"/>
     <w:qFormat/>
-    <w:rsid w:val="005764E4"/>
+    <w:rsid w:val="005B6478"/>
     <w:pPr>
-      <w:spacing w:before="160"/>
-      <w:jc w:val="center"/>
+      <w:spacing w:before="120" w:after="120"/>
+      <w:ind w:left="720"/>
     </w:pPr>
     <w:rPr>
-      <w:i/>
-      <w:iCs/>
-      <w:color w:val="404040" w:themeColor="text1" w:themeTint="BF"/>
+      <w:color w:val="0E2841" w:themeColor="text2"/>
+      <w:sz w:val="24"/>
+      <w:szCs w:val="24"/>
     </w:rPr>
   </w:style>
   <w:style w:type="character" w:customStyle="1" w:styleId="QuoteChar">
@@ -4616,11 +4661,11 @@
     <w:basedOn w:val="DefaultParagraphFont"/>
     <w:link w:val="Quote"/>
     <w:uiPriority w:val="29"/>
-    <w:rsid w:val="005764E4"/>
+    <w:rsid w:val="005B6478"/>
     <w:rPr>
-      <w:i/>
-      <w:iCs/>
-      <w:color w:val="404040" w:themeColor="text1" w:themeTint="BF"/>
+      <w:color w:val="0E2841" w:themeColor="text2"/>
+      <w:sz w:val="24"/>
+      <w:szCs w:val="24"/>
     </w:rPr>
   </w:style>
   <w:style w:type="paragraph" w:styleId="ListParagraph">
@@ -4639,11 +4684,12 @@
     <w:basedOn w:val="DefaultParagraphFont"/>
     <w:uiPriority w:val="21"/>
     <w:qFormat/>
-    <w:rsid w:val="005764E4"/>
+    <w:rsid w:val="005B6478"/>
     <w:rPr>
+      <w:b/>
+      <w:bCs/>
       <w:i/>
       <w:iCs/>
-      <w:color w:val="0F4761" w:themeColor="accent1" w:themeShade="BF"/>
     </w:rPr>
   </w:style>
   <w:style w:type="paragraph" w:styleId="IntenseQuote">
@@ -4653,20 +4699,18 @@
     <w:link w:val="IntenseQuoteChar"/>
     <w:uiPriority w:val="30"/>
     <w:qFormat/>
-    <w:rsid w:val="005764E4"/>
+    <w:rsid w:val="005B6478"/>
     <w:pPr>
-      <w:pBdr>
-        <w:top w:val="single" w:sz="4" w:space="10" w:color="0F4761" w:themeColor="accent1" w:themeShade="BF"/>
-        <w:bottom w:val="single" w:sz="4" w:space="10" w:color="0F4761" w:themeColor="accent1" w:themeShade="BF"/>
-      </w:pBdr>
-      <w:spacing w:before="360" w:after="360"/>
-      <w:ind w:left="864" w:right="864"/>
+      <w:spacing w:before="100" w:beforeAutospacing="1" w:after="240" w:line="240" w:lineRule="auto"/>
+      <w:ind w:left="720"/>
       <w:jc w:val="center"/>
     </w:pPr>
     <w:rPr>
-      <w:i/>
-      <w:iCs/>
-      <w:color w:val="0F4761" w:themeColor="accent1" w:themeShade="BF"/>
+      <w:rFonts w:asciiTheme="majorHAnsi" w:eastAsiaTheme="majorEastAsia" w:hAnsiTheme="majorHAnsi" w:cstheme="majorBidi"/>
+      <w:color w:val="0E2841" w:themeColor="text2"/>
+      <w:spacing w:val="-6"/>
+      <w:sz w:val="32"/>
+      <w:szCs w:val="32"/>
     </w:rPr>
   </w:style>
   <w:style w:type="character" w:customStyle="1" w:styleId="IntenseQuoteChar">
@@ -4674,11 +4718,13 @@
     <w:basedOn w:val="DefaultParagraphFont"/>
     <w:link w:val="IntenseQuote"/>
     <w:uiPriority w:val="30"/>
-    <w:rsid w:val="005764E4"/>
+    <w:rsid w:val="005B6478"/>
     <w:rPr>
-      <w:i/>
-      <w:iCs/>
-      <w:color w:val="0F4761" w:themeColor="accent1" w:themeShade="BF"/>
+      <w:rFonts w:asciiTheme="majorHAnsi" w:eastAsiaTheme="majorEastAsia" w:hAnsiTheme="majorHAnsi" w:cstheme="majorBidi"/>
+      <w:color w:val="0E2841" w:themeColor="text2"/>
+      <w:spacing w:val="-6"/>
+      <w:sz w:val="32"/>
+      <w:szCs w:val="32"/>
     </w:rPr>
   </w:style>
   <w:style w:type="character" w:styleId="IntenseReference">
@@ -4686,13 +4732,13 @@
     <w:basedOn w:val="DefaultParagraphFont"/>
     <w:uiPriority w:val="32"/>
     <w:qFormat/>
-    <w:rsid w:val="005764E4"/>
+    <w:rsid w:val="005B6478"/>
     <w:rPr>
       <w:b/>
       <w:bCs/>
       <w:smallCaps/>
-      <w:color w:val="0F4761" w:themeColor="accent1" w:themeShade="BF"/>
-      <w:spacing w:val="5"/>
+      <w:color w:val="0E2841" w:themeColor="text2"/>
+      <w:u w:val="single"/>
     </w:rPr>
   </w:style>
   <w:style w:type="character" w:styleId="Strong">
@@ -4700,7 +4746,7 @@
     <w:basedOn w:val="DefaultParagraphFont"/>
     <w:uiPriority w:val="22"/>
     <w:qFormat/>
-    <w:rsid w:val="005764E4"/>
+    <w:rsid w:val="005B6478"/>
     <w:rPr>
       <w:b/>
       <w:bCs/>
@@ -4718,8 +4764,6 @@
     </w:pPr>
     <w:rPr>
       <w:rFonts w:ascii="Times New Roman" w:eastAsia="Times New Roman" w:hAnsi="Times New Roman" w:cs="Times New Roman"/>
-      <w:kern w:val="0"/>
-      <w14:ligatures w14:val="none"/>
     </w:rPr>
   </w:style>
   <w:style w:type="character" w:styleId="HTMLCode">
@@ -4739,6 +4783,118 @@
     <w:name w:val="katex-error"/>
     <w:basedOn w:val="DefaultParagraphFont"/>
     <w:rsid w:val="005764E4"/>
+  </w:style>
+  <w:style w:type="paragraph" w:styleId="Caption">
+    <w:name w:val="caption"/>
+    <w:basedOn w:val="Normal"/>
+    <w:next w:val="Normal"/>
+    <w:uiPriority w:val="35"/>
+    <w:semiHidden/>
+    <w:unhideWhenUsed/>
+    <w:qFormat/>
+    <w:rsid w:val="005B6478"/>
+    <w:pPr>
+      <w:spacing w:line="240" w:lineRule="auto"/>
+    </w:pPr>
+    <w:rPr>
+      <w:b/>
+      <w:bCs/>
+      <w:smallCaps/>
+      <w:color w:val="0E2841" w:themeColor="text2"/>
+    </w:rPr>
+  </w:style>
+  <w:style w:type="character" w:styleId="Emphasis">
+    <w:name w:val="Emphasis"/>
+    <w:basedOn w:val="DefaultParagraphFont"/>
+    <w:uiPriority w:val="20"/>
+    <w:qFormat/>
+    <w:rsid w:val="005B6478"/>
+    <w:rPr>
+      <w:i/>
+      <w:iCs/>
+    </w:rPr>
+  </w:style>
+  <w:style w:type="paragraph" w:styleId="NoSpacing">
+    <w:name w:val="No Spacing"/>
+    <w:uiPriority w:val="1"/>
+    <w:qFormat/>
+    <w:rsid w:val="005B6478"/>
+    <w:pPr>
+      <w:spacing w:after="0" w:line="240" w:lineRule="auto"/>
+    </w:pPr>
+  </w:style>
+  <w:style w:type="character" w:styleId="SubtleEmphasis">
+    <w:name w:val="Subtle Emphasis"/>
+    <w:basedOn w:val="DefaultParagraphFont"/>
+    <w:uiPriority w:val="19"/>
+    <w:qFormat/>
+    <w:rsid w:val="005B6478"/>
+    <w:rPr>
+      <w:i/>
+      <w:iCs/>
+      <w:color w:val="595959" w:themeColor="text1" w:themeTint="A6"/>
+    </w:rPr>
+  </w:style>
+  <w:style w:type="character" w:styleId="SubtleReference">
+    <w:name w:val="Subtle Reference"/>
+    <w:basedOn w:val="DefaultParagraphFont"/>
+    <w:uiPriority w:val="31"/>
+    <w:qFormat/>
+    <w:rsid w:val="005B6478"/>
+    <w:rPr>
+      <w:smallCaps/>
+      <w:color w:val="595959" w:themeColor="text1" w:themeTint="A6"/>
+      <w:u w:val="none" w:color="7F7F7F" w:themeColor="text1" w:themeTint="80"/>
+      <w:bdr w:val="none" w:sz="0" w:space="0" w:color="auto"/>
+    </w:rPr>
+  </w:style>
+  <w:style w:type="character" w:styleId="BookTitle">
+    <w:name w:val="Book Title"/>
+    <w:basedOn w:val="DefaultParagraphFont"/>
+    <w:uiPriority w:val="33"/>
+    <w:qFormat/>
+    <w:rsid w:val="005B6478"/>
+    <w:rPr>
+      <w:b/>
+      <w:bCs/>
+      <w:smallCaps/>
+      <w:spacing w:val="10"/>
+    </w:rPr>
+  </w:style>
+  <w:style w:type="paragraph" w:styleId="TOCHeading">
+    <w:name w:val="TOC Heading"/>
+    <w:basedOn w:val="Heading1"/>
+    <w:next w:val="Normal"/>
+    <w:uiPriority w:val="39"/>
+    <w:unhideWhenUsed/>
+    <w:qFormat/>
+    <w:rsid w:val="005B6478"/>
+    <w:pPr>
+      <w:outlineLvl w:val="9"/>
+    </w:pPr>
+  </w:style>
+  <w:style w:type="paragraph" w:styleId="TOC1">
+    <w:name w:val="toc 1"/>
+    <w:basedOn w:val="Normal"/>
+    <w:next w:val="Normal"/>
+    <w:autoRedefine/>
+    <w:uiPriority w:val="39"/>
+    <w:unhideWhenUsed/>
+    <w:rsid w:val="005B6478"/>
+    <w:pPr>
+      <w:spacing w:after="100"/>
+    </w:pPr>
+  </w:style>
+  <w:style w:type="character" w:styleId="Hyperlink">
+    <w:name w:val="Hyperlink"/>
+    <w:basedOn w:val="DefaultParagraphFont"/>
+    <w:uiPriority w:val="99"/>
+    <w:unhideWhenUsed/>
+    <w:rsid w:val="005B6478"/>
+    <w:rPr>
+      <w:color w:val="467886" w:themeColor="hyperlink"/>
+      <w:u w:val="single"/>
+    </w:rPr>
   </w:style>
 </w:styles>
 </file>
@@ -5056,4 +5212,16 @@
     </a:ext>
   </a:extLst>
 </a:theme>
+</file>
+
+<file path=customXml/item1.xml><?xml version="1.0" encoding="utf-8"?>
+<b:Sources xmlns:b="http://schemas.openxmlformats.org/officeDocument/2006/bibliography" xmlns="http://schemas.openxmlformats.org/officeDocument/2006/bibliography" SelectedStyle="\APASixthEditionOfficeOnline.xsl" StyleName="APA" Version="6"/>
+</file>
+
+<file path=customXml/itemProps1.xml><?xml version="1.0" encoding="utf-8"?>
+<ds:datastoreItem xmlns:ds="http://schemas.openxmlformats.org/officeDocument/2006/customXml" ds:itemID="{8FAC198A-C177-42E4-A57B-3AD73DC9718C}">
+  <ds:schemaRefs>
+    <ds:schemaRef ds:uri="http://schemas.openxmlformats.org/officeDocument/2006/bibliography"/>
+  </ds:schemaRefs>
+</ds:datastoreItem>
 </file>